--- a/ClothingClassifier_Model_Development_Report.docx
+++ b/ClothingClassifier_Model_Development_Report.docx
@@ -12,7 +12,15 @@
           <w:color w:val="1F4E79"/>
           <w:sz w:val="44"/>
         </w:rPr>
-        <w:t>Clothing Image Classification System</w:t>
+        <w:t>Outfit</w:t>
+      </w:r>
+      <w:r>
+        <w:rPr>
+          <w:b/>
+          <w:color w:val="1F4E79"/>
+          <w:sz w:val="44"/>
+        </w:rPr>
+        <w:t xml:space="preserve"> Image Classification</w:t>
       </w:r>
     </w:p>
     <w:p>
@@ -26,13 +34,27 @@
     <w:p>
       <w:pPr>
         <w:jc w:val="center"/>
+        <w:rPr>
+          <w:sz w:val="22"/>
+        </w:rPr>
       </w:pPr>
       <w:r>
         <w:rPr>
           <w:sz w:val="22"/>
         </w:rPr>
-        <w:t>Model Development Complete Report</w:t>
+        <w:t xml:space="preserve">Capston Project </w:t>
       </w:r>
+      <w:r>
+        <w:rPr>
+          <w:sz w:val="22"/>
+        </w:rPr>
+        <w:t>2 – Computer Vision &amp; Transfer Learning</w:t>
+      </w:r>
+    </w:p>
+    <w:p>
+      <w:pPr>
+        <w:jc w:val="center"/>
+      </w:pPr>
       <w:r>
         <w:rPr>
           <w:sz w:val="22"/>
@@ -70,41 +92,41 @@
       <w:pPr>
         <w:pStyle w:val="Heading1"/>
       </w:pPr>
-    </w:p>
-    <w:p>
-      <w:pPr>
-        <w:pStyle w:val="Heading1"/>
-      </w:pPr>
       <w:r>
         <w:t>Key Deliverables</w:t>
       </w:r>
     </w:p>
     <w:tbl>
       <w:tblPr>
-        <w:tblStyle w:val="TableGrid"/>
+        <w:tblStyle w:val="GridTable5Dark-Accent1"/>
         <w:tblW w:w="0" w:type="auto"/>
-        <w:jc w:val="center"/>
         <w:tblLook w:val="04A0" w:firstRow="1" w:lastRow="0" w:firstColumn="1" w:lastColumn="0" w:noHBand="0" w:noVBand="1"/>
       </w:tblPr>
       <w:tblGrid>
-        <w:gridCol w:w="5112"/>
-        <w:gridCol w:w="5112"/>
+        <w:gridCol w:w="4219"/>
+        <w:gridCol w:w="6005"/>
       </w:tblGrid>
       <w:tr>
         <w:trPr>
-          <w:jc w:val="center"/>
+          <w:cnfStyle w:val="100000000000" w:firstRow="1" w:lastRow="0" w:firstColumn="0" w:lastColumn="0" w:oddVBand="0" w:evenVBand="0" w:oddHBand="0" w:evenHBand="0" w:firstRowFirstColumn="0" w:firstRowLastColumn="0" w:lastRowFirstColumn="0" w:lastRowLastColumn="0"/>
         </w:trPr>
         <w:tc>
           <w:tcPr>
-            <w:tcW w:w="5112" w:type="dxa"/>
-            <w:shd w:val="clear" w:color="auto" w:fill="1F4E78"/>
-          </w:tcPr>
-          <w:p>
-            <w:r>
-              <w:rPr>
-                <w:b/>
+            <w:cnfStyle w:val="001000000000" w:firstRow="0" w:lastRow="0" w:firstColumn="1" w:lastColumn="0" w:oddVBand="0" w:evenVBand="0" w:oddHBand="0" w:evenHBand="0" w:firstRowFirstColumn="0" w:firstRowLastColumn="0" w:lastRowFirstColumn="0" w:lastRowLastColumn="0"/>
+            <w:tcW w:w="4219" w:type="dxa"/>
+          </w:tcPr>
+          <w:p>
+            <w:pPr>
+              <w:rPr>
+                <w:sz w:val="18"/>
+                <w:szCs w:val="18"/>
+              </w:rPr>
+            </w:pPr>
+            <w:r>
+              <w:rPr>
                 <w:color w:val="FFFFFF"/>
-                <w:sz w:val="16"/>
+                <w:sz w:val="18"/>
+                <w:szCs w:val="18"/>
               </w:rPr>
               <w:t>Deliverable</w:t>
             </w:r>
@@ -112,15 +134,21 @@
         </w:tc>
         <w:tc>
           <w:tcPr>
-            <w:tcW w:w="5112" w:type="dxa"/>
-            <w:shd w:val="clear" w:color="auto" w:fill="1F4E78"/>
-          </w:tcPr>
-          <w:p>
-            <w:r>
-              <w:rPr>
-                <w:b/>
+            <w:tcW w:w="6005" w:type="dxa"/>
+          </w:tcPr>
+          <w:p>
+            <w:pPr>
+              <w:cnfStyle w:val="100000000000" w:firstRow="1" w:lastRow="0" w:firstColumn="0" w:lastColumn="0" w:oddVBand="0" w:evenVBand="0" w:oddHBand="0" w:evenHBand="0" w:firstRowFirstColumn="0" w:firstRowLastColumn="0" w:lastRowFirstColumn="0" w:lastRowLastColumn="0"/>
+              <w:rPr>
+                <w:sz w:val="18"/>
+                <w:szCs w:val="18"/>
+              </w:rPr>
+            </w:pPr>
+            <w:r>
+              <w:rPr>
                 <w:color w:val="FFFFFF"/>
-                <w:sz w:val="16"/>
+                <w:sz w:val="18"/>
+                <w:szCs w:val="18"/>
               </w:rPr>
               <w:t>Location / result</w:t>
             </w:r>
@@ -129,16 +157,25 @@
       </w:tr>
       <w:tr>
         <w:trPr>
-          <w:jc w:val="center"/>
+          <w:cnfStyle w:val="000000100000" w:firstRow="0" w:lastRow="0" w:firstColumn="0" w:lastColumn="0" w:oddVBand="0" w:evenVBand="0" w:oddHBand="1" w:evenHBand="0" w:firstRowFirstColumn="0" w:firstRowLastColumn="0" w:lastRowFirstColumn="0" w:lastRowLastColumn="0"/>
+          <w:trHeight w:val="335"/>
         </w:trPr>
         <w:tc>
           <w:tcPr>
-            <w:tcW w:w="5112" w:type="dxa"/>
-          </w:tcPr>
-          <w:p>
-            <w:r>
-              <w:rPr>
-                <w:sz w:val="16"/>
+            <w:cnfStyle w:val="001000000000" w:firstRow="0" w:lastRow="0" w:firstColumn="1" w:lastColumn="0" w:oddVBand="0" w:evenVBand="0" w:oddHBand="0" w:evenHBand="0" w:firstRowFirstColumn="0" w:firstRowLastColumn="0" w:lastRowFirstColumn="0" w:lastRowLastColumn="0"/>
+            <w:tcW w:w="4219" w:type="dxa"/>
+          </w:tcPr>
+          <w:p>
+            <w:pPr>
+              <w:rPr>
+                <w:sz w:val="18"/>
+                <w:szCs w:val="18"/>
+              </w:rPr>
+            </w:pPr>
+            <w:r>
+              <w:rPr>
+                <w:sz w:val="18"/>
+                <w:szCs w:val="18"/>
               </w:rPr>
               <w:t>Dataset</w:t>
             </w:r>
@@ -146,12 +183,20 @@
         </w:tc>
         <w:tc>
           <w:tcPr>
-            <w:tcW w:w="5112" w:type="dxa"/>
-          </w:tcPr>
-          <w:p>
-            <w:r>
-              <w:rPr>
-                <w:sz w:val="16"/>
+            <w:tcW w:w="6005" w:type="dxa"/>
+          </w:tcPr>
+          <w:p>
+            <w:pPr>
+              <w:cnfStyle w:val="000000100000" w:firstRow="0" w:lastRow="0" w:firstColumn="0" w:lastColumn="0" w:oddVBand="0" w:evenVBand="0" w:oddHBand="1" w:evenHBand="0" w:firstRowFirstColumn="0" w:firstRowLastColumn="0" w:lastRowFirstColumn="0" w:lastRowLastColumn="0"/>
+              <w:rPr>
+                <w:sz w:val="18"/>
+                <w:szCs w:val="18"/>
+              </w:rPr>
+            </w:pPr>
+            <w:r>
+              <w:rPr>
+                <w:sz w:val="18"/>
+                <w:szCs w:val="18"/>
               </w:rPr>
               <w:t>images.csv (5,403 records) and images/</w:t>
             </w:r>
@@ -160,45 +205,57 @@
       </w:tr>
       <w:tr>
         <w:trPr>
-          <w:jc w:val="center"/>
+          <w:trHeight w:val="270"/>
         </w:trPr>
         <w:tc>
           <w:tcPr>
-            <w:tcW w:w="5112" w:type="dxa"/>
-            <w:shd w:val="clear" w:color="auto" w:fill="EAF2F8"/>
-          </w:tcPr>
-          <w:p>
-            <w:r>
-              <w:rPr>
-                <w:sz w:val="16"/>
-              </w:rPr>
-              <w:t>Development notebook</w:t>
-            </w:r>
-          </w:p>
-        </w:tc>
-        <w:tc>
-          <w:tcPr>
-            <w:tcW w:w="5112" w:type="dxa"/>
-            <w:shd w:val="clear" w:color="auto" w:fill="EAF2F8"/>
-          </w:tcPr>
-          <w:p>
-            <w:proofErr w:type="spellStart"/>
-            <w:r>
-              <w:rPr>
-                <w:sz w:val="16"/>
-              </w:rPr>
-              <w:t>Outfit</w:t>
-            </w:r>
-            <w:r>
-              <w:rPr>
-                <w:sz w:val="16"/>
-              </w:rPr>
-              <w:t>Classifier.ipynb</w:t>
-            </w:r>
-            <w:proofErr w:type="spellEnd"/>
-            <w:r>
-              <w:rPr>
-                <w:sz w:val="16"/>
+            <w:cnfStyle w:val="001000000000" w:firstRow="0" w:lastRow="0" w:firstColumn="1" w:lastColumn="0" w:oddVBand="0" w:evenVBand="0" w:oddHBand="0" w:evenHBand="0" w:firstRowFirstColumn="0" w:firstRowLastColumn="0" w:lastRowFirstColumn="0" w:lastRowLastColumn="0"/>
+            <w:tcW w:w="4219" w:type="dxa"/>
+          </w:tcPr>
+          <w:p>
+            <w:pPr>
+              <w:rPr>
+                <w:sz w:val="18"/>
+                <w:szCs w:val="18"/>
+              </w:rPr>
+            </w:pPr>
+            <w:r>
+              <w:rPr>
+                <w:sz w:val="18"/>
+                <w:szCs w:val="18"/>
+              </w:rPr>
+              <w:t xml:space="preserve">Github Repository Link: </w:t>
+            </w:r>
+          </w:p>
+        </w:tc>
+        <w:tc>
+          <w:tcPr>
+            <w:tcW w:w="6005" w:type="dxa"/>
+          </w:tcPr>
+          <w:p>
+            <w:pPr>
+              <w:cnfStyle w:val="000000000000" w:firstRow="0" w:lastRow="0" w:firstColumn="0" w:lastColumn="0" w:oddVBand="0" w:evenVBand="0" w:oddHBand="0" w:evenHBand="0" w:firstRowFirstColumn="0" w:firstRowLastColumn="0" w:lastRowFirstColumn="0" w:lastRowLastColumn="0"/>
+              <w:rPr>
+                <w:sz w:val="18"/>
+                <w:szCs w:val="18"/>
+              </w:rPr>
+            </w:pPr>
+            <w:hyperlink r:id="rId8" w:history="1">
+              <w:r>
+                <w:rPr>
+                  <w:rStyle w:val="Hyperlink"/>
+                  <w:sz w:val="18"/>
+                  <w:szCs w:val="18"/>
+                  <w:lang w:val="en-IN"/>
+                </w:rPr>
+                <w:t>https://github.com/MyGit-App/OutfitClassifier.git</w:t>
+              </w:r>
+            </w:hyperlink>
+            <w:r>
+              <w:rPr>
+                <w:sz w:val="18"/>
+                <w:szCs w:val="18"/>
+                <w:lang w:val="en-IN"/>
               </w:rPr>
               <w:t xml:space="preserve"> </w:t>
             </w:r>
@@ -207,88 +264,180 @@
       </w:tr>
       <w:tr>
         <w:trPr>
-          <w:jc w:val="center"/>
+          <w:cnfStyle w:val="000000100000" w:firstRow="0" w:lastRow="0" w:firstColumn="0" w:lastColumn="0" w:oddVBand="0" w:evenVBand="0" w:oddHBand="1" w:evenHBand="0" w:firstRowFirstColumn="0" w:firstRowLastColumn="0" w:lastRowFirstColumn="0" w:lastRowLastColumn="0"/>
+          <w:trHeight w:val="270"/>
         </w:trPr>
         <w:tc>
           <w:tcPr>
-            <w:tcW w:w="5112" w:type="dxa"/>
-          </w:tcPr>
-          <w:p>
-            <w:r>
-              <w:rPr>
-                <w:sz w:val="16"/>
-              </w:rPr>
-              <w:t>Selected model</w:t>
-            </w:r>
-          </w:p>
-        </w:tc>
-        <w:tc>
-          <w:tcPr>
-            <w:tcW w:w="5112" w:type="dxa"/>
-          </w:tcPr>
-          <w:p>
-            <w:r>
-              <w:rPr>
-                <w:sz w:val="16"/>
-              </w:rPr>
-              <w:t>best_tuned_vgg16.keras</w:t>
+            <w:cnfStyle w:val="001000000000" w:firstRow="0" w:lastRow="0" w:firstColumn="1" w:lastColumn="0" w:oddVBand="0" w:evenVBand="0" w:oddHBand="0" w:evenHBand="0" w:firstRowFirstColumn="0" w:firstRowLastColumn="0" w:lastRowFirstColumn="0" w:lastRowLastColumn="0"/>
+            <w:tcW w:w="4219" w:type="dxa"/>
+          </w:tcPr>
+          <w:p>
+            <w:pPr>
+              <w:rPr>
+                <w:sz w:val="18"/>
+                <w:szCs w:val="18"/>
+              </w:rPr>
+            </w:pPr>
+            <w:r>
+              <w:rPr>
+                <w:sz w:val="18"/>
+                <w:szCs w:val="18"/>
+              </w:rPr>
+              <w:t>Development notebook</w:t>
+            </w:r>
+          </w:p>
+        </w:tc>
+        <w:tc>
+          <w:tcPr>
+            <w:tcW w:w="6005" w:type="dxa"/>
+          </w:tcPr>
+          <w:p>
+            <w:pPr>
+              <w:cnfStyle w:val="000000100000" w:firstRow="0" w:lastRow="0" w:firstColumn="0" w:lastColumn="0" w:oddVBand="0" w:evenVBand="0" w:oddHBand="1" w:evenHBand="0" w:firstRowFirstColumn="0" w:firstRowLastColumn="0" w:lastRowFirstColumn="0" w:lastRowLastColumn="0"/>
+              <w:rPr>
+                <w:sz w:val="18"/>
+                <w:szCs w:val="18"/>
+              </w:rPr>
+            </w:pPr>
+            <w:r>
+              <w:rPr>
+                <w:sz w:val="18"/>
+                <w:szCs w:val="18"/>
+              </w:rPr>
+              <w:t>Outfit</w:t>
+            </w:r>
+            <w:r>
+              <w:rPr>
+                <w:sz w:val="18"/>
+                <w:szCs w:val="18"/>
+              </w:rPr>
+              <w:t>Classifier.ipynb</w:t>
+            </w:r>
+            <w:r>
+              <w:rPr>
+                <w:sz w:val="18"/>
+                <w:szCs w:val="18"/>
+              </w:rPr>
+              <w:t xml:space="preserve"> </w:t>
             </w:r>
           </w:p>
         </w:tc>
       </w:tr>
       <w:tr>
         <w:trPr>
-          <w:jc w:val="center"/>
+          <w:trHeight w:val="273"/>
         </w:trPr>
         <w:tc>
           <w:tcPr>
-            <w:tcW w:w="5112" w:type="dxa"/>
-            <w:shd w:val="clear" w:color="auto" w:fill="EAF2F8"/>
-          </w:tcPr>
-          <w:p>
-            <w:r>
-              <w:rPr>
-                <w:sz w:val="16"/>
-              </w:rPr>
-              <w:t>Other artifacts</w:t>
-            </w:r>
-          </w:p>
-        </w:tc>
-        <w:tc>
-          <w:tcPr>
-            <w:tcW w:w="5112" w:type="dxa"/>
-            <w:shd w:val="clear" w:color="auto" w:fill="EAF2F8"/>
-          </w:tcPr>
-          <w:p>
-            <w:proofErr w:type="spellStart"/>
-            <w:r>
-              <w:t>best_custom_</w:t>
-            </w:r>
-            <w:proofErr w:type="gramStart"/>
-            <w:r>
-              <w:t>cnn.keras</w:t>
-            </w:r>
-            <w:proofErr w:type="spellEnd"/>
-            <w:proofErr w:type="gramEnd"/>
-            <w:r>
-              <w:t>; best_tuned_resnet50.keras; best_tuned_effnetb0.keras</w:t>
+            <w:cnfStyle w:val="001000000000" w:firstRow="0" w:lastRow="0" w:firstColumn="1" w:lastColumn="0" w:oddVBand="0" w:evenVBand="0" w:oddHBand="0" w:evenHBand="0" w:firstRowFirstColumn="0" w:firstRowLastColumn="0" w:lastRowFirstColumn="0" w:lastRowLastColumn="0"/>
+            <w:tcW w:w="4219" w:type="dxa"/>
+          </w:tcPr>
+          <w:p>
+            <w:pPr>
+              <w:rPr>
+                <w:sz w:val="18"/>
+                <w:szCs w:val="18"/>
+              </w:rPr>
+            </w:pPr>
+            <w:r>
+              <w:rPr>
+                <w:sz w:val="18"/>
+                <w:szCs w:val="18"/>
+              </w:rPr>
+              <w:t>Selected model</w:t>
+            </w:r>
+          </w:p>
+        </w:tc>
+        <w:tc>
+          <w:tcPr>
+            <w:tcW w:w="6005" w:type="dxa"/>
+          </w:tcPr>
+          <w:p>
+            <w:pPr>
+              <w:cnfStyle w:val="000000000000" w:firstRow="0" w:lastRow="0" w:firstColumn="0" w:lastColumn="0" w:oddVBand="0" w:evenVBand="0" w:oddHBand="0" w:evenHBand="0" w:firstRowFirstColumn="0" w:firstRowLastColumn="0" w:lastRowFirstColumn="0" w:lastRowLastColumn="0"/>
+              <w:rPr>
+                <w:sz w:val="18"/>
+                <w:szCs w:val="18"/>
+              </w:rPr>
+            </w:pPr>
+            <w:r>
+              <w:rPr>
+                <w:sz w:val="18"/>
+                <w:szCs w:val="18"/>
+              </w:rPr>
+              <w:t>best_tuned_vgg16.keras</w:t>
             </w:r>
           </w:p>
         </w:tc>
       </w:tr>
       <w:tr>
         <w:trPr>
-          <w:jc w:val="center"/>
+          <w:cnfStyle w:val="000000100000" w:firstRow="0" w:lastRow="0" w:firstColumn="0" w:lastColumn="0" w:oddVBand="0" w:evenVBand="0" w:oddHBand="1" w:evenHBand="0" w:firstRowFirstColumn="0" w:firstRowLastColumn="0" w:lastRowFirstColumn="0" w:lastRowLastColumn="0"/>
         </w:trPr>
         <w:tc>
           <w:tcPr>
-            <w:tcW w:w="5112" w:type="dxa"/>
-            <w:shd w:val="clear" w:color="auto" w:fill="EAF2F8"/>
-          </w:tcPr>
-          <w:p>
-            <w:r>
-              <w:rPr>
-                <w:sz w:val="16"/>
+            <w:cnfStyle w:val="001000000000" w:firstRow="0" w:lastRow="0" w:firstColumn="1" w:lastColumn="0" w:oddVBand="0" w:evenVBand="0" w:oddHBand="0" w:evenHBand="0" w:firstRowFirstColumn="0" w:firstRowLastColumn="0" w:lastRowFirstColumn="0" w:lastRowLastColumn="0"/>
+            <w:tcW w:w="4219" w:type="dxa"/>
+          </w:tcPr>
+          <w:p>
+            <w:pPr>
+              <w:rPr>
+                <w:b w:val="0"/>
+                <w:bCs w:val="0"/>
+              </w:rPr>
+            </w:pPr>
+            <w:r>
+              <w:rPr>
+                <w:sz w:val="18"/>
+                <w:szCs w:val="18"/>
+              </w:rPr>
+              <w:t>S</w:t>
+            </w:r>
+            <w:r>
+              <w:t>treamlit Application</w:t>
+            </w:r>
+          </w:p>
+        </w:tc>
+        <w:tc>
+          <w:tcPr>
+            <w:tcW w:w="6005" w:type="dxa"/>
+          </w:tcPr>
+          <w:p>
+            <w:pPr>
+              <w:cnfStyle w:val="000000100000" w:firstRow="0" w:lastRow="0" w:firstColumn="0" w:lastColumn="0" w:oddVBand="0" w:evenVBand="0" w:oddHBand="1" w:evenHBand="0" w:firstRowFirstColumn="0" w:firstRowLastColumn="0" w:lastRowFirstColumn="0" w:lastRowLastColumn="0"/>
+              <w:rPr>
+                <w:sz w:val="18"/>
+                <w:szCs w:val="18"/>
+              </w:rPr>
+            </w:pPr>
+            <w:r>
+              <w:rPr>
+                <w:sz w:val="18"/>
+                <w:szCs w:val="18"/>
+              </w:rPr>
+              <w:t>Model is too large to upload to GitHub</w:t>
+            </w:r>
+          </w:p>
+        </w:tc>
+      </w:tr>
+      <w:tr>
+        <w:tc>
+          <w:tcPr>
+            <w:cnfStyle w:val="001000000000" w:firstRow="0" w:lastRow="0" w:firstColumn="1" w:lastColumn="0" w:oddVBand="0" w:evenVBand="0" w:oddHBand="0" w:evenHBand="0" w:firstRowFirstColumn="0" w:firstRowLastColumn="0" w:lastRowFirstColumn="0" w:lastRowLastColumn="0"/>
+            <w:tcW w:w="4219" w:type="dxa"/>
+          </w:tcPr>
+          <w:p>
+            <w:pPr>
+              <w:rPr>
+                <w:sz w:val="18"/>
+                <w:szCs w:val="18"/>
+              </w:rPr>
+            </w:pPr>
+            <w:r>
+              <w:rPr>
+                <w:sz w:val="18"/>
+                <w:szCs w:val="18"/>
               </w:rPr>
               <w:t>Dataset source</w:t>
             </w:r>
@@ -296,13 +445,20 @@
         </w:tc>
         <w:tc>
           <w:tcPr>
-            <w:tcW w:w="5112" w:type="dxa"/>
-            <w:shd w:val="clear" w:color="auto" w:fill="EAF2F8"/>
-          </w:tcPr>
-          <w:p>
-            <w:r>
-              <w:rPr>
-                <w:sz w:val="16"/>
+            <w:tcW w:w="6005" w:type="dxa"/>
+          </w:tcPr>
+          <w:p>
+            <w:pPr>
+              <w:cnfStyle w:val="000000000000" w:firstRow="0" w:lastRow="0" w:firstColumn="0" w:lastColumn="0" w:oddVBand="0" w:evenVBand="0" w:oddHBand="0" w:evenHBand="0" w:firstRowFirstColumn="0" w:firstRowLastColumn="0" w:lastRowFirstColumn="0" w:lastRowLastColumn="0"/>
+              <w:rPr>
+                <w:sz w:val="18"/>
+                <w:szCs w:val="18"/>
+              </w:rPr>
+            </w:pPr>
+            <w:r>
+              <w:rPr>
+                <w:sz w:val="18"/>
+                <w:szCs w:val="18"/>
               </w:rPr>
               <w:t>Clothing Dataset Full - https://www.kaggle.com/datasets/agrigorev/clothing-dataset-full</w:t>
             </w:r>
@@ -366,15 +522,7 @@
         <w:pStyle w:val="ListBullet"/>
       </w:pPr>
       <w:r>
-        <w:t xml:space="preserve">Which VGG16, ResNet50, or </w:t>
-      </w:r>
-      <w:proofErr w:type="spellStart"/>
-      <w:r>
-        <w:t>EfficientNet</w:t>
-      </w:r>
-      <w:proofErr w:type="spellEnd"/>
-      <w:r>
-        <w:t xml:space="preserve"> configuration generalizes best?</w:t>
+        <w:t>Which VGG16, ResNet50, or EfficientNet configuration generalizes best?</w:t>
       </w:r>
     </w:p>
     <w:p>
@@ -395,39 +543,71 @@
     </w:p>
     <w:p>
       <w:pPr>
+        <w:pStyle w:val="ListBullet"/>
+        <w:numPr>
+          <w:ilvl w:val="0"/>
+          <w:numId w:val="0"/>
+        </w:numPr>
+        <w:ind w:left="360" w:hanging="360"/>
+      </w:pPr>
+    </w:p>
+    <w:p>
+      <w:pPr>
+        <w:pStyle w:val="ListBullet"/>
+        <w:numPr>
+          <w:ilvl w:val="0"/>
+          <w:numId w:val="0"/>
+        </w:numPr>
+        <w:ind w:left="360" w:hanging="360"/>
+      </w:pPr>
+    </w:p>
+    <w:p>
+      <w:pPr>
+        <w:pStyle w:val="ListBullet"/>
+        <w:numPr>
+          <w:ilvl w:val="0"/>
+          <w:numId w:val="0"/>
+        </w:numPr>
+        <w:ind w:left="360" w:hanging="360"/>
+      </w:pPr>
+    </w:p>
+    <w:p>
+      <w:pPr>
+        <w:pStyle w:val="ListBullet"/>
+        <w:numPr>
+          <w:ilvl w:val="0"/>
+          <w:numId w:val="0"/>
+        </w:numPr>
+        <w:ind w:left="360" w:hanging="360"/>
+      </w:pPr>
+    </w:p>
+    <w:p>
+      <w:pPr>
+        <w:pStyle w:val="ListBullet"/>
+        <w:numPr>
+          <w:ilvl w:val="0"/>
+          <w:numId w:val="0"/>
+        </w:numPr>
+        <w:ind w:left="360" w:hanging="360"/>
+      </w:pPr>
+    </w:p>
+    <w:p>
+      <w:pPr>
         <w:pStyle w:val="Heading1"/>
       </w:pPr>
       <w:r>
-        <w:lastRenderedPageBreak/>
         <w:t>3. Data Loading and Exploration</w:t>
       </w:r>
     </w:p>
     <w:p>
       <w:r>
-        <w:t xml:space="preserve">The notebook reads images.csv with pandas. Columns are image, </w:t>
-      </w:r>
-      <w:proofErr w:type="spellStart"/>
-      <w:r>
-        <w:t>sender_id</w:t>
-      </w:r>
-      <w:proofErr w:type="spellEnd"/>
-      <w:r>
-        <w:t xml:space="preserve">, label, and kids. The raw dataset has 5,403 records and 20 labels. Image paths are formed </w:t>
-      </w:r>
-      <w:proofErr w:type="gramStart"/>
-      <w:r>
-        <w:t>as .</w:t>
-      </w:r>
-      <w:proofErr w:type="gramEnd"/>
-      <w:r>
-        <w:t>\images\&lt;image-id&gt;.jpg.</w:t>
+        <w:t>The notebook reads images.csv with pandas. Columns are image, sender_id, label, and kids. The raw dataset has 5,403 records and 20 labels. Image paths are formed as .\images\&lt;image-id&gt;.jpg.</w:t>
       </w:r>
     </w:p>
     <w:tbl>
       <w:tblPr>
-        <w:tblStyle w:val="TableGrid"/>
+        <w:tblStyle w:val="GridTable5Dark-Accent1"/>
         <w:tblW w:w="0" w:type="auto"/>
-        <w:jc w:val="center"/>
         <w:tblLook w:val="04A0" w:firstRow="1" w:lastRow="0" w:firstColumn="1" w:lastColumn="0" w:noHBand="0" w:noVBand="1"/>
       </w:tblPr>
       <w:tblGrid>
@@ -436,17 +616,16 @@
       </w:tblGrid>
       <w:tr>
         <w:trPr>
-          <w:jc w:val="center"/>
+          <w:cnfStyle w:val="100000000000" w:firstRow="1" w:lastRow="0" w:firstColumn="0" w:lastColumn="0" w:oddVBand="0" w:evenVBand="0" w:oddHBand="0" w:evenHBand="0" w:firstRowFirstColumn="0" w:firstRowLastColumn="0" w:lastRowFirstColumn="0" w:lastRowLastColumn="0"/>
         </w:trPr>
         <w:tc>
           <w:tcPr>
+            <w:cnfStyle w:val="001000000000" w:firstRow="0" w:lastRow="0" w:firstColumn="1" w:lastColumn="0" w:oddVBand="0" w:evenVBand="0" w:oddHBand="0" w:evenHBand="0" w:firstRowFirstColumn="0" w:firstRowLastColumn="0" w:lastRowFirstColumn="0" w:lastRowLastColumn="0"/>
             <w:tcW w:w="5112" w:type="dxa"/>
-            <w:shd w:val="clear" w:color="auto" w:fill="1F4E78"/>
-          </w:tcPr>
-          <w:p>
-            <w:r>
-              <w:rPr>
-                <w:b/>
+          </w:tcPr>
+          <w:p>
+            <w:r>
+              <w:rPr>
                 <w:color w:val="FFFFFF"/>
                 <w:sz w:val="16"/>
               </w:rPr>
@@ -457,12 +636,13 @@
         <w:tc>
           <w:tcPr>
             <w:tcW w:w="5112" w:type="dxa"/>
-            <w:shd w:val="clear" w:color="auto" w:fill="1F4E78"/>
-          </w:tcPr>
-          <w:p>
-            <w:r>
-              <w:rPr>
-                <w:b/>
+          </w:tcPr>
+          <w:p>
+            <w:pPr>
+              <w:cnfStyle w:val="100000000000" w:firstRow="1" w:lastRow="0" w:firstColumn="0" w:lastColumn="0" w:oddVBand="0" w:evenVBand="0" w:oddHBand="0" w:evenHBand="0" w:firstRowFirstColumn="0" w:firstRowLastColumn="0" w:lastRowFirstColumn="0" w:lastRowLastColumn="0"/>
+            </w:pPr>
+            <w:r>
+              <w:rPr>
                 <w:color w:val="FFFFFF"/>
                 <w:sz w:val="16"/>
               </w:rPr>
@@ -473,10 +653,12 @@
       </w:tr>
       <w:tr>
         <w:trPr>
-          <w:jc w:val="center"/>
+          <w:cnfStyle w:val="000000100000" w:firstRow="0" w:lastRow="0" w:firstColumn="0" w:lastColumn="0" w:oddVBand="0" w:evenVBand="0" w:oddHBand="1" w:evenHBand="0" w:firstRowFirstColumn="0" w:firstRowLastColumn="0" w:lastRowFirstColumn="0" w:lastRowLastColumn="0"/>
+          <w:trHeight w:val="321"/>
         </w:trPr>
         <w:tc>
           <w:tcPr>
+            <w:cnfStyle w:val="001000000000" w:firstRow="0" w:lastRow="0" w:firstColumn="1" w:lastColumn="0" w:oddVBand="0" w:evenVBand="0" w:oddHBand="0" w:evenHBand="0" w:firstRowFirstColumn="0" w:firstRowLastColumn="0" w:lastRowFirstColumn="0" w:lastRowLastColumn="0"/>
             <w:tcW w:w="5112" w:type="dxa"/>
           </w:tcPr>
           <w:p>
@@ -493,6 +675,9 @@
             <w:tcW w:w="5112" w:type="dxa"/>
           </w:tcPr>
           <w:p>
+            <w:pPr>
+              <w:cnfStyle w:val="000000100000" w:firstRow="0" w:lastRow="0" w:firstColumn="0" w:lastColumn="0" w:oddVBand="0" w:evenVBand="0" w:oddHBand="1" w:evenHBand="0" w:firstRowFirstColumn="0" w:firstRowLastColumn="0" w:lastRowFirstColumn="0" w:lastRowLastColumn="0"/>
+            </w:pPr>
             <w:r>
               <w:rPr>
                 <w:sz w:val="16"/>
@@ -504,12 +689,12 @@
       </w:tr>
       <w:tr>
         <w:trPr>
-          <w:jc w:val="center"/>
+          <w:trHeight w:val="284"/>
         </w:trPr>
         <w:tc>
           <w:tcPr>
+            <w:cnfStyle w:val="001000000000" w:firstRow="0" w:lastRow="0" w:firstColumn="1" w:lastColumn="0" w:oddVBand="0" w:evenVBand="0" w:oddHBand="0" w:evenHBand="0" w:firstRowFirstColumn="0" w:firstRowLastColumn="0" w:lastRowFirstColumn="0" w:lastRowLastColumn="0"/>
             <w:tcW w:w="5112" w:type="dxa"/>
-            <w:shd w:val="clear" w:color="auto" w:fill="EAF2F8"/>
           </w:tcPr>
           <w:p>
             <w:r>
@@ -523,9 +708,11 @@
         <w:tc>
           <w:tcPr>
             <w:tcW w:w="5112" w:type="dxa"/>
-            <w:shd w:val="clear" w:color="auto" w:fill="EAF2F8"/>
-          </w:tcPr>
-          <w:p>
+          </w:tcPr>
+          <w:p>
+            <w:pPr>
+              <w:cnfStyle w:val="000000000000" w:firstRow="0" w:lastRow="0" w:firstColumn="0" w:lastColumn="0" w:oddVBand="0" w:evenVBand="0" w:oddHBand="0" w:evenHBand="0" w:firstRowFirstColumn="0" w:firstRowLastColumn="0" w:lastRowFirstColumn="0" w:lastRowLastColumn="0"/>
+            </w:pPr>
             <w:r>
               <w:rPr>
                 <w:sz w:val="16"/>
@@ -537,10 +724,12 @@
       </w:tr>
       <w:tr>
         <w:trPr>
-          <w:jc w:val="center"/>
+          <w:cnfStyle w:val="000000100000" w:firstRow="0" w:lastRow="0" w:firstColumn="0" w:lastColumn="0" w:oddVBand="0" w:evenVBand="0" w:oddHBand="1" w:evenHBand="0" w:firstRowFirstColumn="0" w:firstRowLastColumn="0" w:lastRowFirstColumn="0" w:lastRowLastColumn="0"/>
+          <w:trHeight w:val="273"/>
         </w:trPr>
         <w:tc>
           <w:tcPr>
+            <w:cnfStyle w:val="001000000000" w:firstRow="0" w:lastRow="0" w:firstColumn="1" w:lastColumn="0" w:oddVBand="0" w:evenVBand="0" w:oddHBand="0" w:evenHBand="0" w:firstRowFirstColumn="0" w:firstRowLastColumn="0" w:lastRowFirstColumn="0" w:lastRowLastColumn="0"/>
             <w:tcW w:w="5112" w:type="dxa"/>
           </w:tcPr>
           <w:p>
@@ -557,6 +746,9 @@
             <w:tcW w:w="5112" w:type="dxa"/>
           </w:tcPr>
           <w:p>
+            <w:pPr>
+              <w:cnfStyle w:val="000000100000" w:firstRow="0" w:lastRow="0" w:firstColumn="0" w:lastColumn="0" w:oddVBand="0" w:evenVBand="0" w:oddHBand="1" w:evenHBand="0" w:firstRowFirstColumn="0" w:firstRowLastColumn="0" w:lastRowFirstColumn="0" w:lastRowLastColumn="0"/>
+            </w:pPr>
             <w:r>
               <w:rPr>
                 <w:sz w:val="16"/>
@@ -568,12 +760,12 @@
       </w:tr>
       <w:tr>
         <w:trPr>
-          <w:jc w:val="center"/>
+          <w:trHeight w:val="264"/>
         </w:trPr>
         <w:tc>
           <w:tcPr>
+            <w:cnfStyle w:val="001000000000" w:firstRow="0" w:lastRow="0" w:firstColumn="1" w:lastColumn="0" w:oddVBand="0" w:evenVBand="0" w:oddHBand="0" w:evenHBand="0" w:firstRowFirstColumn="0" w:firstRowLastColumn="0" w:lastRowFirstColumn="0" w:lastRowLastColumn="0"/>
             <w:tcW w:w="5112" w:type="dxa"/>
-            <w:shd w:val="clear" w:color="auto" w:fill="EAF2F8"/>
           </w:tcPr>
           <w:p>
             <w:r>
@@ -587,38 +779,28 @@
         <w:tc>
           <w:tcPr>
             <w:tcW w:w="5112" w:type="dxa"/>
-            <w:shd w:val="clear" w:color="auto" w:fill="EAF2F8"/>
-          </w:tcPr>
-          <w:p>
+          </w:tcPr>
+          <w:p>
+            <w:pPr>
+              <w:cnfStyle w:val="000000000000" w:firstRow="0" w:lastRow="0" w:firstColumn="0" w:lastColumn="0" w:oddVBand="0" w:evenVBand="0" w:oddHBand="0" w:evenHBand="0" w:firstRowFirstColumn="0" w:firstRowLastColumn="0" w:lastRowFirstColumn="0" w:lastRowLastColumn="0"/>
+            </w:pPr>
             <w:r>
               <w:rPr>
                 <w:sz w:val="16"/>
               </w:rPr>
-              <w:t xml:space="preserve">Skip, </w:t>
-            </w:r>
-            <w:proofErr w:type="gramStart"/>
-            <w:r>
-              <w:rPr>
-                <w:sz w:val="16"/>
-              </w:rPr>
-              <w:t>Not</w:t>
-            </w:r>
-            <w:proofErr w:type="gramEnd"/>
-            <w:r>
-              <w:rPr>
-                <w:sz w:val="16"/>
-              </w:rPr>
-              <w:t xml:space="preserve"> sure, Other</w:t>
+              <w:t>Skip, Not sure, Other</w:t>
             </w:r>
           </w:p>
         </w:tc>
       </w:tr>
       <w:tr>
         <w:trPr>
-          <w:jc w:val="center"/>
+          <w:cnfStyle w:val="000000100000" w:firstRow="0" w:lastRow="0" w:firstColumn="0" w:lastColumn="0" w:oddVBand="0" w:evenVBand="0" w:oddHBand="1" w:evenHBand="0" w:firstRowFirstColumn="0" w:firstRowLastColumn="0" w:lastRowFirstColumn="0" w:lastRowLastColumn="0"/>
+          <w:trHeight w:val="281"/>
         </w:trPr>
         <w:tc>
           <w:tcPr>
+            <w:cnfStyle w:val="001000000000" w:firstRow="0" w:lastRow="0" w:firstColumn="1" w:lastColumn="0" w:oddVBand="0" w:evenVBand="0" w:oddHBand="0" w:evenHBand="0" w:firstRowFirstColumn="0" w:firstRowLastColumn="0" w:lastRowFirstColumn="0" w:lastRowLastColumn="0"/>
             <w:tcW w:w="5112" w:type="dxa"/>
           </w:tcPr>
           <w:p>
@@ -635,6 +817,9 @@
             <w:tcW w:w="5112" w:type="dxa"/>
           </w:tcPr>
           <w:p>
+            <w:pPr>
+              <w:cnfStyle w:val="000000100000" w:firstRow="0" w:lastRow="0" w:firstColumn="0" w:lastColumn="0" w:oddVBand="0" w:evenVBand="0" w:oddHBand="1" w:evenHBand="0" w:firstRowFirstColumn="0" w:firstRowLastColumn="0" w:lastRowFirstColumn="0" w:lastRowLastColumn="0"/>
+            </w:pPr>
             <w:r>
               <w:t>442</w:t>
             </w:r>
@@ -643,12 +828,12 @@
       </w:tr>
       <w:tr>
         <w:trPr>
-          <w:jc w:val="center"/>
+          <w:trHeight w:val="272"/>
         </w:trPr>
         <w:tc>
           <w:tcPr>
+            <w:cnfStyle w:val="001000000000" w:firstRow="0" w:lastRow="0" w:firstColumn="1" w:lastColumn="0" w:oddVBand="0" w:evenVBand="0" w:oddHBand="0" w:evenHBand="0" w:firstRowFirstColumn="0" w:firstRowLastColumn="0" w:lastRowFirstColumn="0" w:lastRowLastColumn="0"/>
             <w:tcW w:w="5112" w:type="dxa"/>
-            <w:shd w:val="clear" w:color="auto" w:fill="EAF2F8"/>
           </w:tcPr>
           <w:p>
             <w:r>
@@ -662,9 +847,11 @@
         <w:tc>
           <w:tcPr>
             <w:tcW w:w="5112" w:type="dxa"/>
-            <w:shd w:val="clear" w:color="auto" w:fill="EAF2F8"/>
-          </w:tcPr>
-          <w:p>
+          </w:tcPr>
+          <w:p>
+            <w:pPr>
+              <w:cnfStyle w:val="000000000000" w:firstRow="0" w:lastRow="0" w:firstColumn="0" w:lastColumn="0" w:oddVBand="0" w:evenVBand="0" w:oddHBand="0" w:evenHBand="0" w:firstRowFirstColumn="0" w:firstRowLastColumn="0" w:lastRowFirstColumn="0" w:lastRowLastColumn="0"/>
+            </w:pPr>
             <w:r>
               <w:rPr>
                 <w:sz w:val="16"/>
@@ -676,10 +863,12 @@
       </w:tr>
       <w:tr>
         <w:trPr>
-          <w:jc w:val="center"/>
+          <w:cnfStyle w:val="000000100000" w:firstRow="0" w:lastRow="0" w:firstColumn="0" w:lastColumn="0" w:oddVBand="0" w:evenVBand="0" w:oddHBand="1" w:evenHBand="0" w:firstRowFirstColumn="0" w:firstRowLastColumn="0" w:lastRowFirstColumn="0" w:lastRowLastColumn="0"/>
+          <w:trHeight w:val="275"/>
         </w:trPr>
         <w:tc>
           <w:tcPr>
+            <w:cnfStyle w:val="001000000000" w:firstRow="0" w:lastRow="0" w:firstColumn="1" w:lastColumn="0" w:oddVBand="0" w:evenVBand="0" w:oddHBand="0" w:evenHBand="0" w:firstRowFirstColumn="0" w:firstRowLastColumn="0" w:lastRowFirstColumn="0" w:lastRowLastColumn="0"/>
             <w:tcW w:w="5112" w:type="dxa"/>
           </w:tcPr>
           <w:p>
@@ -696,6 +885,9 @@
             <w:tcW w:w="5112" w:type="dxa"/>
           </w:tcPr>
           <w:p>
+            <w:pPr>
+              <w:cnfStyle w:val="000000100000" w:firstRow="0" w:lastRow="0" w:firstColumn="0" w:lastColumn="0" w:oddVBand="0" w:evenVBand="0" w:oddHBand="1" w:evenHBand="0" w:firstRowFirstColumn="0" w:firstRowLastColumn="0" w:lastRowFirstColumn="0" w:lastRowLastColumn="0"/>
+            </w:pPr>
             <w:r>
               <w:rPr>
                 <w:sz w:val="16"/>
@@ -707,12 +899,12 @@
       </w:tr>
       <w:tr>
         <w:trPr>
-          <w:jc w:val="center"/>
+          <w:trHeight w:val="266"/>
         </w:trPr>
         <w:tc>
           <w:tcPr>
+            <w:cnfStyle w:val="001000000000" w:firstRow="0" w:lastRow="0" w:firstColumn="1" w:lastColumn="0" w:oddVBand="0" w:evenVBand="0" w:oddHBand="0" w:evenHBand="0" w:firstRowFirstColumn="0" w:firstRowLastColumn="0" w:lastRowFirstColumn="0" w:lastRowLastColumn="0"/>
             <w:tcW w:w="5112" w:type="dxa"/>
-            <w:shd w:val="clear" w:color="auto" w:fill="EAF2F8"/>
           </w:tcPr>
           <w:p>
             <w:r>
@@ -726,9 +918,11 @@
         <w:tc>
           <w:tcPr>
             <w:tcW w:w="5112" w:type="dxa"/>
-            <w:shd w:val="clear" w:color="auto" w:fill="EAF2F8"/>
-          </w:tcPr>
-          <w:p>
+          </w:tcPr>
+          <w:p>
+            <w:pPr>
+              <w:cnfStyle w:val="000000000000" w:firstRow="0" w:lastRow="0" w:firstColumn="0" w:lastColumn="0" w:oddVBand="0" w:evenVBand="0" w:oddHBand="0" w:evenHBand="0" w:firstRowFirstColumn="0" w:firstRowLastColumn="0" w:lastRowFirstColumn="0" w:lastRowLastColumn="0"/>
+            </w:pPr>
             <w:r>
               <w:rPr>
                 <w:sz w:val="16"/>
@@ -740,10 +934,12 @@
       </w:tr>
       <w:tr>
         <w:trPr>
-          <w:jc w:val="center"/>
+          <w:cnfStyle w:val="000000100000" w:firstRow="0" w:lastRow="0" w:firstColumn="0" w:lastColumn="0" w:oddVBand="0" w:evenVBand="0" w:oddHBand="1" w:evenHBand="0" w:firstRowFirstColumn="0" w:firstRowLastColumn="0" w:lastRowFirstColumn="0" w:lastRowLastColumn="0"/>
+          <w:trHeight w:val="283"/>
         </w:trPr>
         <w:tc>
           <w:tcPr>
+            <w:cnfStyle w:val="001000000000" w:firstRow="0" w:lastRow="0" w:firstColumn="1" w:lastColumn="0" w:oddVBand="0" w:evenVBand="0" w:oddHBand="0" w:evenHBand="0" w:firstRowFirstColumn="0" w:firstRowLastColumn="0" w:lastRowFirstColumn="0" w:lastRowLastColumn="0"/>
             <w:tcW w:w="5112" w:type="dxa"/>
           </w:tcPr>
           <w:p>
@@ -760,6 +956,9 @@
             <w:tcW w:w="5112" w:type="dxa"/>
           </w:tcPr>
           <w:p>
+            <w:pPr>
+              <w:cnfStyle w:val="000000100000" w:firstRow="0" w:lastRow="0" w:firstColumn="0" w:lastColumn="0" w:oddVBand="0" w:evenVBand="0" w:oddHBand="1" w:evenHBand="0" w:firstRowFirstColumn="0" w:firstRowLastColumn="0" w:lastRowFirstColumn="0" w:lastRowLastColumn="0"/>
+            </w:pPr>
             <w:r>
               <w:rPr>
                 <w:sz w:val="16"/>
@@ -770,13 +969,10 @@
         </w:tc>
       </w:tr>
       <w:tr>
-        <w:trPr>
-          <w:jc w:val="center"/>
-        </w:trPr>
-        <w:tc>
-          <w:tcPr>
+        <w:tc>
+          <w:tcPr>
+            <w:cnfStyle w:val="001000000000" w:firstRow="0" w:lastRow="0" w:firstColumn="1" w:lastColumn="0" w:oddVBand="0" w:evenVBand="0" w:oddHBand="0" w:evenHBand="0" w:firstRowFirstColumn="0" w:firstRowLastColumn="0" w:lastRowFirstColumn="0" w:lastRowLastColumn="0"/>
             <w:tcW w:w="5112" w:type="dxa"/>
-            <w:shd w:val="clear" w:color="auto" w:fill="EAF2F8"/>
           </w:tcPr>
           <w:p>
             <w:r>
@@ -790,30 +986,24 @@
         <w:tc>
           <w:tcPr>
             <w:tcW w:w="5112" w:type="dxa"/>
-            <w:shd w:val="clear" w:color="auto" w:fill="EAF2F8"/>
-          </w:tcPr>
-          <w:p>
-            <w:r>
-              <w:t xml:space="preserve">3,968 / 993 (80% / 20%), stratified, </w:t>
-            </w:r>
-            <w:proofErr w:type="spellStart"/>
-            <w:r>
-              <w:t>random_state</w:t>
-            </w:r>
-            <w:proofErr w:type="spellEnd"/>
-            <w:r>
-              <w:t>=42</w:t>
+          </w:tcPr>
+          <w:p>
+            <w:pPr>
+              <w:cnfStyle w:val="000000000000" w:firstRow="0" w:lastRow="0" w:firstColumn="0" w:lastColumn="0" w:oddVBand="0" w:evenVBand="0" w:oddHBand="0" w:evenHBand="0" w:firstRowFirstColumn="0" w:firstRowLastColumn="0" w:lastRowFirstColumn="0" w:lastRowLastColumn="0"/>
+            </w:pPr>
+            <w:r>
+              <w:t>3,968 / 993 (80% / 20%), stratified, random_state=42</w:t>
             </w:r>
           </w:p>
         </w:tc>
       </w:tr>
     </w:tbl>
     <w:p/>
+    <w:p/>
     <w:tbl>
       <w:tblPr>
-        <w:tblStyle w:val="TableGrid"/>
+        <w:tblStyle w:val="GridTable6Colorful-Accent1"/>
         <w:tblW w:w="0" w:type="auto"/>
-        <w:jc w:val="center"/>
         <w:tblLook w:val="04A0" w:firstRow="1" w:lastRow="0" w:firstColumn="1" w:lastColumn="0" w:noHBand="0" w:noVBand="1"/>
       </w:tblPr>
       <w:tblGrid>
@@ -824,17 +1014,16 @@
       </w:tblGrid>
       <w:tr>
         <w:trPr>
-          <w:jc w:val="center"/>
+          <w:cnfStyle w:val="100000000000" w:firstRow="1" w:lastRow="0" w:firstColumn="0" w:lastColumn="0" w:oddVBand="0" w:evenVBand="0" w:oddHBand="0" w:evenHBand="0" w:firstRowFirstColumn="0" w:firstRowLastColumn="0" w:lastRowFirstColumn="0" w:lastRowLastColumn="0"/>
         </w:trPr>
         <w:tc>
           <w:tcPr>
+            <w:cnfStyle w:val="001000000000" w:firstRow="0" w:lastRow="0" w:firstColumn="1" w:lastColumn="0" w:oddVBand="0" w:evenVBand="0" w:oddHBand="0" w:evenHBand="0" w:firstRowFirstColumn="0" w:firstRowLastColumn="0" w:lastRowFirstColumn="0" w:lastRowLastColumn="0"/>
             <w:tcW w:w="2556" w:type="dxa"/>
-            <w:shd w:val="clear" w:color="auto" w:fill="1F4E78"/>
-          </w:tcPr>
-          <w:p>
-            <w:r>
-              <w:rPr>
-                <w:b/>
+          </w:tcPr>
+          <w:p>
+            <w:r>
+              <w:rPr>
                 <w:color w:val="FFFFFF"/>
                 <w:sz w:val="16"/>
               </w:rPr>
@@ -845,12 +1034,13 @@
         <w:tc>
           <w:tcPr>
             <w:tcW w:w="2556" w:type="dxa"/>
-            <w:shd w:val="clear" w:color="auto" w:fill="1F4E78"/>
-          </w:tcPr>
-          <w:p>
-            <w:r>
-              <w:rPr>
-                <w:b/>
+          </w:tcPr>
+          <w:p>
+            <w:pPr>
+              <w:cnfStyle w:val="100000000000" w:firstRow="1" w:lastRow="0" w:firstColumn="0" w:lastColumn="0" w:oddVBand="0" w:evenVBand="0" w:oddHBand="0" w:evenHBand="0" w:firstRowFirstColumn="0" w:firstRowLastColumn="0" w:lastRowFirstColumn="0" w:lastRowLastColumn="0"/>
+            </w:pPr>
+            <w:r>
+              <w:rPr>
                 <w:color w:val="FFFFFF"/>
                 <w:sz w:val="16"/>
               </w:rPr>
@@ -861,12 +1051,13 @@
         <w:tc>
           <w:tcPr>
             <w:tcW w:w="2556" w:type="dxa"/>
-            <w:shd w:val="clear" w:color="auto" w:fill="1F4E78"/>
-          </w:tcPr>
-          <w:p>
-            <w:r>
-              <w:rPr>
-                <w:b/>
+          </w:tcPr>
+          <w:p>
+            <w:pPr>
+              <w:cnfStyle w:val="100000000000" w:firstRow="1" w:lastRow="0" w:firstColumn="0" w:lastColumn="0" w:oddVBand="0" w:evenVBand="0" w:oddHBand="0" w:evenHBand="0" w:firstRowFirstColumn="0" w:firstRowLastColumn="0" w:lastRowFirstColumn="0" w:lastRowLastColumn="0"/>
+            </w:pPr>
+            <w:r>
+              <w:rPr>
                 <w:color w:val="FFFFFF"/>
                 <w:sz w:val="16"/>
               </w:rPr>
@@ -877,12 +1068,13 @@
         <w:tc>
           <w:tcPr>
             <w:tcW w:w="2556" w:type="dxa"/>
-            <w:shd w:val="clear" w:color="auto" w:fill="1F4E78"/>
-          </w:tcPr>
-          <w:p>
-            <w:r>
-              <w:rPr>
-                <w:b/>
+          </w:tcPr>
+          <w:p>
+            <w:pPr>
+              <w:cnfStyle w:val="100000000000" w:firstRow="1" w:lastRow="0" w:firstColumn="0" w:lastColumn="0" w:oddVBand="0" w:evenVBand="0" w:oddHBand="0" w:evenHBand="0" w:firstRowFirstColumn="0" w:firstRowLastColumn="0" w:lastRowFirstColumn="0" w:lastRowLastColumn="0"/>
+            </w:pPr>
+            <w:r>
+              <w:rPr>
                 <w:color w:val="FFFFFF"/>
                 <w:sz w:val="16"/>
               </w:rPr>
@@ -893,10 +1085,11 @@
       </w:tr>
       <w:tr>
         <w:trPr>
-          <w:jc w:val="center"/>
+          <w:cnfStyle w:val="000000100000" w:firstRow="0" w:lastRow="0" w:firstColumn="0" w:lastColumn="0" w:oddVBand="0" w:evenVBand="0" w:oddHBand="1" w:evenHBand="0" w:firstRowFirstColumn="0" w:firstRowLastColumn="0" w:lastRowFirstColumn="0" w:lastRowLastColumn="0"/>
         </w:trPr>
         <w:tc>
           <w:tcPr>
+            <w:cnfStyle w:val="001000000000" w:firstRow="0" w:lastRow="0" w:firstColumn="1" w:lastColumn="0" w:oddVBand="0" w:evenVBand="0" w:oddHBand="0" w:evenHBand="0" w:firstRowFirstColumn="0" w:firstRowLastColumn="0" w:lastRowFirstColumn="0" w:lastRowLastColumn="0"/>
             <w:tcW w:w="2556" w:type="dxa"/>
           </w:tcPr>
           <w:p>
@@ -913,6 +1106,9 @@
             <w:tcW w:w="2556" w:type="dxa"/>
           </w:tcPr>
           <w:p>
+            <w:pPr>
+              <w:cnfStyle w:val="000000100000" w:firstRow="0" w:lastRow="0" w:firstColumn="0" w:lastColumn="0" w:oddVBand="0" w:evenVBand="0" w:oddHBand="1" w:evenHBand="0" w:firstRowFirstColumn="0" w:firstRowLastColumn="0" w:lastRowFirstColumn="0" w:lastRowLastColumn="0"/>
+            </w:pPr>
             <w:r>
               <w:rPr>
                 <w:sz w:val="16"/>
@@ -926,14 +1122,15 @@
             <w:tcW w:w="2556" w:type="dxa"/>
           </w:tcPr>
           <w:p>
-            <w:proofErr w:type="spellStart"/>
+            <w:pPr>
+              <w:cnfStyle w:val="000000100000" w:firstRow="0" w:lastRow="0" w:firstColumn="0" w:lastColumn="0" w:oddVBand="0" w:evenVBand="0" w:oddHBand="1" w:evenHBand="0" w:firstRowFirstColumn="0" w:firstRowLastColumn="0" w:lastRowFirstColumn="0" w:lastRowLastColumn="0"/>
+            </w:pPr>
             <w:r>
               <w:rPr>
                 <w:sz w:val="16"/>
               </w:rPr>
               <w:t>Longsleeve</w:t>
             </w:r>
-            <w:proofErr w:type="spellEnd"/>
           </w:p>
         </w:tc>
         <w:tc>
@@ -941,82 +1138,220 @@
             <w:tcW w:w="2556" w:type="dxa"/>
           </w:tcPr>
           <w:p>
+            <w:pPr>
+              <w:cnfStyle w:val="000000100000" w:firstRow="0" w:lastRow="0" w:firstColumn="0" w:lastColumn="0" w:oddVBand="0" w:evenVBand="0" w:oddHBand="1" w:evenHBand="0" w:firstRowFirstColumn="0" w:firstRowLastColumn="0" w:lastRowFirstColumn="0" w:lastRowLastColumn="0"/>
+            </w:pPr>
             <w:r>
               <w:rPr>
                 <w:sz w:val="16"/>
               </w:rPr>
               <w:t>699</w:t>
+            </w:r>
+          </w:p>
+        </w:tc>
+      </w:tr>
+      <w:tr>
+        <w:tc>
+          <w:tcPr>
+            <w:cnfStyle w:val="001000000000" w:firstRow="0" w:lastRow="0" w:firstColumn="1" w:lastColumn="0" w:oddVBand="0" w:evenVBand="0" w:oddHBand="0" w:evenHBand="0" w:firstRowFirstColumn="0" w:firstRowLastColumn="0" w:lastRowFirstColumn="0" w:lastRowLastColumn="0"/>
+            <w:tcW w:w="2556" w:type="dxa"/>
+          </w:tcPr>
+          <w:p>
+            <w:r>
+              <w:rPr>
+                <w:sz w:val="16"/>
+              </w:rPr>
+              <w:t>Pants</w:t>
+            </w:r>
+          </w:p>
+        </w:tc>
+        <w:tc>
+          <w:tcPr>
+            <w:tcW w:w="2556" w:type="dxa"/>
+          </w:tcPr>
+          <w:p>
+            <w:pPr>
+              <w:cnfStyle w:val="000000000000" w:firstRow="0" w:lastRow="0" w:firstColumn="0" w:lastColumn="0" w:oddVBand="0" w:evenVBand="0" w:oddHBand="0" w:evenHBand="0" w:firstRowFirstColumn="0" w:firstRowLastColumn="0" w:lastRowFirstColumn="0" w:lastRowLastColumn="0"/>
+            </w:pPr>
+            <w:r>
+              <w:rPr>
+                <w:sz w:val="16"/>
+              </w:rPr>
+              <w:t>692</w:t>
+            </w:r>
+          </w:p>
+        </w:tc>
+        <w:tc>
+          <w:tcPr>
+            <w:tcW w:w="2556" w:type="dxa"/>
+          </w:tcPr>
+          <w:p>
+            <w:pPr>
+              <w:cnfStyle w:val="000000000000" w:firstRow="0" w:lastRow="0" w:firstColumn="0" w:lastColumn="0" w:oddVBand="0" w:evenVBand="0" w:oddHBand="0" w:evenHBand="0" w:firstRowFirstColumn="0" w:firstRowLastColumn="0" w:lastRowFirstColumn="0" w:lastRowLastColumn="0"/>
+            </w:pPr>
+            <w:r>
+              <w:rPr>
+                <w:sz w:val="16"/>
+              </w:rPr>
+              <w:t>Shoes</w:t>
+            </w:r>
+          </w:p>
+        </w:tc>
+        <w:tc>
+          <w:tcPr>
+            <w:tcW w:w="2556" w:type="dxa"/>
+          </w:tcPr>
+          <w:p>
+            <w:pPr>
+              <w:cnfStyle w:val="000000000000" w:firstRow="0" w:lastRow="0" w:firstColumn="0" w:lastColumn="0" w:oddVBand="0" w:evenVBand="0" w:oddHBand="0" w:evenHBand="0" w:firstRowFirstColumn="0" w:firstRowLastColumn="0" w:lastRowFirstColumn="0" w:lastRowLastColumn="0"/>
+            </w:pPr>
+            <w:r>
+              <w:rPr>
+                <w:sz w:val="16"/>
+              </w:rPr>
+              <w:t>431</w:t>
             </w:r>
           </w:p>
         </w:tc>
       </w:tr>
       <w:tr>
         <w:trPr>
-          <w:jc w:val="center"/>
+          <w:cnfStyle w:val="000000100000" w:firstRow="0" w:lastRow="0" w:firstColumn="0" w:lastColumn="0" w:oddVBand="0" w:evenVBand="0" w:oddHBand="1" w:evenHBand="0" w:firstRowFirstColumn="0" w:firstRowLastColumn="0" w:lastRowFirstColumn="0" w:lastRowLastColumn="0"/>
         </w:trPr>
         <w:tc>
           <w:tcPr>
+            <w:cnfStyle w:val="001000000000" w:firstRow="0" w:lastRow="0" w:firstColumn="1" w:lastColumn="0" w:oddVBand="0" w:evenVBand="0" w:oddHBand="0" w:evenHBand="0" w:firstRowFirstColumn="0" w:firstRowLastColumn="0" w:lastRowFirstColumn="0" w:lastRowLastColumn="0"/>
             <w:tcW w:w="2556" w:type="dxa"/>
-            <w:shd w:val="clear" w:color="auto" w:fill="EAF2F8"/>
           </w:tcPr>
           <w:p>
             <w:r>
               <w:rPr>
                 <w:sz w:val="16"/>
               </w:rPr>
-              <w:t>Pants</w:t>
+              <w:t>Shirt</w:t>
             </w:r>
           </w:p>
         </w:tc>
         <w:tc>
           <w:tcPr>
             <w:tcW w:w="2556" w:type="dxa"/>
-            <w:shd w:val="clear" w:color="auto" w:fill="EAF2F8"/>
-          </w:tcPr>
-          <w:p>
+          </w:tcPr>
+          <w:p>
+            <w:pPr>
+              <w:cnfStyle w:val="000000100000" w:firstRow="0" w:lastRow="0" w:firstColumn="0" w:lastColumn="0" w:oddVBand="0" w:evenVBand="0" w:oddHBand="1" w:evenHBand="0" w:firstRowFirstColumn="0" w:firstRowLastColumn="0" w:lastRowFirstColumn="0" w:lastRowLastColumn="0"/>
+            </w:pPr>
             <w:r>
               <w:rPr>
                 <w:sz w:val="16"/>
               </w:rPr>
-              <w:t>692</w:t>
+              <w:t>378</w:t>
             </w:r>
           </w:p>
         </w:tc>
         <w:tc>
           <w:tcPr>
             <w:tcW w:w="2556" w:type="dxa"/>
-            <w:shd w:val="clear" w:color="auto" w:fill="EAF2F8"/>
-          </w:tcPr>
-          <w:p>
+          </w:tcPr>
+          <w:p>
+            <w:pPr>
+              <w:cnfStyle w:val="000000100000" w:firstRow="0" w:lastRow="0" w:firstColumn="0" w:lastColumn="0" w:oddVBand="0" w:evenVBand="0" w:oddHBand="1" w:evenHBand="0" w:firstRowFirstColumn="0" w:firstRowLastColumn="0" w:lastRowFirstColumn="0" w:lastRowLastColumn="0"/>
+            </w:pPr>
             <w:r>
               <w:rPr>
                 <w:sz w:val="16"/>
               </w:rPr>
-              <w:t>Shoes</w:t>
+              <w:t>Dress</w:t>
             </w:r>
           </w:p>
         </w:tc>
         <w:tc>
           <w:tcPr>
             <w:tcW w:w="2556" w:type="dxa"/>
-            <w:shd w:val="clear" w:color="auto" w:fill="EAF2F8"/>
-          </w:tcPr>
-          <w:p>
+          </w:tcPr>
+          <w:p>
+            <w:pPr>
+              <w:cnfStyle w:val="000000100000" w:firstRow="0" w:lastRow="0" w:firstColumn="0" w:lastColumn="0" w:oddVBand="0" w:evenVBand="0" w:oddHBand="1" w:evenHBand="0" w:firstRowFirstColumn="0" w:firstRowLastColumn="0" w:lastRowFirstColumn="0" w:lastRowLastColumn="0"/>
+            </w:pPr>
             <w:r>
               <w:rPr>
                 <w:sz w:val="16"/>
               </w:rPr>
-              <w:t>431</w:t>
+              <w:t>357</w:t>
+            </w:r>
+          </w:p>
+        </w:tc>
+      </w:tr>
+      <w:tr>
+        <w:tc>
+          <w:tcPr>
+            <w:cnfStyle w:val="001000000000" w:firstRow="0" w:lastRow="0" w:firstColumn="1" w:lastColumn="0" w:oddVBand="0" w:evenVBand="0" w:oddHBand="0" w:evenHBand="0" w:firstRowFirstColumn="0" w:firstRowLastColumn="0" w:lastRowFirstColumn="0" w:lastRowLastColumn="0"/>
+            <w:tcW w:w="2556" w:type="dxa"/>
+          </w:tcPr>
+          <w:p>
+            <w:r>
+              <w:rPr>
+                <w:sz w:val="16"/>
+              </w:rPr>
+              <w:t>Outwear</w:t>
+            </w:r>
+          </w:p>
+        </w:tc>
+        <w:tc>
+          <w:tcPr>
+            <w:tcW w:w="2556" w:type="dxa"/>
+          </w:tcPr>
+          <w:p>
+            <w:pPr>
+              <w:cnfStyle w:val="000000000000" w:firstRow="0" w:lastRow="0" w:firstColumn="0" w:lastColumn="0" w:oddVBand="0" w:evenVBand="0" w:oddHBand="0" w:evenHBand="0" w:firstRowFirstColumn="0" w:firstRowLastColumn="0" w:lastRowFirstColumn="0" w:lastRowLastColumn="0"/>
+            </w:pPr>
+            <w:r>
+              <w:rPr>
+                <w:sz w:val="16"/>
+              </w:rPr>
+              <w:t>312</w:t>
+            </w:r>
+          </w:p>
+        </w:tc>
+        <w:tc>
+          <w:tcPr>
+            <w:tcW w:w="2556" w:type="dxa"/>
+          </w:tcPr>
+          <w:p>
+            <w:pPr>
+              <w:cnfStyle w:val="000000000000" w:firstRow="0" w:lastRow="0" w:firstColumn="0" w:lastColumn="0" w:oddVBand="0" w:evenVBand="0" w:oddHBand="0" w:evenHBand="0" w:firstRowFirstColumn="0" w:firstRowLastColumn="0" w:lastRowFirstColumn="0" w:lastRowLastColumn="0"/>
+            </w:pPr>
+            <w:r>
+              <w:rPr>
+                <w:sz w:val="16"/>
+              </w:rPr>
+              <w:t>Shorts</w:t>
+            </w:r>
+          </w:p>
+        </w:tc>
+        <w:tc>
+          <w:tcPr>
+            <w:tcW w:w="2556" w:type="dxa"/>
+          </w:tcPr>
+          <w:p>
+            <w:pPr>
+              <w:cnfStyle w:val="000000000000" w:firstRow="0" w:lastRow="0" w:firstColumn="0" w:lastColumn="0" w:oddVBand="0" w:evenVBand="0" w:oddHBand="0" w:evenHBand="0" w:firstRowFirstColumn="0" w:firstRowLastColumn="0" w:lastRowFirstColumn="0" w:lastRowLastColumn="0"/>
+            </w:pPr>
+            <w:r>
+              <w:rPr>
+                <w:sz w:val="16"/>
+              </w:rPr>
+              <w:t>308</w:t>
             </w:r>
           </w:p>
         </w:tc>
       </w:tr>
       <w:tr>
         <w:trPr>
-          <w:jc w:val="center"/>
+          <w:cnfStyle w:val="000000100000" w:firstRow="0" w:lastRow="0" w:firstColumn="0" w:lastColumn="0" w:oddVBand="0" w:evenVBand="0" w:oddHBand="1" w:evenHBand="0" w:firstRowFirstColumn="0" w:firstRowLastColumn="0" w:lastRowFirstColumn="0" w:lastRowLastColumn="0"/>
         </w:trPr>
         <w:tc>
           <w:tcPr>
+            <w:cnfStyle w:val="001000000000" w:firstRow="0" w:lastRow="0" w:firstColumn="1" w:lastColumn="0" w:oddVBand="0" w:evenVBand="0" w:oddHBand="0" w:evenHBand="0" w:firstRowFirstColumn="0" w:firstRowLastColumn="0" w:lastRowFirstColumn="0" w:lastRowLastColumn="0"/>
             <w:tcW w:w="2556" w:type="dxa"/>
           </w:tcPr>
           <w:p>
@@ -1024,7 +1359,7 @@
               <w:rPr>
                 <w:sz w:val="16"/>
               </w:rPr>
-              <w:t>Shirt</w:t>
+              <w:t>Hat</w:t>
             </w:r>
           </w:p>
         </w:tc>
@@ -1033,11 +1368,14 @@
             <w:tcW w:w="2556" w:type="dxa"/>
           </w:tcPr>
           <w:p>
+            <w:pPr>
+              <w:cnfStyle w:val="000000100000" w:firstRow="0" w:lastRow="0" w:firstColumn="0" w:lastColumn="0" w:oddVBand="0" w:evenVBand="0" w:oddHBand="1" w:evenHBand="0" w:firstRowFirstColumn="0" w:firstRowLastColumn="0" w:lastRowFirstColumn="0" w:lastRowLastColumn="0"/>
+            </w:pPr>
             <w:r>
               <w:rPr>
                 <w:sz w:val="16"/>
               </w:rPr>
-              <w:t>378</w:t>
+              <w:t>171</w:t>
             </w:r>
           </w:p>
         </w:tc>
@@ -1046,11 +1384,14 @@
             <w:tcW w:w="2556" w:type="dxa"/>
           </w:tcPr>
           <w:p>
+            <w:pPr>
+              <w:cnfStyle w:val="000000100000" w:firstRow="0" w:lastRow="0" w:firstColumn="0" w:lastColumn="0" w:oddVBand="0" w:evenVBand="0" w:oddHBand="1" w:evenHBand="0" w:firstRowFirstColumn="0" w:firstRowLastColumn="0" w:lastRowFirstColumn="0" w:lastRowLastColumn="0"/>
+            </w:pPr>
             <w:r>
               <w:rPr>
                 <w:sz w:val="16"/>
               </w:rPr>
-              <w:t>Dress</w:t>
+              <w:t>Skirt</w:t>
             </w:r>
           </w:p>
         </w:tc>
@@ -1059,242 +1400,140 @@
             <w:tcW w:w="2556" w:type="dxa"/>
           </w:tcPr>
           <w:p>
+            <w:pPr>
+              <w:cnfStyle w:val="000000100000" w:firstRow="0" w:lastRow="0" w:firstColumn="0" w:lastColumn="0" w:oddVBand="0" w:evenVBand="0" w:oddHBand="1" w:evenHBand="0" w:firstRowFirstColumn="0" w:firstRowLastColumn="0" w:lastRowFirstColumn="0" w:lastRowLastColumn="0"/>
+            </w:pPr>
             <w:r>
               <w:rPr>
                 <w:sz w:val="16"/>
               </w:rPr>
-              <w:t>357</w:t>
+              <w:t>155</w:t>
+            </w:r>
+          </w:p>
+        </w:tc>
+      </w:tr>
+      <w:tr>
+        <w:tc>
+          <w:tcPr>
+            <w:cnfStyle w:val="001000000000" w:firstRow="0" w:lastRow="0" w:firstColumn="1" w:lastColumn="0" w:oddVBand="0" w:evenVBand="0" w:oddHBand="0" w:evenHBand="0" w:firstRowFirstColumn="0" w:firstRowLastColumn="0" w:lastRowFirstColumn="0" w:lastRowLastColumn="0"/>
+            <w:tcW w:w="2556" w:type="dxa"/>
+          </w:tcPr>
+          <w:p>
+            <w:r>
+              <w:rPr>
+                <w:sz w:val="16"/>
+              </w:rPr>
+              <w:t>Polo</w:t>
+            </w:r>
+          </w:p>
+        </w:tc>
+        <w:tc>
+          <w:tcPr>
+            <w:tcW w:w="2556" w:type="dxa"/>
+          </w:tcPr>
+          <w:p>
+            <w:pPr>
+              <w:cnfStyle w:val="000000000000" w:firstRow="0" w:lastRow="0" w:firstColumn="0" w:lastColumn="0" w:oddVBand="0" w:evenVBand="0" w:oddHBand="0" w:evenHBand="0" w:firstRowFirstColumn="0" w:firstRowLastColumn="0" w:lastRowFirstColumn="0" w:lastRowLastColumn="0"/>
+            </w:pPr>
+            <w:r>
+              <w:rPr>
+                <w:sz w:val="16"/>
+              </w:rPr>
+              <w:t>120</w:t>
+            </w:r>
+          </w:p>
+        </w:tc>
+        <w:tc>
+          <w:tcPr>
+            <w:tcW w:w="2556" w:type="dxa"/>
+          </w:tcPr>
+          <w:p>
+            <w:pPr>
+              <w:cnfStyle w:val="000000000000" w:firstRow="0" w:lastRow="0" w:firstColumn="0" w:lastColumn="0" w:oddVBand="0" w:evenVBand="0" w:oddHBand="0" w:evenHBand="0" w:firstRowFirstColumn="0" w:firstRowLastColumn="0" w:lastRowFirstColumn="0" w:lastRowLastColumn="0"/>
+            </w:pPr>
+            <w:r>
+              <w:rPr>
+                <w:sz w:val="16"/>
+              </w:rPr>
+              <w:t>Undershirt</w:t>
+            </w:r>
+          </w:p>
+        </w:tc>
+        <w:tc>
+          <w:tcPr>
+            <w:tcW w:w="2556" w:type="dxa"/>
+          </w:tcPr>
+          <w:p>
+            <w:pPr>
+              <w:cnfStyle w:val="000000000000" w:firstRow="0" w:lastRow="0" w:firstColumn="0" w:lastColumn="0" w:oddVBand="0" w:evenVBand="0" w:oddHBand="0" w:evenHBand="0" w:firstRowFirstColumn="0" w:firstRowLastColumn="0" w:lastRowFirstColumn="0" w:lastRowLastColumn="0"/>
+            </w:pPr>
+            <w:r>
+              <w:rPr>
+                <w:sz w:val="16"/>
+              </w:rPr>
+              <w:t>118</w:t>
             </w:r>
           </w:p>
         </w:tc>
       </w:tr>
       <w:tr>
         <w:trPr>
-          <w:jc w:val="center"/>
+          <w:cnfStyle w:val="000000100000" w:firstRow="0" w:lastRow="0" w:firstColumn="0" w:lastColumn="0" w:oddVBand="0" w:evenVBand="0" w:oddHBand="1" w:evenHBand="0" w:firstRowFirstColumn="0" w:firstRowLastColumn="0" w:lastRowFirstColumn="0" w:lastRowLastColumn="0"/>
         </w:trPr>
         <w:tc>
           <w:tcPr>
+            <w:cnfStyle w:val="001000000000" w:firstRow="0" w:lastRow="0" w:firstColumn="1" w:lastColumn="0" w:oddVBand="0" w:evenVBand="0" w:oddHBand="0" w:evenHBand="0" w:firstRowFirstColumn="0" w:firstRowLastColumn="0" w:lastRowFirstColumn="0" w:lastRowLastColumn="0"/>
             <w:tcW w:w="2556" w:type="dxa"/>
-            <w:shd w:val="clear" w:color="auto" w:fill="EAF2F8"/>
           </w:tcPr>
           <w:p>
             <w:r>
               <w:rPr>
                 <w:sz w:val="16"/>
               </w:rPr>
-              <w:t>Outwear</w:t>
+              <w:t>Blazer</w:t>
             </w:r>
           </w:p>
         </w:tc>
         <w:tc>
           <w:tcPr>
             <w:tcW w:w="2556" w:type="dxa"/>
-            <w:shd w:val="clear" w:color="auto" w:fill="EAF2F8"/>
-          </w:tcPr>
-          <w:p>
+          </w:tcPr>
+          <w:p>
+            <w:pPr>
+              <w:cnfStyle w:val="000000100000" w:firstRow="0" w:lastRow="0" w:firstColumn="0" w:lastColumn="0" w:oddVBand="0" w:evenVBand="0" w:oddHBand="1" w:evenHBand="0" w:firstRowFirstColumn="0" w:firstRowLastColumn="0" w:lastRowFirstColumn="0" w:lastRowLastColumn="0"/>
+            </w:pPr>
             <w:r>
               <w:rPr>
                 <w:sz w:val="16"/>
               </w:rPr>
-              <w:t>312</w:t>
+              <w:t>109</w:t>
             </w:r>
           </w:p>
         </w:tc>
         <w:tc>
           <w:tcPr>
             <w:tcW w:w="2556" w:type="dxa"/>
-            <w:shd w:val="clear" w:color="auto" w:fill="EAF2F8"/>
-          </w:tcPr>
-          <w:p>
+          </w:tcPr>
+          <w:p>
+            <w:pPr>
+              <w:cnfStyle w:val="000000100000" w:firstRow="0" w:lastRow="0" w:firstColumn="0" w:lastColumn="0" w:oddVBand="0" w:evenVBand="0" w:oddHBand="1" w:evenHBand="0" w:firstRowFirstColumn="0" w:firstRowLastColumn="0" w:lastRowFirstColumn="0" w:lastRowLastColumn="0"/>
+            </w:pPr>
             <w:r>
               <w:rPr>
                 <w:sz w:val="16"/>
               </w:rPr>
-              <w:t>Shorts</w:t>
+              <w:t>Hoodie</w:t>
             </w:r>
           </w:p>
         </w:tc>
         <w:tc>
           <w:tcPr>
             <w:tcW w:w="2556" w:type="dxa"/>
-            <w:shd w:val="clear" w:color="auto" w:fill="EAF2F8"/>
-          </w:tcPr>
-          <w:p>
-            <w:r>
-              <w:rPr>
-                <w:sz w:val="16"/>
-              </w:rPr>
-              <w:t>308</w:t>
-            </w:r>
-          </w:p>
-        </w:tc>
-      </w:tr>
-      <w:tr>
-        <w:trPr>
-          <w:jc w:val="center"/>
-        </w:trPr>
-        <w:tc>
-          <w:tcPr>
-            <w:tcW w:w="2556" w:type="dxa"/>
-          </w:tcPr>
-          <w:p>
-            <w:r>
-              <w:rPr>
-                <w:sz w:val="16"/>
-              </w:rPr>
-              <w:t>Hat</w:t>
-            </w:r>
-          </w:p>
-        </w:tc>
-        <w:tc>
-          <w:tcPr>
-            <w:tcW w:w="2556" w:type="dxa"/>
-          </w:tcPr>
-          <w:p>
-            <w:r>
-              <w:rPr>
-                <w:sz w:val="16"/>
-              </w:rPr>
-              <w:t>171</w:t>
-            </w:r>
-          </w:p>
-        </w:tc>
-        <w:tc>
-          <w:tcPr>
-            <w:tcW w:w="2556" w:type="dxa"/>
-          </w:tcPr>
-          <w:p>
-            <w:r>
-              <w:rPr>
-                <w:sz w:val="16"/>
-              </w:rPr>
-              <w:t>Skirt</w:t>
-            </w:r>
-          </w:p>
-        </w:tc>
-        <w:tc>
-          <w:tcPr>
-            <w:tcW w:w="2556" w:type="dxa"/>
-          </w:tcPr>
-          <w:p>
-            <w:r>
-              <w:rPr>
-                <w:sz w:val="16"/>
-              </w:rPr>
-              <w:t>155</w:t>
-            </w:r>
-          </w:p>
-        </w:tc>
-      </w:tr>
-      <w:tr>
-        <w:trPr>
-          <w:jc w:val="center"/>
-        </w:trPr>
-        <w:tc>
-          <w:tcPr>
-            <w:tcW w:w="2556" w:type="dxa"/>
-            <w:shd w:val="clear" w:color="auto" w:fill="EAF2F8"/>
-          </w:tcPr>
-          <w:p>
-            <w:r>
-              <w:rPr>
-                <w:sz w:val="16"/>
-              </w:rPr>
-              <w:t>Polo</w:t>
-            </w:r>
-          </w:p>
-        </w:tc>
-        <w:tc>
-          <w:tcPr>
-            <w:tcW w:w="2556" w:type="dxa"/>
-            <w:shd w:val="clear" w:color="auto" w:fill="EAF2F8"/>
-          </w:tcPr>
-          <w:p>
-            <w:r>
-              <w:rPr>
-                <w:sz w:val="16"/>
-              </w:rPr>
-              <w:t>120</w:t>
-            </w:r>
-          </w:p>
-        </w:tc>
-        <w:tc>
-          <w:tcPr>
-            <w:tcW w:w="2556" w:type="dxa"/>
-            <w:shd w:val="clear" w:color="auto" w:fill="EAF2F8"/>
-          </w:tcPr>
-          <w:p>
-            <w:r>
-              <w:rPr>
-                <w:sz w:val="16"/>
-              </w:rPr>
-              <w:t>Undershirt</w:t>
-            </w:r>
-          </w:p>
-        </w:tc>
-        <w:tc>
-          <w:tcPr>
-            <w:tcW w:w="2556" w:type="dxa"/>
-            <w:shd w:val="clear" w:color="auto" w:fill="EAF2F8"/>
-          </w:tcPr>
-          <w:p>
-            <w:r>
-              <w:rPr>
-                <w:sz w:val="16"/>
-              </w:rPr>
-              <w:t>118</w:t>
-            </w:r>
-          </w:p>
-        </w:tc>
-      </w:tr>
-      <w:tr>
-        <w:trPr>
-          <w:jc w:val="center"/>
-        </w:trPr>
-        <w:tc>
-          <w:tcPr>
-            <w:tcW w:w="2556" w:type="dxa"/>
-          </w:tcPr>
-          <w:p>
-            <w:r>
-              <w:rPr>
-                <w:sz w:val="16"/>
-              </w:rPr>
-              <w:t>Blazer</w:t>
-            </w:r>
-          </w:p>
-        </w:tc>
-        <w:tc>
-          <w:tcPr>
-            <w:tcW w:w="2556" w:type="dxa"/>
-          </w:tcPr>
-          <w:p>
-            <w:r>
-              <w:rPr>
-                <w:sz w:val="16"/>
-              </w:rPr>
-              <w:t>109</w:t>
-            </w:r>
-          </w:p>
-        </w:tc>
-        <w:tc>
-          <w:tcPr>
-            <w:tcW w:w="2556" w:type="dxa"/>
-          </w:tcPr>
-          <w:p>
-            <w:r>
-              <w:rPr>
-                <w:sz w:val="16"/>
-              </w:rPr>
-              <w:t>Hoodie</w:t>
-            </w:r>
-          </w:p>
-        </w:tc>
-        <w:tc>
-          <w:tcPr>
-            <w:tcW w:w="2556" w:type="dxa"/>
-          </w:tcPr>
-          <w:p>
+          </w:tcPr>
+          <w:p>
+            <w:pPr>
+              <w:cnfStyle w:val="000000100000" w:firstRow="0" w:lastRow="0" w:firstColumn="0" w:lastColumn="0" w:oddVBand="0" w:evenVBand="0" w:oddHBand="1" w:evenHBand="0" w:firstRowFirstColumn="0" w:firstRowLastColumn="0" w:lastRowFirstColumn="0" w:lastRowLastColumn="0"/>
+            </w:pPr>
             <w:r>
               <w:rPr>
                 <w:sz w:val="16"/>
@@ -1324,15 +1563,7 @@
         <w:pStyle w:val="ListBullet"/>
       </w:pPr>
       <w:r>
-        <w:t xml:space="preserve">Remove ambiguous/non-target labels Skip, </w:t>
-      </w:r>
-      <w:proofErr w:type="gramStart"/>
-      <w:r>
-        <w:t>Not</w:t>
-      </w:r>
-      <w:proofErr w:type="gramEnd"/>
-      <w:r>
-        <w:t xml:space="preserve"> sure, and Other.</w:t>
+        <w:t>Remove ambiguous/non-target labels Skip, Not sure, and Other.</w:t>
       </w:r>
     </w:p>
     <w:p>
@@ -1348,15 +1579,7 @@
         <w:pStyle w:val="ListBullet"/>
       </w:pPr>
       <w:r>
-        <w:t xml:space="preserve">Shuffle with </w:t>
-      </w:r>
-      <w:proofErr w:type="spellStart"/>
-      <w:r>
-        <w:t>random_state</w:t>
-      </w:r>
-      <w:proofErr w:type="spellEnd"/>
-      <w:r>
-        <w:t>=42 before image loading.</w:t>
+        <w:t>Shuffle with random_state=42 before image loading.</w:t>
       </w:r>
     </w:p>
     <w:p>
@@ -1380,15 +1603,7 @@
         <w:pStyle w:val="ListBullet"/>
       </w:pPr>
       <w:r>
-        <w:t xml:space="preserve">Encode labels with </w:t>
-      </w:r>
-      <w:proofErr w:type="spellStart"/>
-      <w:r>
-        <w:t>LabelEncoder</w:t>
-      </w:r>
-      <w:proofErr w:type="spellEnd"/>
-      <w:r>
-        <w:t xml:space="preserve"> and one-hot encode for categorical cross-entropy.</w:t>
+        <w:t>Encode labels with LabelEncoder and one-hot encode for categorical cross-entropy.</w:t>
       </w:r>
     </w:p>
     <w:p>
@@ -1396,113 +1611,101 @@
         <w:pStyle w:val="ListBullet"/>
       </w:pPr>
       <w:r>
-        <w:t xml:space="preserve">Split stratified 80:20 with </w:t>
-      </w:r>
-      <w:proofErr w:type="spellStart"/>
-      <w:r>
-        <w:t>random_state</w:t>
-      </w:r>
-      <w:proofErr w:type="spellEnd"/>
-      <w:r>
-        <w:t>=42.</w:t>
+        <w:t>Split stratified 80:20 with random_state=42.</w:t>
       </w:r>
     </w:p>
     <w:p>
-      <w:r>
-        <w:t xml:space="preserve">Evaluation </w:t>
-      </w:r>
-      <w:proofErr w:type="gramStart"/>
-      <w:r>
-        <w:t>note</w:t>
-      </w:r>
-      <w:proofErr w:type="gramEnd"/>
-      <w:r>
-        <w:t xml:space="preserve">: the notebook calls the 20% hold-out arrays </w:t>
-      </w:r>
-      <w:proofErr w:type="spellStart"/>
-      <w:r>
-        <w:t>X_test</w:t>
-      </w:r>
-      <w:proofErr w:type="spellEnd"/>
-      <w:r>
-        <w:t xml:space="preserve"> and </w:t>
-      </w:r>
-      <w:proofErr w:type="spellStart"/>
-      <w:r>
-        <w:t>y_</w:t>
-      </w:r>
-      <w:proofErr w:type="gramStart"/>
-      <w:r>
-        <w:t>test</w:t>
-      </w:r>
-      <w:proofErr w:type="spellEnd"/>
-      <w:r>
-        <w:t>, and</w:t>
-      </w:r>
-      <w:proofErr w:type="gramEnd"/>
-      <w:r>
-        <w:t xml:space="preserve"> uses </w:t>
-      </w:r>
-      <w:proofErr w:type="spellStart"/>
-      <w:r>
-        <w:t>X_test</w:t>
-      </w:r>
-      <w:proofErr w:type="spellEnd"/>
-      <w:r>
-        <w:t xml:space="preserve"> as </w:t>
-      </w:r>
-      <w:proofErr w:type="spellStart"/>
-      <w:r>
-        <w:t>validation_data</w:t>
-      </w:r>
-      <w:proofErr w:type="spellEnd"/>
-      <w:r>
-        <w:t xml:space="preserve"> for the transfer-learning comparisons and final checkpoint evaluation. The reported values are therefore </w:t>
-      </w:r>
-      <w:proofErr w:type="gramStart"/>
-      <w:r>
-        <w:t>model-selection</w:t>
-      </w:r>
-      <w:proofErr w:type="gramEnd"/>
-      <w:r>
-        <w:t>/evaluation metrics, not an independent final test estimate.</w:t>
-      </w:r>
+      <w:pPr>
+        <w:pStyle w:val="ListBullet"/>
+        <w:numPr>
+          <w:ilvl w:val="0"/>
+          <w:numId w:val="0"/>
+        </w:numPr>
+        <w:ind w:left="360" w:hanging="360"/>
+      </w:pPr>
+    </w:p>
+    <w:p>
+      <w:pPr>
+        <w:pStyle w:val="ListBullet"/>
+        <w:numPr>
+          <w:ilvl w:val="0"/>
+          <w:numId w:val="0"/>
+        </w:numPr>
+        <w:ind w:left="360" w:hanging="360"/>
+      </w:pPr>
+    </w:p>
+    <w:p>
+      <w:pPr>
+        <w:pStyle w:val="ListBullet"/>
+        <w:numPr>
+          <w:ilvl w:val="0"/>
+          <w:numId w:val="0"/>
+        </w:numPr>
+        <w:ind w:left="360" w:hanging="360"/>
+      </w:pPr>
+    </w:p>
+    <w:p>
+      <w:pPr>
+        <w:pStyle w:val="ListBullet"/>
+        <w:numPr>
+          <w:ilvl w:val="0"/>
+          <w:numId w:val="0"/>
+        </w:numPr>
+        <w:ind w:left="360" w:hanging="360"/>
+      </w:pPr>
+    </w:p>
+    <w:p>
+      <w:pPr>
+        <w:pStyle w:val="ListBullet"/>
+        <w:numPr>
+          <w:ilvl w:val="0"/>
+          <w:numId w:val="0"/>
+        </w:numPr>
+        <w:ind w:left="360" w:hanging="360"/>
+      </w:pPr>
     </w:p>
     <w:p>
       <w:pPr>
         <w:pStyle w:val="Heading1"/>
       </w:pPr>
       <w:r>
+        <w:lastRenderedPageBreak/>
         <w:t>5. Model Experiments</w:t>
       </w:r>
     </w:p>
     <w:tbl>
       <w:tblPr>
-        <w:tblStyle w:val="TableGrid"/>
+        <w:tblStyle w:val="MediumGrid3-Accent1"/>
         <w:tblW w:w="0" w:type="auto"/>
-        <w:jc w:val="center"/>
         <w:tblLook w:val="04A0" w:firstRow="1" w:lastRow="0" w:firstColumn="1" w:lastColumn="0" w:noHBand="0" w:noVBand="1"/>
       </w:tblPr>
       <w:tblGrid>
-        <w:gridCol w:w="3408"/>
-        <w:gridCol w:w="3408"/>
-        <w:gridCol w:w="3408"/>
+        <w:gridCol w:w="2247"/>
+        <w:gridCol w:w="5091"/>
+        <w:gridCol w:w="2976"/>
       </w:tblGrid>
       <w:tr>
         <w:trPr>
-          <w:jc w:val="center"/>
+          <w:cnfStyle w:val="100000000000" w:firstRow="1" w:lastRow="0" w:firstColumn="0" w:lastColumn="0" w:oddVBand="0" w:evenVBand="0" w:oddHBand="0" w:evenHBand="0" w:firstRowFirstColumn="0" w:firstRowLastColumn="0" w:lastRowFirstColumn="0" w:lastRowLastColumn="0"/>
+          <w:trHeight w:val="441"/>
         </w:trPr>
         <w:tc>
           <w:tcPr>
-            <w:tcW w:w="3408" w:type="dxa"/>
-            <w:shd w:val="clear" w:color="auto" w:fill="1F4E78"/>
-          </w:tcPr>
-          <w:p>
-            <w:r>
-              <w:rPr>
-                <w:b/>
+            <w:cnfStyle w:val="001000000000" w:firstRow="0" w:lastRow="0" w:firstColumn="1" w:lastColumn="0" w:oddVBand="0" w:evenVBand="0" w:oddHBand="0" w:evenHBand="0" w:firstRowFirstColumn="0" w:firstRowLastColumn="0" w:lastRowFirstColumn="0" w:lastRowLastColumn="0"/>
+            <w:tcW w:w="2247" w:type="dxa"/>
+          </w:tcPr>
+          <w:p>
+            <w:pPr>
+              <w:rPr>
+                <w:sz w:val="24"/>
+                <w:szCs w:val="24"/>
+              </w:rPr>
+            </w:pPr>
+            <w:r>
+              <w:rPr>
                 <w:color w:val="FFFFFF"/>
-                <w:sz w:val="16"/>
+                <w:sz w:val="24"/>
+                <w:szCs w:val="24"/>
               </w:rPr>
               <w:t>Experiment</w:t>
             </w:r>
@@ -1510,15 +1713,21 @@
         </w:tc>
         <w:tc>
           <w:tcPr>
-            <w:tcW w:w="3408" w:type="dxa"/>
-            <w:shd w:val="clear" w:color="auto" w:fill="1F4E78"/>
-          </w:tcPr>
-          <w:p>
-            <w:r>
-              <w:rPr>
-                <w:b/>
+            <w:tcW w:w="5091" w:type="dxa"/>
+          </w:tcPr>
+          <w:p>
+            <w:pPr>
+              <w:cnfStyle w:val="100000000000" w:firstRow="1" w:lastRow="0" w:firstColumn="0" w:lastColumn="0" w:oddVBand="0" w:evenVBand="0" w:oddHBand="0" w:evenHBand="0" w:firstRowFirstColumn="0" w:firstRowLastColumn="0" w:lastRowFirstColumn="0" w:lastRowLastColumn="0"/>
+              <w:rPr>
+                <w:sz w:val="24"/>
+                <w:szCs w:val="24"/>
+              </w:rPr>
+            </w:pPr>
+            <w:r>
+              <w:rPr>
                 <w:color w:val="FFFFFF"/>
-                <w:sz w:val="16"/>
+                <w:sz w:val="24"/>
+                <w:szCs w:val="24"/>
               </w:rPr>
               <w:t>Architecture / training details</w:t>
             </w:r>
@@ -1526,15 +1735,21 @@
         </w:tc>
         <w:tc>
           <w:tcPr>
-            <w:tcW w:w="3408" w:type="dxa"/>
-            <w:shd w:val="clear" w:color="auto" w:fill="1F4E78"/>
-          </w:tcPr>
-          <w:p>
-            <w:r>
-              <w:rPr>
-                <w:b/>
+            <w:tcW w:w="2976" w:type="dxa"/>
+          </w:tcPr>
+          <w:p>
+            <w:pPr>
+              <w:cnfStyle w:val="100000000000" w:firstRow="1" w:lastRow="0" w:firstColumn="0" w:lastColumn="0" w:oddVBand="0" w:evenVBand="0" w:oddHBand="0" w:evenHBand="0" w:firstRowFirstColumn="0" w:firstRowLastColumn="0" w:lastRowFirstColumn="0" w:lastRowLastColumn="0"/>
+              <w:rPr>
+                <w:sz w:val="24"/>
+                <w:szCs w:val="24"/>
+              </w:rPr>
+            </w:pPr>
+            <w:r>
+              <w:rPr>
                 <w:color w:val="FFFFFF"/>
-                <w:sz w:val="16"/>
+                <w:sz w:val="24"/>
+                <w:szCs w:val="24"/>
               </w:rPr>
               <w:t>Purpose</w:t>
             </w:r>
@@ -1543,16 +1758,22 @@
       </w:tr>
       <w:tr>
         <w:trPr>
-          <w:jc w:val="center"/>
+          <w:cnfStyle w:val="000000100000" w:firstRow="0" w:lastRow="0" w:firstColumn="0" w:lastColumn="0" w:oddVBand="0" w:evenVBand="0" w:oddHBand="1" w:evenHBand="0" w:firstRowFirstColumn="0" w:firstRowLastColumn="0" w:lastRowFirstColumn="0" w:lastRowLastColumn="0"/>
         </w:trPr>
         <w:tc>
           <w:tcPr>
-            <w:tcW w:w="3408" w:type="dxa"/>
-          </w:tcPr>
-          <w:p>
-            <w:r>
-              <w:rPr>
-                <w:sz w:val="16"/>
+            <w:cnfStyle w:val="001000000000" w:firstRow="0" w:lastRow="0" w:firstColumn="1" w:lastColumn="0" w:oddVBand="0" w:evenVBand="0" w:oddHBand="0" w:evenHBand="0" w:firstRowFirstColumn="0" w:firstRowLastColumn="0" w:lastRowFirstColumn="0" w:lastRowLastColumn="0"/>
+            <w:tcW w:w="2247" w:type="dxa"/>
+          </w:tcPr>
+          <w:p>
+            <w:pPr>
+              <w:rPr>
+                <w:szCs w:val="20"/>
+              </w:rPr>
+            </w:pPr>
+            <w:r>
+              <w:rPr>
+                <w:szCs w:val="20"/>
               </w:rPr>
               <w:t>Basic CNN</w:t>
             </w:r>
@@ -1560,455 +1781,408 @@
         </w:tc>
         <w:tc>
           <w:tcPr>
-            <w:tcW w:w="3408" w:type="dxa"/>
-          </w:tcPr>
-          <w:p>
-            <w:r>
-              <w:rPr>
-                <w:sz w:val="16"/>
-              </w:rPr>
-              <w:t xml:space="preserve">Conv2D filters 32-64-128, max pooling, Flatten, </w:t>
-            </w:r>
-            <w:proofErr w:type="gramStart"/>
-            <w:r>
-              <w:rPr>
-                <w:sz w:val="16"/>
-              </w:rPr>
-              <w:t>Dense(</w:t>
-            </w:r>
-            <w:proofErr w:type="gramEnd"/>
-            <w:r>
-              <w:rPr>
-                <w:sz w:val="16"/>
-              </w:rPr>
-              <w:t>128), Dropout .5, Adam 1e-4, 30 epochs</w:t>
-            </w:r>
-          </w:p>
-        </w:tc>
-        <w:tc>
-          <w:tcPr>
-            <w:tcW w:w="3408" w:type="dxa"/>
-          </w:tcPr>
-          <w:p>
-            <w:r>
-              <w:rPr>
-                <w:sz w:val="16"/>
+            <w:tcW w:w="5091" w:type="dxa"/>
+          </w:tcPr>
+          <w:p>
+            <w:pPr>
+              <w:cnfStyle w:val="000000100000" w:firstRow="0" w:lastRow="0" w:firstColumn="0" w:lastColumn="0" w:oddVBand="0" w:evenVBand="0" w:oddHBand="1" w:evenHBand="0" w:firstRowFirstColumn="0" w:firstRowLastColumn="0" w:lastRowFirstColumn="0" w:lastRowLastColumn="0"/>
+              <w:rPr>
+                <w:szCs w:val="20"/>
+              </w:rPr>
+            </w:pPr>
+            <w:r>
+              <w:rPr>
+                <w:szCs w:val="20"/>
+              </w:rPr>
+              <w:t>Conv2D filters 32-64-128, max pooling, Flatten, Dense(128), Dropout .5, Adam 1e-4, 30 epochs</w:t>
+            </w:r>
+          </w:p>
+        </w:tc>
+        <w:tc>
+          <w:tcPr>
+            <w:tcW w:w="2976" w:type="dxa"/>
+          </w:tcPr>
+          <w:p>
+            <w:pPr>
+              <w:cnfStyle w:val="000000100000" w:firstRow="0" w:lastRow="0" w:firstColumn="0" w:lastColumn="0" w:oddVBand="0" w:evenVBand="0" w:oddHBand="1" w:evenHBand="0" w:firstRowFirstColumn="0" w:firstRowLastColumn="0" w:lastRowFirstColumn="0" w:lastRowLastColumn="0"/>
+              <w:rPr>
+                <w:szCs w:val="20"/>
+              </w:rPr>
+            </w:pPr>
+            <w:r>
+              <w:rPr>
+                <w:szCs w:val="20"/>
               </w:rPr>
               <w:t>Baseline</w:t>
+            </w:r>
+          </w:p>
+        </w:tc>
+      </w:tr>
+      <w:tr>
+        <w:tc>
+          <w:tcPr>
+            <w:cnfStyle w:val="001000000000" w:firstRow="0" w:lastRow="0" w:firstColumn="1" w:lastColumn="0" w:oddVBand="0" w:evenVBand="0" w:oddHBand="0" w:evenHBand="0" w:firstRowFirstColumn="0" w:firstRowLastColumn="0" w:lastRowFirstColumn="0" w:lastRowLastColumn="0"/>
+            <w:tcW w:w="2247" w:type="dxa"/>
+          </w:tcPr>
+          <w:p>
+            <w:pPr>
+              <w:rPr>
+                <w:szCs w:val="20"/>
+              </w:rPr>
+            </w:pPr>
+            <w:r>
+              <w:rPr>
+                <w:szCs w:val="20"/>
+              </w:rPr>
+              <w:t>Augmented CNN</w:t>
+            </w:r>
+          </w:p>
+        </w:tc>
+        <w:tc>
+          <w:tcPr>
+            <w:tcW w:w="5091" w:type="dxa"/>
+          </w:tcPr>
+          <w:p>
+            <w:pPr>
+              <w:cnfStyle w:val="000000000000" w:firstRow="0" w:lastRow="0" w:firstColumn="0" w:lastColumn="0" w:oddVBand="0" w:evenVBand="0" w:oddHBand="0" w:evenHBand="0" w:firstRowFirstColumn="0" w:firstRowLastColumn="0" w:lastRowFirstColumn="0" w:lastRowLastColumn="0"/>
+              <w:rPr>
+                <w:szCs w:val="20"/>
+              </w:rPr>
+            </w:pPr>
+            <w:r>
+              <w:rPr>
+                <w:szCs w:val="20"/>
+              </w:rPr>
+              <w:t>Rotation 20 degrees, zoom .2, horizontal flip, Adam 1e-3, 30 epochs</w:t>
+            </w:r>
+          </w:p>
+        </w:tc>
+        <w:tc>
+          <w:tcPr>
+            <w:tcW w:w="2976" w:type="dxa"/>
+          </w:tcPr>
+          <w:p>
+            <w:pPr>
+              <w:cnfStyle w:val="000000000000" w:firstRow="0" w:lastRow="0" w:firstColumn="0" w:lastColumn="0" w:oddVBand="0" w:evenVBand="0" w:oddHBand="0" w:evenHBand="0" w:firstRowFirstColumn="0" w:firstRowLastColumn="0" w:lastRowFirstColumn="0" w:lastRowLastColumn="0"/>
+              <w:rPr>
+                <w:szCs w:val="20"/>
+              </w:rPr>
+            </w:pPr>
+            <w:r>
+              <w:rPr>
+                <w:szCs w:val="20"/>
+              </w:rPr>
+              <w:t>Robustness</w:t>
             </w:r>
           </w:p>
         </w:tc>
       </w:tr>
       <w:tr>
         <w:trPr>
-          <w:jc w:val="center"/>
+          <w:cnfStyle w:val="000000100000" w:firstRow="0" w:lastRow="0" w:firstColumn="0" w:lastColumn="0" w:oddVBand="0" w:evenVBand="0" w:oddHBand="1" w:evenHBand="0" w:firstRowFirstColumn="0" w:firstRowLastColumn="0" w:lastRowFirstColumn="0" w:lastRowLastColumn="0"/>
         </w:trPr>
         <w:tc>
           <w:tcPr>
-            <w:tcW w:w="3408" w:type="dxa"/>
-            <w:shd w:val="clear" w:color="auto" w:fill="EAF2F8"/>
-          </w:tcPr>
-          <w:p>
-            <w:r>
-              <w:rPr>
-                <w:sz w:val="16"/>
-              </w:rPr>
-              <w:t>Augmented CNN</w:t>
-            </w:r>
-          </w:p>
-        </w:tc>
-        <w:tc>
-          <w:tcPr>
-            <w:tcW w:w="3408" w:type="dxa"/>
-            <w:shd w:val="clear" w:color="auto" w:fill="EAF2F8"/>
-          </w:tcPr>
-          <w:p>
-            <w:r>
-              <w:rPr>
-                <w:sz w:val="16"/>
-              </w:rPr>
-              <w:t xml:space="preserve">Rotation 20 degrees, zoom .2, horizontal flip, Adam </w:t>
-            </w:r>
-            <w:proofErr w:type="gramStart"/>
-            <w:r>
-              <w:rPr>
-                <w:sz w:val="16"/>
-              </w:rPr>
-              <w:t>1e</w:t>
-            </w:r>
-            <w:proofErr w:type="gramEnd"/>
-            <w:r>
-              <w:rPr>
-                <w:sz w:val="16"/>
-              </w:rPr>
-              <w:t>-3, 30 epochs</w:t>
-            </w:r>
-          </w:p>
-        </w:tc>
-        <w:tc>
-          <w:tcPr>
-            <w:tcW w:w="3408" w:type="dxa"/>
-            <w:shd w:val="clear" w:color="auto" w:fill="EAF2F8"/>
-          </w:tcPr>
-          <w:p>
-            <w:r>
-              <w:rPr>
-                <w:sz w:val="16"/>
-              </w:rPr>
-              <w:t>Robustness</w:t>
+            <w:cnfStyle w:val="001000000000" w:firstRow="0" w:lastRow="0" w:firstColumn="1" w:lastColumn="0" w:oddVBand="0" w:evenVBand="0" w:oddHBand="0" w:evenHBand="0" w:firstRowFirstColumn="0" w:firstRowLastColumn="0" w:lastRowFirstColumn="0" w:lastRowLastColumn="0"/>
+            <w:tcW w:w="2247" w:type="dxa"/>
+          </w:tcPr>
+          <w:p>
+            <w:pPr>
+              <w:rPr>
+                <w:szCs w:val="20"/>
+              </w:rPr>
+            </w:pPr>
+            <w:r>
+              <w:rPr>
+                <w:szCs w:val="20"/>
+              </w:rPr>
+              <w:t>Tuned CNN</w:t>
+            </w:r>
+          </w:p>
+        </w:tc>
+        <w:tc>
+          <w:tcPr>
+            <w:tcW w:w="5091" w:type="dxa"/>
+          </w:tcPr>
+          <w:p>
+            <w:pPr>
+              <w:cnfStyle w:val="000000100000" w:firstRow="0" w:lastRow="0" w:firstColumn="0" w:lastColumn="0" w:oddVBand="0" w:evenVBand="0" w:oddHBand="1" w:evenHBand="0" w:firstRowFirstColumn="0" w:firstRowLastColumn="0" w:lastRowFirstColumn="0" w:lastRowLastColumn="0"/>
+              <w:rPr>
+                <w:szCs w:val="20"/>
+              </w:rPr>
+            </w:pPr>
+            <w:r>
+              <w:rPr>
+                <w:szCs w:val="20"/>
+              </w:rPr>
+              <w:t>Custom CNN; EarlyStopping on val_accuracy (patience 10), ReduceLROnPlateau, Adam 1e-3; up to 30 epochs. Its checkpoint uses mode="min" for val_accuracy and should be corrected to mode="max".</w:t>
+            </w:r>
+          </w:p>
+        </w:tc>
+        <w:tc>
+          <w:tcPr>
+            <w:tcW w:w="2976" w:type="dxa"/>
+          </w:tcPr>
+          <w:p>
+            <w:pPr>
+              <w:cnfStyle w:val="000000100000" w:firstRow="0" w:lastRow="0" w:firstColumn="0" w:lastColumn="0" w:oddVBand="0" w:evenVBand="0" w:oddHBand="1" w:evenHBand="0" w:firstRowFirstColumn="0" w:firstRowLastColumn="0" w:lastRowFirstColumn="0" w:lastRowLastColumn="0"/>
+              <w:rPr>
+                <w:szCs w:val="20"/>
+              </w:rPr>
+            </w:pPr>
+            <w:r>
+              <w:rPr>
+                <w:szCs w:val="20"/>
+              </w:rPr>
+              <w:t>Improve convergence</w:t>
+            </w:r>
+          </w:p>
+        </w:tc>
+      </w:tr>
+      <w:tr>
+        <w:tc>
+          <w:tcPr>
+            <w:cnfStyle w:val="001000000000" w:firstRow="0" w:lastRow="0" w:firstColumn="1" w:lastColumn="0" w:oddVBand="0" w:evenVBand="0" w:oddHBand="0" w:evenHBand="0" w:firstRowFirstColumn="0" w:firstRowLastColumn="0" w:lastRowFirstColumn="0" w:lastRowLastColumn="0"/>
+            <w:tcW w:w="2247" w:type="dxa"/>
+          </w:tcPr>
+          <w:p>
+            <w:pPr>
+              <w:rPr>
+                <w:szCs w:val="20"/>
+              </w:rPr>
+            </w:pPr>
+            <w:r>
+              <w:rPr>
+                <w:szCs w:val="20"/>
+              </w:rPr>
+              <w:t>VGG16</w:t>
+            </w:r>
+          </w:p>
+        </w:tc>
+        <w:tc>
+          <w:tcPr>
+            <w:tcW w:w="5091" w:type="dxa"/>
+          </w:tcPr>
+          <w:p>
+            <w:pPr>
+              <w:cnfStyle w:val="000000000000" w:firstRow="0" w:lastRow="0" w:firstColumn="0" w:lastColumn="0" w:oddVBand="0" w:evenVBand="0" w:oddHBand="0" w:evenHBand="0" w:firstRowFirstColumn="0" w:firstRowLastColumn="0" w:lastRowFirstColumn="0" w:lastRowLastColumn="0"/>
+              <w:rPr>
+                <w:szCs w:val="20"/>
+              </w:rPr>
+            </w:pPr>
+            <w:r>
+              <w:rPr>
+                <w:szCs w:val="20"/>
+              </w:rPr>
+              <w:t>ImageNet backbone, most layers frozen, Dense(128), Dropout .5, Adam 1e-4</w:t>
+            </w:r>
+          </w:p>
+        </w:tc>
+        <w:tc>
+          <w:tcPr>
+            <w:tcW w:w="2976" w:type="dxa"/>
+          </w:tcPr>
+          <w:p>
+            <w:pPr>
+              <w:cnfStyle w:val="000000000000" w:firstRow="0" w:lastRow="0" w:firstColumn="0" w:lastColumn="0" w:oddVBand="0" w:evenVBand="0" w:oddHBand="0" w:evenHBand="0" w:firstRowFirstColumn="0" w:firstRowLastColumn="0" w:lastRowFirstColumn="0" w:lastRowLastColumn="0"/>
+              <w:rPr>
+                <w:szCs w:val="20"/>
+              </w:rPr>
+            </w:pPr>
+            <w:r>
+              <w:rPr>
+                <w:szCs w:val="20"/>
+              </w:rPr>
+              <w:t>Transfer-learning benchmark</w:t>
             </w:r>
           </w:p>
         </w:tc>
       </w:tr>
       <w:tr>
         <w:trPr>
-          <w:jc w:val="center"/>
+          <w:cnfStyle w:val="000000100000" w:firstRow="0" w:lastRow="0" w:firstColumn="0" w:lastColumn="0" w:oddVBand="0" w:evenVBand="0" w:oddHBand="1" w:evenHBand="0" w:firstRowFirstColumn="0" w:firstRowLastColumn="0" w:lastRowFirstColumn="0" w:lastRowLastColumn="0"/>
         </w:trPr>
         <w:tc>
           <w:tcPr>
-            <w:tcW w:w="3408" w:type="dxa"/>
-          </w:tcPr>
-          <w:p>
-            <w:r>
-              <w:rPr>
-                <w:sz w:val="16"/>
-              </w:rPr>
-              <w:t>Tuned CNN</w:t>
-            </w:r>
-          </w:p>
-        </w:tc>
-        <w:tc>
-          <w:tcPr>
-            <w:tcW w:w="3408" w:type="dxa"/>
-          </w:tcPr>
-          <w:p>
-            <w:r>
-              <w:t xml:space="preserve">Custom CNN; </w:t>
-            </w:r>
-            <w:proofErr w:type="spellStart"/>
-            <w:r>
-              <w:t>EarlyStopping</w:t>
-            </w:r>
-            <w:proofErr w:type="spellEnd"/>
-            <w:r>
-              <w:t xml:space="preserve"> on </w:t>
-            </w:r>
-            <w:proofErr w:type="spellStart"/>
-            <w:r>
-              <w:t>val_accuracy</w:t>
-            </w:r>
-            <w:proofErr w:type="spellEnd"/>
-            <w:r>
-              <w:t xml:space="preserve"> (patience 10), </w:t>
-            </w:r>
-            <w:proofErr w:type="spellStart"/>
-            <w:r>
-              <w:t>ReduceLROnPlateau</w:t>
-            </w:r>
-            <w:proofErr w:type="spellEnd"/>
-            <w:r>
-              <w:t xml:space="preserve">, Adam 1e-3; up to 30 epochs. Its checkpoint uses </w:t>
-            </w:r>
-            <w:r>
-              <w:lastRenderedPageBreak/>
-              <w:t xml:space="preserve">mode="min" for </w:t>
-            </w:r>
-            <w:proofErr w:type="spellStart"/>
-            <w:r>
-              <w:t>val_accuracy</w:t>
-            </w:r>
-            <w:proofErr w:type="spellEnd"/>
-            <w:r>
-              <w:t xml:space="preserve"> and should be corrected to mode="max".</w:t>
-            </w:r>
-          </w:p>
-        </w:tc>
-        <w:tc>
-          <w:tcPr>
-            <w:tcW w:w="3408" w:type="dxa"/>
-          </w:tcPr>
-          <w:p>
-            <w:r>
-              <w:rPr>
-                <w:sz w:val="16"/>
-              </w:rPr>
-              <w:lastRenderedPageBreak/>
-              <w:t>Improve convergence</w:t>
+            <w:cnfStyle w:val="001000000000" w:firstRow="0" w:lastRow="0" w:firstColumn="1" w:lastColumn="0" w:oddVBand="0" w:evenVBand="0" w:oddHBand="0" w:evenHBand="0" w:firstRowFirstColumn="0" w:firstRowLastColumn="0" w:lastRowFirstColumn="0" w:lastRowLastColumn="0"/>
+            <w:tcW w:w="2247" w:type="dxa"/>
+          </w:tcPr>
+          <w:p>
+            <w:pPr>
+              <w:rPr>
+                <w:szCs w:val="20"/>
+              </w:rPr>
+            </w:pPr>
+            <w:r>
+              <w:rPr>
+                <w:szCs w:val="20"/>
+              </w:rPr>
+              <w:t>Tuned VGG16</w:t>
+            </w:r>
+          </w:p>
+        </w:tc>
+        <w:tc>
+          <w:tcPr>
+            <w:tcW w:w="5091" w:type="dxa"/>
+          </w:tcPr>
+          <w:p>
+            <w:pPr>
+              <w:cnfStyle w:val="000000100000" w:firstRow="0" w:lastRow="0" w:firstColumn="0" w:lastColumn="0" w:oddVBand="0" w:evenVBand="0" w:oddHBand="1" w:evenHBand="0" w:firstRowFirstColumn="0" w:firstRowLastColumn="0" w:lastRowFirstColumn="0" w:lastRowLastColumn="0"/>
+              <w:rPr>
+                <w:szCs w:val="20"/>
+              </w:rPr>
+            </w:pPr>
+            <w:r>
+              <w:rPr>
+                <w:szCs w:val="20"/>
+              </w:rPr>
+              <w:t>Augmentation, GlobalAveragePooling2D, BatchNormalization, Dense(128), Dropout(.6), ImageNet VGG16, Adam 1e-4, EarlyStopping, ReduceLROnPlateau, checkpoint. The freeze loop precedes a new backbone instantiation and therefore is not applied to that new model.</w:t>
+            </w:r>
+          </w:p>
+        </w:tc>
+        <w:tc>
+          <w:tcPr>
+            <w:tcW w:w="2976" w:type="dxa"/>
+          </w:tcPr>
+          <w:p>
+            <w:pPr>
+              <w:cnfStyle w:val="000000100000" w:firstRow="0" w:lastRow="0" w:firstColumn="0" w:lastColumn="0" w:oddVBand="0" w:evenVBand="0" w:oddHBand="1" w:evenHBand="0" w:firstRowFirstColumn="0" w:firstRowLastColumn="0" w:lastRowFirstColumn="0" w:lastRowLastColumn="0"/>
+              <w:rPr>
+                <w:szCs w:val="20"/>
+              </w:rPr>
+            </w:pPr>
+            <w:r>
+              <w:rPr>
+                <w:szCs w:val="20"/>
+              </w:rPr>
+              <w:t xml:space="preserve">Final </w:t>
+            </w:r>
+            <w:r>
+              <w:rPr>
+                <w:szCs w:val="20"/>
+              </w:rPr>
+              <w:t>model</w:t>
+            </w:r>
+          </w:p>
+        </w:tc>
+      </w:tr>
+      <w:tr>
+        <w:tc>
+          <w:tcPr>
+            <w:cnfStyle w:val="001000000000" w:firstRow="0" w:lastRow="0" w:firstColumn="1" w:lastColumn="0" w:oddVBand="0" w:evenVBand="0" w:oddHBand="0" w:evenHBand="0" w:firstRowFirstColumn="0" w:firstRowLastColumn="0" w:lastRowFirstColumn="0" w:lastRowLastColumn="0"/>
+            <w:tcW w:w="2247" w:type="dxa"/>
+          </w:tcPr>
+          <w:p>
+            <w:pPr>
+              <w:rPr>
+                <w:szCs w:val="20"/>
+              </w:rPr>
+            </w:pPr>
+            <w:r>
+              <w:rPr>
+                <w:szCs w:val="20"/>
+              </w:rPr>
+              <w:t>Tuned ResNet50</w:t>
+            </w:r>
+          </w:p>
+        </w:tc>
+        <w:tc>
+          <w:tcPr>
+            <w:tcW w:w="5091" w:type="dxa"/>
+          </w:tcPr>
+          <w:p>
+            <w:pPr>
+              <w:cnfStyle w:val="000000000000" w:firstRow="0" w:lastRow="0" w:firstColumn="0" w:lastColumn="0" w:oddVBand="0" w:evenVBand="0" w:oddHBand="0" w:evenHBand="0" w:firstRowFirstColumn="0" w:firstRowLastColumn="0" w:lastRowFirstColumn="0" w:lastRowLastColumn="0"/>
+              <w:rPr>
+                <w:szCs w:val="20"/>
+              </w:rPr>
+            </w:pPr>
+            <w:r>
+              <w:rPr>
+                <w:szCs w:val="20"/>
+              </w:rPr>
+              <w:t>ImageNet ResNet50 with classification head, augmentation and callbacks</w:t>
+            </w:r>
+          </w:p>
+        </w:tc>
+        <w:tc>
+          <w:tcPr>
+            <w:tcW w:w="2976" w:type="dxa"/>
+          </w:tcPr>
+          <w:p>
+            <w:pPr>
+              <w:cnfStyle w:val="000000000000" w:firstRow="0" w:lastRow="0" w:firstColumn="0" w:lastColumn="0" w:oddVBand="0" w:evenVBand="0" w:oddHBand="0" w:evenHBand="0" w:firstRowFirstColumn="0" w:firstRowLastColumn="0" w:lastRowFirstColumn="0" w:lastRowLastColumn="0"/>
+              <w:rPr>
+                <w:szCs w:val="20"/>
+              </w:rPr>
+            </w:pPr>
+            <w:r>
+              <w:rPr>
+                <w:szCs w:val="20"/>
+              </w:rPr>
+              <w:t>Residual comparison</w:t>
             </w:r>
           </w:p>
         </w:tc>
       </w:tr>
       <w:tr>
         <w:trPr>
-          <w:jc w:val="center"/>
+          <w:cnfStyle w:val="000000100000" w:firstRow="0" w:lastRow="0" w:firstColumn="0" w:lastColumn="0" w:oddVBand="0" w:evenVBand="0" w:oddHBand="1" w:evenHBand="0" w:firstRowFirstColumn="0" w:firstRowLastColumn="0" w:lastRowFirstColumn="0" w:lastRowLastColumn="0"/>
         </w:trPr>
         <w:tc>
           <w:tcPr>
-            <w:tcW w:w="3408" w:type="dxa"/>
-            <w:shd w:val="clear" w:color="auto" w:fill="EAF2F8"/>
-          </w:tcPr>
-          <w:p>
-            <w:r>
-              <w:rPr>
-                <w:sz w:val="16"/>
-              </w:rPr>
-              <w:t>VGG16</w:t>
-            </w:r>
-          </w:p>
-        </w:tc>
-        <w:tc>
-          <w:tcPr>
-            <w:tcW w:w="3408" w:type="dxa"/>
-            <w:shd w:val="clear" w:color="auto" w:fill="EAF2F8"/>
-          </w:tcPr>
-          <w:p>
-            <w:r>
-              <w:rPr>
-                <w:sz w:val="16"/>
-              </w:rPr>
-              <w:t xml:space="preserve">ImageNet backbone, most layers frozen, </w:t>
-            </w:r>
-            <w:proofErr w:type="gramStart"/>
-            <w:r>
-              <w:rPr>
-                <w:sz w:val="16"/>
-              </w:rPr>
-              <w:t>Dense(</w:t>
-            </w:r>
-            <w:proofErr w:type="gramEnd"/>
-            <w:r>
-              <w:rPr>
-                <w:sz w:val="16"/>
-              </w:rPr>
-              <w:t>128), Dropout .5, Adam 1e-4</w:t>
-            </w:r>
-          </w:p>
-        </w:tc>
-        <w:tc>
-          <w:tcPr>
-            <w:tcW w:w="3408" w:type="dxa"/>
-            <w:shd w:val="clear" w:color="auto" w:fill="EAF2F8"/>
-          </w:tcPr>
-          <w:p>
-            <w:r>
-              <w:rPr>
-                <w:sz w:val="16"/>
-              </w:rPr>
-              <w:t>Transfer-learning benchmark</w:t>
-            </w:r>
-          </w:p>
-        </w:tc>
-      </w:tr>
-      <w:tr>
-        <w:trPr>
-          <w:jc w:val="center"/>
-        </w:trPr>
-        <w:tc>
-          <w:tcPr>
-            <w:tcW w:w="3408" w:type="dxa"/>
-          </w:tcPr>
-          <w:p>
-            <w:r>
-              <w:rPr>
-                <w:sz w:val="16"/>
-              </w:rPr>
-              <w:t>Tuned VGG16</w:t>
-            </w:r>
-          </w:p>
-        </w:tc>
-        <w:tc>
-          <w:tcPr>
-            <w:tcW w:w="3408" w:type="dxa"/>
-          </w:tcPr>
-          <w:p>
-            <w:r>
-              <w:t xml:space="preserve">Augmentation, GlobalAveragePooling2D, </w:t>
-            </w:r>
-            <w:proofErr w:type="spellStart"/>
-            <w:r>
-              <w:t>BatchNormalization</w:t>
-            </w:r>
-            <w:proofErr w:type="spellEnd"/>
-            <w:r>
-              <w:t xml:space="preserve">, </w:t>
-            </w:r>
-            <w:proofErr w:type="gramStart"/>
-            <w:r>
-              <w:t>Dense(</w:t>
-            </w:r>
-            <w:proofErr w:type="gramEnd"/>
-            <w:r>
-              <w:t xml:space="preserve">128), </w:t>
-            </w:r>
-            <w:proofErr w:type="gramStart"/>
-            <w:r>
-              <w:t>Dropout(</w:t>
-            </w:r>
-            <w:proofErr w:type="gramEnd"/>
-            <w:r>
-              <w:t xml:space="preserve">.6), ImageNet VGG16, Adam 1e-4, </w:t>
-            </w:r>
-            <w:proofErr w:type="spellStart"/>
-            <w:r>
-              <w:t>EarlyStopping</w:t>
-            </w:r>
-            <w:proofErr w:type="spellEnd"/>
-            <w:r>
-              <w:t xml:space="preserve">, </w:t>
-            </w:r>
-            <w:proofErr w:type="spellStart"/>
-            <w:r>
-              <w:t>ReduceLROnPlateau</w:t>
-            </w:r>
-            <w:proofErr w:type="spellEnd"/>
-            <w:r>
-              <w:t xml:space="preserve">, checkpoint. The </w:t>
-            </w:r>
-            <w:proofErr w:type="gramStart"/>
-            <w:r>
-              <w:t>freeze</w:t>
-            </w:r>
-            <w:proofErr w:type="gramEnd"/>
-            <w:r>
-              <w:t xml:space="preserve"> loop precedes a new backbone instantiation and therefore is not applied to that new model.</w:t>
-            </w:r>
-          </w:p>
-        </w:tc>
-        <w:tc>
-          <w:tcPr>
-            <w:tcW w:w="3408" w:type="dxa"/>
-          </w:tcPr>
-          <w:p>
-            <w:r>
-              <w:rPr>
-                <w:sz w:val="16"/>
-              </w:rPr>
-              <w:t xml:space="preserve">Final </w:t>
-            </w:r>
-            <w:r>
-              <w:rPr>
-                <w:sz w:val="16"/>
-              </w:rPr>
-              <w:t>model</w:t>
-            </w:r>
-          </w:p>
-        </w:tc>
-      </w:tr>
-      <w:tr>
-        <w:trPr>
-          <w:jc w:val="center"/>
-        </w:trPr>
-        <w:tc>
-          <w:tcPr>
-            <w:tcW w:w="3408" w:type="dxa"/>
-            <w:shd w:val="clear" w:color="auto" w:fill="EAF2F8"/>
-          </w:tcPr>
-          <w:p>
-            <w:r>
-              <w:rPr>
-                <w:sz w:val="16"/>
-              </w:rPr>
-              <w:t>Tuned ResNet50</w:t>
-            </w:r>
-          </w:p>
-        </w:tc>
-        <w:tc>
-          <w:tcPr>
-            <w:tcW w:w="3408" w:type="dxa"/>
-            <w:shd w:val="clear" w:color="auto" w:fill="EAF2F8"/>
-          </w:tcPr>
-          <w:p>
-            <w:r>
-              <w:rPr>
-                <w:sz w:val="16"/>
-              </w:rPr>
-              <w:t>ImageNet ResNet50 with classification head, augmentation and callbacks</w:t>
-            </w:r>
-          </w:p>
-        </w:tc>
-        <w:tc>
-          <w:tcPr>
-            <w:tcW w:w="3408" w:type="dxa"/>
-            <w:shd w:val="clear" w:color="auto" w:fill="EAF2F8"/>
-          </w:tcPr>
-          <w:p>
-            <w:r>
-              <w:rPr>
-                <w:sz w:val="16"/>
-              </w:rPr>
-              <w:t>Residual comparison</w:t>
-            </w:r>
-          </w:p>
-        </w:tc>
-      </w:tr>
-      <w:tr>
-        <w:trPr>
-          <w:jc w:val="center"/>
-        </w:trPr>
-        <w:tc>
-          <w:tcPr>
-            <w:tcW w:w="3408" w:type="dxa"/>
-          </w:tcPr>
-          <w:p>
-            <w:r>
+            <w:cnfStyle w:val="001000000000" w:firstRow="0" w:lastRow="0" w:firstColumn="1" w:lastColumn="0" w:oddVBand="0" w:evenVBand="0" w:oddHBand="0" w:evenHBand="0" w:firstRowFirstColumn="0" w:firstRowLastColumn="0" w:lastRowFirstColumn="0" w:lastRowLastColumn="0"/>
+            <w:tcW w:w="2247" w:type="dxa"/>
+          </w:tcPr>
+          <w:p>
+            <w:pPr>
+              <w:rPr>
+                <w:szCs w:val="20"/>
+              </w:rPr>
+            </w:pPr>
+            <w:r>
+              <w:rPr>
+                <w:szCs w:val="20"/>
+              </w:rPr>
               <w:t>Tuned EfficientNetB0</w:t>
             </w:r>
           </w:p>
         </w:tc>
         <w:tc>
           <w:tcPr>
-            <w:tcW w:w="3408" w:type="dxa"/>
-          </w:tcPr>
-          <w:p>
-            <w:r>
-              <w:t xml:space="preserve">ImageNet EfficientNetB0 with global pooling, </w:t>
-            </w:r>
-            <w:proofErr w:type="gramStart"/>
-            <w:r>
-              <w:t>Dense(</w:t>
-            </w:r>
-            <w:proofErr w:type="gramEnd"/>
-            <w:r>
-              <w:t xml:space="preserve">512), </w:t>
-            </w:r>
-            <w:proofErr w:type="gramStart"/>
-            <w:r>
-              <w:t>Dropout(</w:t>
-            </w:r>
-            <w:proofErr w:type="gramEnd"/>
-            <w:r>
-              <w:t xml:space="preserve">.5), augmentation, Adam 1e-4, </w:t>
-            </w:r>
-            <w:proofErr w:type="spellStart"/>
-            <w:r>
-              <w:t>EarlyStopping</w:t>
-            </w:r>
-            <w:proofErr w:type="spellEnd"/>
-            <w:r>
-              <w:t xml:space="preserve">, </w:t>
-            </w:r>
-            <w:proofErr w:type="spellStart"/>
-            <w:r>
-              <w:t>ReduceLROnPlateau</w:t>
-            </w:r>
-            <w:proofErr w:type="spellEnd"/>
-            <w:r>
-              <w:t>, checkpoint</w:t>
-            </w:r>
-          </w:p>
-        </w:tc>
-        <w:tc>
-          <w:tcPr>
-            <w:tcW w:w="3408" w:type="dxa"/>
-          </w:tcPr>
-          <w:p>
-            <w:proofErr w:type="spellStart"/>
-            <w:r>
-              <w:t>EfficientNet</w:t>
-            </w:r>
-            <w:proofErr w:type="spellEnd"/>
-            <w:r>
-              <w:t xml:space="preserve"> comparison</w:t>
+            <w:tcW w:w="5091" w:type="dxa"/>
+          </w:tcPr>
+          <w:p>
+            <w:pPr>
+              <w:cnfStyle w:val="000000100000" w:firstRow="0" w:lastRow="0" w:firstColumn="0" w:lastColumn="0" w:oddVBand="0" w:evenVBand="0" w:oddHBand="1" w:evenHBand="0" w:firstRowFirstColumn="0" w:firstRowLastColumn="0" w:lastRowFirstColumn="0" w:lastRowLastColumn="0"/>
+              <w:rPr>
+                <w:szCs w:val="20"/>
+              </w:rPr>
+            </w:pPr>
+            <w:r>
+              <w:rPr>
+                <w:szCs w:val="20"/>
+              </w:rPr>
+              <w:t>ImageNet EfficientNetB0 with global pooling, Dense(512), Dropout(.5), augmentation, Adam 1e-4, EarlyStopping, ReduceLROnPlateau, checkpoint</w:t>
+            </w:r>
+          </w:p>
+        </w:tc>
+        <w:tc>
+          <w:tcPr>
+            <w:tcW w:w="2976" w:type="dxa"/>
+          </w:tcPr>
+          <w:p>
+            <w:pPr>
+              <w:cnfStyle w:val="000000100000" w:firstRow="0" w:lastRow="0" w:firstColumn="0" w:lastColumn="0" w:oddVBand="0" w:evenVBand="0" w:oddHBand="1" w:evenHBand="0" w:firstRowFirstColumn="0" w:firstRowLastColumn="0" w:lastRowFirstColumn="0" w:lastRowLastColumn="0"/>
+              <w:rPr>
+                <w:szCs w:val="20"/>
+              </w:rPr>
+            </w:pPr>
+            <w:r>
+              <w:rPr>
+                <w:szCs w:val="20"/>
+              </w:rPr>
+              <w:t>EfficientNet comparison</w:t>
             </w:r>
           </w:p>
         </w:tc>
@@ -2027,55 +2201,24 @@
       <w:pPr>
         <w:pStyle w:val="ListBullet"/>
       </w:pPr>
-      <w:proofErr w:type="spellStart"/>
       <w:r>
-        <w:t>ImageDataGenerator</w:t>
-      </w:r>
-      <w:proofErr w:type="spellEnd"/>
-      <w:r>
-        <w:t xml:space="preserve"> applies rotation, zoom, and horizontal flip.</w:t>
+        <w:t>ImageDataGenerator applies rotation, zoom, and horizontal flip.</w:t>
       </w:r>
     </w:p>
     <w:p>
       <w:pPr>
         <w:pStyle w:val="ListBullet"/>
       </w:pPr>
-      <w:proofErr w:type="spellStart"/>
       <w:r>
-        <w:t>EarlyStopping</w:t>
-      </w:r>
-      <w:proofErr w:type="spellEnd"/>
-      <w:r>
-        <w:t xml:space="preserve"> restores best weights; </w:t>
-      </w:r>
-      <w:proofErr w:type="spellStart"/>
-      <w:r>
-        <w:t>ReduceLROnPlateau</w:t>
-      </w:r>
-      <w:proofErr w:type="spellEnd"/>
-      <w:r>
-        <w:t xml:space="preserve"> lowers learning rate when validation stalls.</w:t>
+        <w:t>EarlyStopping restores best weights; ReduceLROnPlateau lowers learning rate when validation stalls.</w:t>
       </w:r>
     </w:p>
     <w:p>
       <w:pPr>
         <w:pStyle w:val="ListBullet"/>
       </w:pPr>
-      <w:proofErr w:type="spellStart"/>
       <w:r>
-        <w:t>ModelCheckpoint</w:t>
-      </w:r>
-      <w:proofErr w:type="spellEnd"/>
-      <w:r>
-        <w:t xml:space="preserve"> saves the best validation-accuracy artifact for transfer-learning runs; the Tuned CNN checkpoint currently uses mode="min" with </w:t>
-      </w:r>
-      <w:proofErr w:type="spellStart"/>
-      <w:r>
-        <w:t>val_accuracy</w:t>
-      </w:r>
-      <w:proofErr w:type="spellEnd"/>
-      <w:r>
-        <w:t xml:space="preserve"> and should use mode="max".</w:t>
+        <w:t>ModelCheckpoint saves the best validation-accuracy artifact for transfer-learning runs; the Tuned CNN checkpoint currently uses mode="min" with val_accuracy and should use mode="max".</w:t>
       </w:r>
     </w:p>
     <w:p>
@@ -2104,26 +2247,17 @@
     </w:p>
     <w:p>
       <w:r>
-        <w:t xml:space="preserve">This table reproduces the final ranking </w:t>
-      </w:r>
-      <w:proofErr w:type="spellStart"/>
-      <w:r>
-        <w:t>dataframe</w:t>
-      </w:r>
-      <w:proofErr w:type="spellEnd"/>
-      <w:r>
-        <w:t xml:space="preserve"> generated in the notebook. Accuracy and loss are the best observed values for each run and are rounded to four decimals.</w:t>
+        <w:t>This table reproduces the final ranking dataframe generated in the notebook. Accuracy and loss are the best observed values for each run and are rounded to four decimals.</w:t>
       </w:r>
     </w:p>
     <w:tbl>
       <w:tblPr>
-        <w:tblStyle w:val="TableGrid"/>
+        <w:tblStyle w:val="MediumGrid3-Accent1"/>
         <w:tblW w:w="0" w:type="auto"/>
-        <w:jc w:val="center"/>
         <w:tblLook w:val="04A0" w:firstRow="1" w:lastRow="0" w:firstColumn="1" w:lastColumn="0" w:noHBand="0" w:noVBand="1"/>
       </w:tblPr>
       <w:tblGrid>
-        <w:gridCol w:w="1468"/>
+        <w:gridCol w:w="1583"/>
         <w:gridCol w:w="1461"/>
         <w:gridCol w:w="1461"/>
         <w:gridCol w:w="1461"/>
@@ -2133,19 +2267,25 @@
       </w:tblGrid>
       <w:tr>
         <w:trPr>
-          <w:jc w:val="center"/>
+          <w:cnfStyle w:val="100000000000" w:firstRow="1" w:lastRow="0" w:firstColumn="0" w:lastColumn="0" w:oddVBand="0" w:evenVBand="0" w:oddHBand="0" w:evenHBand="0" w:firstRowFirstColumn="0" w:firstRowLastColumn="0" w:lastRowFirstColumn="0" w:lastRowLastColumn="0"/>
         </w:trPr>
         <w:tc>
           <w:tcPr>
+            <w:cnfStyle w:val="001000000000" w:firstRow="0" w:lastRow="0" w:firstColumn="1" w:lastColumn="0" w:oddVBand="0" w:evenVBand="0" w:oddHBand="0" w:evenHBand="0" w:firstRowFirstColumn="0" w:firstRowLastColumn="0" w:lastRowFirstColumn="0" w:lastRowLastColumn="0"/>
             <w:tcW w:w="1461" w:type="dxa"/>
-            <w:shd w:val="clear" w:color="auto" w:fill="1F4E78"/>
-          </w:tcPr>
-          <w:p>
-            <w:r>
-              <w:rPr>
-                <w:b/>
+          </w:tcPr>
+          <w:p>
+            <w:pPr>
+              <w:rPr>
+                <w:rFonts w:ascii="Arial" w:hAnsi="Arial" w:cs="Arial"/>
+                <w:szCs w:val="20"/>
+              </w:rPr>
+            </w:pPr>
+            <w:r>
+              <w:rPr>
+                <w:rFonts w:ascii="Arial" w:hAnsi="Arial" w:cs="Arial"/>
                 <w:color w:val="FFFFFF"/>
-                <w:sz w:val="16"/>
+                <w:szCs w:val="20"/>
               </w:rPr>
               <w:t>Model</w:t>
             </w:r>
@@ -2154,14 +2294,20 @@
         <w:tc>
           <w:tcPr>
             <w:tcW w:w="1461" w:type="dxa"/>
-            <w:shd w:val="clear" w:color="auto" w:fill="1F4E78"/>
-          </w:tcPr>
-          <w:p>
-            <w:r>
-              <w:rPr>
-                <w:b/>
+          </w:tcPr>
+          <w:p>
+            <w:pPr>
+              <w:cnfStyle w:val="100000000000" w:firstRow="1" w:lastRow="0" w:firstColumn="0" w:lastColumn="0" w:oddVBand="0" w:evenVBand="0" w:oddHBand="0" w:evenHBand="0" w:firstRowFirstColumn="0" w:firstRowLastColumn="0" w:lastRowFirstColumn="0" w:lastRowLastColumn="0"/>
+              <w:rPr>
+                <w:rFonts w:ascii="Arial" w:hAnsi="Arial" w:cs="Arial"/>
+                <w:szCs w:val="20"/>
+              </w:rPr>
+            </w:pPr>
+            <w:r>
+              <w:rPr>
+                <w:rFonts w:ascii="Arial" w:hAnsi="Arial" w:cs="Arial"/>
                 <w:color w:val="FFFFFF"/>
-                <w:sz w:val="16"/>
+                <w:szCs w:val="20"/>
               </w:rPr>
               <w:t>Epoch</w:t>
             </w:r>
@@ -2170,14 +2316,20 @@
         <w:tc>
           <w:tcPr>
             <w:tcW w:w="1461" w:type="dxa"/>
-            <w:shd w:val="clear" w:color="auto" w:fill="1F4E78"/>
-          </w:tcPr>
-          <w:p>
-            <w:r>
-              <w:rPr>
-                <w:b/>
+          </w:tcPr>
+          <w:p>
+            <w:pPr>
+              <w:cnfStyle w:val="100000000000" w:firstRow="1" w:lastRow="0" w:firstColumn="0" w:lastColumn="0" w:oddVBand="0" w:evenVBand="0" w:oddHBand="0" w:evenHBand="0" w:firstRowFirstColumn="0" w:firstRowLastColumn="0" w:lastRowFirstColumn="0" w:lastRowLastColumn="0"/>
+              <w:rPr>
+                <w:rFonts w:ascii="Arial" w:hAnsi="Arial" w:cs="Arial"/>
+                <w:szCs w:val="20"/>
+              </w:rPr>
+            </w:pPr>
+            <w:r>
+              <w:rPr>
+                <w:rFonts w:ascii="Arial" w:hAnsi="Arial" w:cs="Arial"/>
                 <w:color w:val="FFFFFF"/>
-                <w:sz w:val="16"/>
+                <w:szCs w:val="20"/>
               </w:rPr>
               <w:t>Train acc.</w:t>
             </w:r>
@@ -2186,14 +2338,20 @@
         <w:tc>
           <w:tcPr>
             <w:tcW w:w="1461" w:type="dxa"/>
-            <w:shd w:val="clear" w:color="auto" w:fill="1F4E78"/>
-          </w:tcPr>
-          <w:p>
-            <w:r>
-              <w:rPr>
-                <w:b/>
+          </w:tcPr>
+          <w:p>
+            <w:pPr>
+              <w:cnfStyle w:val="100000000000" w:firstRow="1" w:lastRow="0" w:firstColumn="0" w:lastColumn="0" w:oddVBand="0" w:evenVBand="0" w:oddHBand="0" w:evenHBand="0" w:firstRowFirstColumn="0" w:firstRowLastColumn="0" w:lastRowFirstColumn="0" w:lastRowLastColumn="0"/>
+              <w:rPr>
+                <w:rFonts w:ascii="Arial" w:hAnsi="Arial" w:cs="Arial"/>
+                <w:szCs w:val="20"/>
+              </w:rPr>
+            </w:pPr>
+            <w:r>
+              <w:rPr>
+                <w:rFonts w:ascii="Arial" w:hAnsi="Arial" w:cs="Arial"/>
                 <w:color w:val="FFFFFF"/>
-                <w:sz w:val="16"/>
+                <w:szCs w:val="20"/>
               </w:rPr>
               <w:t>Val. acc.</w:t>
             </w:r>
@@ -2202,14 +2360,20 @@
         <w:tc>
           <w:tcPr>
             <w:tcW w:w="1461" w:type="dxa"/>
-            <w:shd w:val="clear" w:color="auto" w:fill="1F4E78"/>
-          </w:tcPr>
-          <w:p>
-            <w:r>
-              <w:rPr>
-                <w:b/>
+          </w:tcPr>
+          <w:p>
+            <w:pPr>
+              <w:cnfStyle w:val="100000000000" w:firstRow="1" w:lastRow="0" w:firstColumn="0" w:lastColumn="0" w:oddVBand="0" w:evenVBand="0" w:oddHBand="0" w:evenHBand="0" w:firstRowFirstColumn="0" w:firstRowLastColumn="0" w:lastRowFirstColumn="0" w:lastRowLastColumn="0"/>
+              <w:rPr>
+                <w:rFonts w:ascii="Arial" w:hAnsi="Arial" w:cs="Arial"/>
+                <w:szCs w:val="20"/>
+              </w:rPr>
+            </w:pPr>
+            <w:r>
+              <w:rPr>
+                <w:rFonts w:ascii="Arial" w:hAnsi="Arial" w:cs="Arial"/>
                 <w:color w:val="FFFFFF"/>
-                <w:sz w:val="16"/>
+                <w:szCs w:val="20"/>
               </w:rPr>
               <w:t>Train loss</w:t>
             </w:r>
@@ -2218,14 +2382,20 @@
         <w:tc>
           <w:tcPr>
             <w:tcW w:w="1461" w:type="dxa"/>
-            <w:shd w:val="clear" w:color="auto" w:fill="1F4E78"/>
-          </w:tcPr>
-          <w:p>
-            <w:r>
-              <w:rPr>
-                <w:b/>
+          </w:tcPr>
+          <w:p>
+            <w:pPr>
+              <w:cnfStyle w:val="100000000000" w:firstRow="1" w:lastRow="0" w:firstColumn="0" w:lastColumn="0" w:oddVBand="0" w:evenVBand="0" w:oddHBand="0" w:evenHBand="0" w:firstRowFirstColumn="0" w:firstRowLastColumn="0" w:lastRowFirstColumn="0" w:lastRowLastColumn="0"/>
+              <w:rPr>
+                <w:rFonts w:ascii="Arial" w:hAnsi="Arial" w:cs="Arial"/>
+                <w:szCs w:val="20"/>
+              </w:rPr>
+            </w:pPr>
+            <w:r>
+              <w:rPr>
+                <w:rFonts w:ascii="Arial" w:hAnsi="Arial" w:cs="Arial"/>
                 <w:color w:val="FFFFFF"/>
-                <w:sz w:val="16"/>
+                <w:szCs w:val="20"/>
               </w:rPr>
               <w:t>Val. loss</w:t>
             </w:r>
@@ -2234,14 +2404,20 @@
         <w:tc>
           <w:tcPr>
             <w:tcW w:w="1461" w:type="dxa"/>
-            <w:shd w:val="clear" w:color="auto" w:fill="1F4E78"/>
-          </w:tcPr>
-          <w:p>
-            <w:r>
-              <w:rPr>
-                <w:b/>
+          </w:tcPr>
+          <w:p>
+            <w:pPr>
+              <w:cnfStyle w:val="100000000000" w:firstRow="1" w:lastRow="0" w:firstColumn="0" w:lastColumn="0" w:oddVBand="0" w:evenVBand="0" w:oddHBand="0" w:evenHBand="0" w:firstRowFirstColumn="0" w:firstRowLastColumn="0" w:lastRowFirstColumn="0" w:lastRowLastColumn="0"/>
+              <w:rPr>
+                <w:rFonts w:ascii="Arial" w:hAnsi="Arial" w:cs="Arial"/>
+                <w:szCs w:val="20"/>
+              </w:rPr>
+            </w:pPr>
+            <w:r>
+              <w:rPr>
+                <w:rFonts w:ascii="Arial" w:hAnsi="Arial" w:cs="Arial"/>
                 <w:color w:val="FFFFFF"/>
-                <w:sz w:val="16"/>
+                <w:szCs w:val="20"/>
               </w:rPr>
               <w:t>Decision</w:t>
             </w:r>
@@ -2250,14 +2426,25 @@
       </w:tr>
       <w:tr>
         <w:trPr>
-          <w:jc w:val="center"/>
+          <w:cnfStyle w:val="000000100000" w:firstRow="0" w:lastRow="0" w:firstColumn="0" w:lastColumn="0" w:oddVBand="0" w:evenVBand="0" w:oddHBand="1" w:evenHBand="0" w:firstRowFirstColumn="0" w:firstRowLastColumn="0" w:lastRowFirstColumn="0" w:lastRowLastColumn="0"/>
         </w:trPr>
         <w:tc>
           <w:tcPr>
+            <w:cnfStyle w:val="001000000000" w:firstRow="0" w:lastRow="0" w:firstColumn="1" w:lastColumn="0" w:oddVBand="0" w:evenVBand="0" w:oddHBand="0" w:evenHBand="0" w:firstRowFirstColumn="0" w:firstRowLastColumn="0" w:lastRowFirstColumn="0" w:lastRowLastColumn="0"/>
             <w:tcW w:w="1461" w:type="dxa"/>
           </w:tcPr>
           <w:p>
-            <w:r>
+            <w:pPr>
+              <w:rPr>
+                <w:rFonts w:ascii="Arial" w:hAnsi="Arial" w:cs="Arial"/>
+                <w:szCs w:val="20"/>
+              </w:rPr>
+            </w:pPr>
+            <w:r>
+              <w:rPr>
+                <w:rFonts w:ascii="Arial" w:hAnsi="Arial" w:cs="Arial"/>
+                <w:szCs w:val="20"/>
+              </w:rPr>
               <w:t>Tuned VGG16</w:t>
             </w:r>
           </w:p>
@@ -2267,7 +2454,18 @@
             <w:tcW w:w="1461" w:type="dxa"/>
           </w:tcPr>
           <w:p>
-            <w:r>
+            <w:pPr>
+              <w:cnfStyle w:val="000000100000" w:firstRow="0" w:lastRow="0" w:firstColumn="0" w:lastColumn="0" w:oddVBand="0" w:evenVBand="0" w:oddHBand="1" w:evenHBand="0" w:firstRowFirstColumn="0" w:firstRowLastColumn="0" w:lastRowFirstColumn="0" w:lastRowLastColumn="0"/>
+              <w:rPr>
+                <w:rFonts w:ascii="Arial" w:hAnsi="Arial" w:cs="Arial"/>
+                <w:szCs w:val="20"/>
+              </w:rPr>
+            </w:pPr>
+            <w:r>
+              <w:rPr>
+                <w:rFonts w:ascii="Arial" w:hAnsi="Arial" w:cs="Arial"/>
+                <w:szCs w:val="20"/>
+              </w:rPr>
               <w:t>20</w:t>
             </w:r>
           </w:p>
@@ -2277,7 +2475,18 @@
             <w:tcW w:w="1461" w:type="dxa"/>
           </w:tcPr>
           <w:p>
-            <w:r>
+            <w:pPr>
+              <w:cnfStyle w:val="000000100000" w:firstRow="0" w:lastRow="0" w:firstColumn="0" w:lastColumn="0" w:oddVBand="0" w:evenVBand="0" w:oddHBand="1" w:evenHBand="0" w:firstRowFirstColumn="0" w:firstRowLastColumn="0" w:lastRowFirstColumn="0" w:lastRowLastColumn="0"/>
+              <w:rPr>
+                <w:rFonts w:ascii="Arial" w:hAnsi="Arial" w:cs="Arial"/>
+                <w:szCs w:val="20"/>
+              </w:rPr>
+            </w:pPr>
+            <w:r>
+              <w:rPr>
+                <w:rFonts w:ascii="Arial" w:hAnsi="Arial" w:cs="Arial"/>
+                <w:szCs w:val="20"/>
+              </w:rPr>
               <w:t>0.955897</w:t>
             </w:r>
           </w:p>
@@ -2287,7 +2496,18 @@
             <w:tcW w:w="1461" w:type="dxa"/>
           </w:tcPr>
           <w:p>
-            <w:r>
+            <w:pPr>
+              <w:cnfStyle w:val="000000100000" w:firstRow="0" w:lastRow="0" w:firstColumn="0" w:lastColumn="0" w:oddVBand="0" w:evenVBand="0" w:oddHBand="1" w:evenHBand="0" w:firstRowFirstColumn="0" w:firstRowLastColumn="0" w:lastRowFirstColumn="0" w:lastRowLastColumn="0"/>
+              <w:rPr>
+                <w:rFonts w:ascii="Arial" w:hAnsi="Arial" w:cs="Arial"/>
+                <w:szCs w:val="20"/>
+              </w:rPr>
+            </w:pPr>
+            <w:r>
+              <w:rPr>
+                <w:rFonts w:ascii="Arial" w:hAnsi="Arial" w:cs="Arial"/>
+                <w:szCs w:val="20"/>
+              </w:rPr>
               <w:t>0.862034</w:t>
             </w:r>
           </w:p>
@@ -2297,7 +2517,18 @@
             <w:tcW w:w="1461" w:type="dxa"/>
           </w:tcPr>
           <w:p>
-            <w:r>
+            <w:pPr>
+              <w:cnfStyle w:val="000000100000" w:firstRow="0" w:lastRow="0" w:firstColumn="0" w:lastColumn="0" w:oddVBand="0" w:evenVBand="0" w:oddHBand="1" w:evenHBand="0" w:firstRowFirstColumn="0" w:firstRowLastColumn="0" w:lastRowFirstColumn="0" w:lastRowLastColumn="0"/>
+              <w:rPr>
+                <w:rFonts w:ascii="Arial" w:hAnsi="Arial" w:cs="Arial"/>
+                <w:szCs w:val="20"/>
+              </w:rPr>
+            </w:pPr>
+            <w:r>
+              <w:rPr>
+                <w:rFonts w:ascii="Arial" w:hAnsi="Arial" w:cs="Arial"/>
+                <w:szCs w:val="20"/>
+              </w:rPr>
               <w:t>0.163316</w:t>
             </w:r>
           </w:p>
@@ -2307,7 +2538,18 @@
             <w:tcW w:w="1461" w:type="dxa"/>
           </w:tcPr>
           <w:p>
-            <w:r>
+            <w:pPr>
+              <w:cnfStyle w:val="000000100000" w:firstRow="0" w:lastRow="0" w:firstColumn="0" w:lastColumn="0" w:oddVBand="0" w:evenVBand="0" w:oddHBand="1" w:evenHBand="0" w:firstRowFirstColumn="0" w:firstRowLastColumn="0" w:lastRowFirstColumn="0" w:lastRowLastColumn="0"/>
+              <w:rPr>
+                <w:rFonts w:ascii="Arial" w:hAnsi="Arial" w:cs="Arial"/>
+                <w:szCs w:val="20"/>
+              </w:rPr>
+            </w:pPr>
+            <w:r>
+              <w:rPr>
+                <w:rFonts w:ascii="Arial" w:hAnsi="Arial" w:cs="Arial"/>
+                <w:szCs w:val="20"/>
+              </w:rPr>
               <w:t>0.512420</w:t>
             </w:r>
           </w:p>
@@ -2317,105 +2559,495 @@
             <w:tcW w:w="1461" w:type="dxa"/>
           </w:tcPr>
           <w:p>
-            <w:r>
+            <w:pPr>
+              <w:cnfStyle w:val="000000100000" w:firstRow="0" w:lastRow="0" w:firstColumn="0" w:lastColumn="0" w:oddVBand="0" w:evenVBand="0" w:oddHBand="1" w:evenHBand="0" w:firstRowFirstColumn="0" w:firstRowLastColumn="0" w:lastRowFirstColumn="0" w:lastRowLastColumn="0"/>
+              <w:rPr>
+                <w:rFonts w:ascii="Arial" w:hAnsi="Arial" w:cs="Arial"/>
+                <w:szCs w:val="20"/>
+              </w:rPr>
+            </w:pPr>
+            <w:r>
+              <w:rPr>
+                <w:rFonts w:ascii="Arial" w:hAnsi="Arial" w:cs="Arial"/>
+                <w:szCs w:val="20"/>
+              </w:rPr>
               <w:t>Selected</w:t>
+            </w:r>
+          </w:p>
+        </w:tc>
+      </w:tr>
+      <w:tr>
+        <w:tc>
+          <w:tcPr>
+            <w:cnfStyle w:val="001000000000" w:firstRow="0" w:lastRow="0" w:firstColumn="1" w:lastColumn="0" w:oddVBand="0" w:evenVBand="0" w:oddHBand="0" w:evenHBand="0" w:firstRowFirstColumn="0" w:firstRowLastColumn="0" w:lastRowFirstColumn="0" w:lastRowLastColumn="0"/>
+            <w:tcW w:w="1461" w:type="dxa"/>
+          </w:tcPr>
+          <w:p>
+            <w:pPr>
+              <w:rPr>
+                <w:rFonts w:ascii="Arial" w:hAnsi="Arial" w:cs="Arial"/>
+                <w:szCs w:val="20"/>
+              </w:rPr>
+            </w:pPr>
+            <w:r>
+              <w:rPr>
+                <w:rFonts w:ascii="Arial" w:hAnsi="Arial" w:cs="Arial"/>
+                <w:szCs w:val="20"/>
+              </w:rPr>
+              <w:t>Tuned ResNet50</w:t>
+            </w:r>
+          </w:p>
+        </w:tc>
+        <w:tc>
+          <w:tcPr>
+            <w:tcW w:w="1461" w:type="dxa"/>
+          </w:tcPr>
+          <w:p>
+            <w:pPr>
+              <w:cnfStyle w:val="000000000000" w:firstRow="0" w:lastRow="0" w:firstColumn="0" w:lastColumn="0" w:oddVBand="0" w:evenVBand="0" w:oddHBand="0" w:evenHBand="0" w:firstRowFirstColumn="0" w:firstRowLastColumn="0" w:lastRowFirstColumn="0" w:lastRowLastColumn="0"/>
+              <w:rPr>
+                <w:rFonts w:ascii="Arial" w:hAnsi="Arial" w:cs="Arial"/>
+                <w:szCs w:val="20"/>
+              </w:rPr>
+            </w:pPr>
+            <w:r>
+              <w:rPr>
+                <w:rFonts w:ascii="Arial" w:hAnsi="Arial" w:cs="Arial"/>
+                <w:szCs w:val="20"/>
+              </w:rPr>
+              <w:t>16</w:t>
+            </w:r>
+          </w:p>
+        </w:tc>
+        <w:tc>
+          <w:tcPr>
+            <w:tcW w:w="1461" w:type="dxa"/>
+          </w:tcPr>
+          <w:p>
+            <w:pPr>
+              <w:cnfStyle w:val="000000000000" w:firstRow="0" w:lastRow="0" w:firstColumn="0" w:lastColumn="0" w:oddVBand="0" w:evenVBand="0" w:oddHBand="0" w:evenHBand="0" w:firstRowFirstColumn="0" w:firstRowLastColumn="0" w:lastRowFirstColumn="0" w:lastRowLastColumn="0"/>
+              <w:rPr>
+                <w:rFonts w:ascii="Arial" w:hAnsi="Arial" w:cs="Arial"/>
+                <w:szCs w:val="20"/>
+              </w:rPr>
+            </w:pPr>
+            <w:r>
+              <w:rPr>
+                <w:rFonts w:ascii="Arial" w:hAnsi="Arial" w:cs="Arial"/>
+                <w:szCs w:val="20"/>
+              </w:rPr>
+              <w:t>0.989163</w:t>
+            </w:r>
+          </w:p>
+        </w:tc>
+        <w:tc>
+          <w:tcPr>
+            <w:tcW w:w="1461" w:type="dxa"/>
+          </w:tcPr>
+          <w:p>
+            <w:pPr>
+              <w:cnfStyle w:val="000000000000" w:firstRow="0" w:lastRow="0" w:firstColumn="0" w:lastColumn="0" w:oddVBand="0" w:evenVBand="0" w:oddHBand="0" w:evenHBand="0" w:firstRowFirstColumn="0" w:firstRowLastColumn="0" w:lastRowFirstColumn="0" w:lastRowLastColumn="0"/>
+              <w:rPr>
+                <w:rFonts w:ascii="Arial" w:hAnsi="Arial" w:cs="Arial"/>
+                <w:szCs w:val="20"/>
+              </w:rPr>
+            </w:pPr>
+            <w:r>
+              <w:rPr>
+                <w:rFonts w:ascii="Arial" w:hAnsi="Arial" w:cs="Arial"/>
+                <w:szCs w:val="20"/>
+              </w:rPr>
+              <w:t>0.852971</w:t>
+            </w:r>
+          </w:p>
+        </w:tc>
+        <w:tc>
+          <w:tcPr>
+            <w:tcW w:w="1461" w:type="dxa"/>
+          </w:tcPr>
+          <w:p>
+            <w:pPr>
+              <w:cnfStyle w:val="000000000000" w:firstRow="0" w:lastRow="0" w:firstColumn="0" w:lastColumn="0" w:oddVBand="0" w:evenVBand="0" w:oddHBand="0" w:evenHBand="0" w:firstRowFirstColumn="0" w:firstRowLastColumn="0" w:lastRowFirstColumn="0" w:lastRowLastColumn="0"/>
+              <w:rPr>
+                <w:rFonts w:ascii="Arial" w:hAnsi="Arial" w:cs="Arial"/>
+                <w:szCs w:val="20"/>
+              </w:rPr>
+            </w:pPr>
+            <w:r>
+              <w:rPr>
+                <w:rFonts w:ascii="Arial" w:hAnsi="Arial" w:cs="Arial"/>
+                <w:szCs w:val="20"/>
+              </w:rPr>
+              <w:t>0.033656</w:t>
+            </w:r>
+          </w:p>
+        </w:tc>
+        <w:tc>
+          <w:tcPr>
+            <w:tcW w:w="1461" w:type="dxa"/>
+          </w:tcPr>
+          <w:p>
+            <w:pPr>
+              <w:cnfStyle w:val="000000000000" w:firstRow="0" w:lastRow="0" w:firstColumn="0" w:lastColumn="0" w:oddVBand="0" w:evenVBand="0" w:oddHBand="0" w:evenHBand="0" w:firstRowFirstColumn="0" w:firstRowLastColumn="0" w:lastRowFirstColumn="0" w:lastRowLastColumn="0"/>
+              <w:rPr>
+                <w:rFonts w:ascii="Arial" w:hAnsi="Arial" w:cs="Arial"/>
+                <w:szCs w:val="20"/>
+              </w:rPr>
+            </w:pPr>
+            <w:r>
+              <w:rPr>
+                <w:rFonts w:ascii="Arial" w:hAnsi="Arial" w:cs="Arial"/>
+                <w:szCs w:val="20"/>
+              </w:rPr>
+              <w:t>0.692369</w:t>
+            </w:r>
+          </w:p>
+        </w:tc>
+        <w:tc>
+          <w:tcPr>
+            <w:tcW w:w="1461" w:type="dxa"/>
+          </w:tcPr>
+          <w:p>
+            <w:pPr>
+              <w:cnfStyle w:val="000000000000" w:firstRow="0" w:lastRow="0" w:firstColumn="0" w:lastColumn="0" w:oddVBand="0" w:evenVBand="0" w:oddHBand="0" w:evenHBand="0" w:firstRowFirstColumn="0" w:firstRowLastColumn="0" w:lastRowFirstColumn="0" w:lastRowLastColumn="0"/>
+              <w:rPr>
+                <w:rFonts w:ascii="Arial" w:hAnsi="Arial" w:cs="Arial"/>
+                <w:szCs w:val="20"/>
+              </w:rPr>
+            </w:pPr>
+            <w:r>
+              <w:rPr>
+                <w:rFonts w:ascii="Arial" w:hAnsi="Arial" w:cs="Arial"/>
+                <w:szCs w:val="20"/>
+              </w:rPr>
+              <w:t>Runner-up</w:t>
             </w:r>
           </w:p>
         </w:tc>
       </w:tr>
       <w:tr>
         <w:trPr>
-          <w:jc w:val="center"/>
+          <w:cnfStyle w:val="000000100000" w:firstRow="0" w:lastRow="0" w:firstColumn="0" w:lastColumn="0" w:oddVBand="0" w:evenVBand="0" w:oddHBand="1" w:evenHBand="0" w:firstRowFirstColumn="0" w:firstRowLastColumn="0" w:lastRowFirstColumn="0" w:lastRowLastColumn="0"/>
         </w:trPr>
         <w:tc>
           <w:tcPr>
+            <w:cnfStyle w:val="001000000000" w:firstRow="0" w:lastRow="0" w:firstColumn="1" w:lastColumn="0" w:oddVBand="0" w:evenVBand="0" w:oddHBand="0" w:evenHBand="0" w:firstRowFirstColumn="0" w:firstRowLastColumn="0" w:lastRowFirstColumn="0" w:lastRowLastColumn="0"/>
             <w:tcW w:w="1461" w:type="dxa"/>
-            <w:shd w:val="clear" w:color="auto" w:fill="EAF2F8"/>
-          </w:tcPr>
-          <w:p>
-            <w:r>
-              <w:t>Tuned ResNet50</w:t>
+          </w:tcPr>
+          <w:p>
+            <w:pPr>
+              <w:rPr>
+                <w:rFonts w:ascii="Arial" w:hAnsi="Arial" w:cs="Arial"/>
+                <w:szCs w:val="20"/>
+              </w:rPr>
+            </w:pPr>
+            <w:r>
+              <w:rPr>
+                <w:rFonts w:ascii="Arial" w:hAnsi="Arial" w:cs="Arial"/>
+                <w:szCs w:val="20"/>
+              </w:rPr>
+              <w:t>Tuned CNN</w:t>
             </w:r>
           </w:p>
         </w:tc>
         <w:tc>
           <w:tcPr>
             <w:tcW w:w="1461" w:type="dxa"/>
-            <w:shd w:val="clear" w:color="auto" w:fill="EAF2F8"/>
-          </w:tcPr>
-          <w:p>
-            <w:r>
-              <w:t>16</w:t>
+          </w:tcPr>
+          <w:p>
+            <w:pPr>
+              <w:cnfStyle w:val="000000100000" w:firstRow="0" w:lastRow="0" w:firstColumn="0" w:lastColumn="0" w:oddVBand="0" w:evenVBand="0" w:oddHBand="1" w:evenHBand="0" w:firstRowFirstColumn="0" w:firstRowLastColumn="0" w:lastRowFirstColumn="0" w:lastRowLastColumn="0"/>
+              <w:rPr>
+                <w:rFonts w:ascii="Arial" w:hAnsi="Arial" w:cs="Arial"/>
+                <w:szCs w:val="20"/>
+              </w:rPr>
+            </w:pPr>
+            <w:r>
+              <w:rPr>
+                <w:rFonts w:ascii="Arial" w:hAnsi="Arial" w:cs="Arial"/>
+                <w:szCs w:val="20"/>
+              </w:rPr>
+              <w:t>1</w:t>
             </w:r>
           </w:p>
         </w:tc>
         <w:tc>
           <w:tcPr>
             <w:tcW w:w="1461" w:type="dxa"/>
-            <w:shd w:val="clear" w:color="auto" w:fill="EAF2F8"/>
-          </w:tcPr>
-          <w:p>
-            <w:r>
-              <w:t>0.989163</w:t>
+          </w:tcPr>
+          <w:p>
+            <w:pPr>
+              <w:cnfStyle w:val="000000100000" w:firstRow="0" w:lastRow="0" w:firstColumn="0" w:lastColumn="0" w:oddVBand="0" w:evenVBand="0" w:oddHBand="1" w:evenHBand="0" w:firstRowFirstColumn="0" w:firstRowLastColumn="0" w:lastRowFirstColumn="0" w:lastRowLastColumn="0"/>
+              <w:rPr>
+                <w:rFonts w:ascii="Arial" w:hAnsi="Arial" w:cs="Arial"/>
+                <w:szCs w:val="20"/>
+              </w:rPr>
+            </w:pPr>
+            <w:r>
+              <w:rPr>
+                <w:rFonts w:ascii="Arial" w:hAnsi="Arial" w:cs="Arial"/>
+                <w:szCs w:val="20"/>
+              </w:rPr>
+              <w:t>0.767801</w:t>
             </w:r>
           </w:p>
         </w:tc>
         <w:tc>
           <w:tcPr>
             <w:tcW w:w="1461" w:type="dxa"/>
-            <w:shd w:val="clear" w:color="auto" w:fill="EAF2F8"/>
-          </w:tcPr>
-          <w:p>
-            <w:r>
-              <w:t>0.852971</w:t>
+          </w:tcPr>
+          <w:p>
+            <w:pPr>
+              <w:cnfStyle w:val="000000100000" w:firstRow="0" w:lastRow="0" w:firstColumn="0" w:lastColumn="0" w:oddVBand="0" w:evenVBand="0" w:oddHBand="1" w:evenHBand="0" w:firstRowFirstColumn="0" w:firstRowLastColumn="0" w:lastRowFirstColumn="0" w:lastRowLastColumn="0"/>
+              <w:rPr>
+                <w:rFonts w:ascii="Arial" w:hAnsi="Arial" w:cs="Arial"/>
+                <w:szCs w:val="20"/>
+              </w:rPr>
+            </w:pPr>
+            <w:r>
+              <w:rPr>
+                <w:rFonts w:ascii="Arial" w:hAnsi="Arial" w:cs="Arial"/>
+                <w:szCs w:val="20"/>
+              </w:rPr>
+              <w:t>0.842569</w:t>
             </w:r>
           </w:p>
         </w:tc>
         <w:tc>
           <w:tcPr>
             <w:tcW w:w="1461" w:type="dxa"/>
-            <w:shd w:val="clear" w:color="auto" w:fill="EAF2F8"/>
-          </w:tcPr>
-          <w:p>
-            <w:r>
-              <w:t>0.033656</w:t>
+          </w:tcPr>
+          <w:p>
+            <w:pPr>
+              <w:cnfStyle w:val="000000100000" w:firstRow="0" w:lastRow="0" w:firstColumn="0" w:lastColumn="0" w:oddVBand="0" w:evenVBand="0" w:oddHBand="1" w:evenHBand="0" w:firstRowFirstColumn="0" w:firstRowLastColumn="0" w:lastRowFirstColumn="0" w:lastRowLastColumn="0"/>
+              <w:rPr>
+                <w:rFonts w:ascii="Arial" w:hAnsi="Arial" w:cs="Arial"/>
+                <w:szCs w:val="20"/>
+              </w:rPr>
+            </w:pPr>
+            <w:r>
+              <w:rPr>
+                <w:rFonts w:ascii="Arial" w:hAnsi="Arial" w:cs="Arial"/>
+                <w:szCs w:val="20"/>
+              </w:rPr>
+              <w:t>0.677284</w:t>
             </w:r>
           </w:p>
         </w:tc>
         <w:tc>
           <w:tcPr>
             <w:tcW w:w="1461" w:type="dxa"/>
-            <w:shd w:val="clear" w:color="auto" w:fill="EAF2F8"/>
-          </w:tcPr>
-          <w:p>
-            <w:r>
-              <w:t>0.692369</w:t>
+          </w:tcPr>
+          <w:p>
+            <w:pPr>
+              <w:cnfStyle w:val="000000100000" w:firstRow="0" w:lastRow="0" w:firstColumn="0" w:lastColumn="0" w:oddVBand="0" w:evenVBand="0" w:oddHBand="1" w:evenHBand="0" w:firstRowFirstColumn="0" w:firstRowLastColumn="0" w:lastRowFirstColumn="0" w:lastRowLastColumn="0"/>
+              <w:rPr>
+                <w:rFonts w:ascii="Arial" w:hAnsi="Arial" w:cs="Arial"/>
+                <w:szCs w:val="20"/>
+              </w:rPr>
+            </w:pPr>
+            <w:r>
+              <w:rPr>
+                <w:rFonts w:ascii="Arial" w:hAnsi="Arial" w:cs="Arial"/>
+                <w:szCs w:val="20"/>
+              </w:rPr>
+              <w:t>0.463133</w:t>
             </w:r>
           </w:p>
         </w:tc>
         <w:tc>
           <w:tcPr>
             <w:tcW w:w="1461" w:type="dxa"/>
-            <w:shd w:val="clear" w:color="auto" w:fill="EAF2F8"/>
-          </w:tcPr>
-          <w:p>
-            <w:r>
-              <w:t>Runner-up</w:t>
+          </w:tcPr>
+          <w:p>
+            <w:pPr>
+              <w:cnfStyle w:val="000000100000" w:firstRow="0" w:lastRow="0" w:firstColumn="0" w:lastColumn="0" w:oddVBand="0" w:evenVBand="0" w:oddHBand="1" w:evenHBand="0" w:firstRowFirstColumn="0" w:firstRowLastColumn="0" w:lastRowFirstColumn="0" w:lastRowLastColumn="0"/>
+              <w:rPr>
+                <w:rFonts w:ascii="Arial" w:hAnsi="Arial" w:cs="Arial"/>
+                <w:szCs w:val="20"/>
+              </w:rPr>
+            </w:pPr>
+            <w:r>
+              <w:rPr>
+                <w:rFonts w:ascii="Arial" w:hAnsi="Arial" w:cs="Arial"/>
+                <w:szCs w:val="20"/>
+              </w:rPr>
+              <w:t>Strong loss</w:t>
+            </w:r>
+          </w:p>
+        </w:tc>
+      </w:tr>
+      <w:tr>
+        <w:tc>
+          <w:tcPr>
+            <w:cnfStyle w:val="001000000000" w:firstRow="0" w:lastRow="0" w:firstColumn="1" w:lastColumn="0" w:oddVBand="0" w:evenVBand="0" w:oddHBand="0" w:evenHBand="0" w:firstRowFirstColumn="0" w:firstRowLastColumn="0" w:lastRowFirstColumn="0" w:lastRowLastColumn="0"/>
+            <w:tcW w:w="1461" w:type="dxa"/>
+          </w:tcPr>
+          <w:p>
+            <w:pPr>
+              <w:rPr>
+                <w:rFonts w:ascii="Arial" w:hAnsi="Arial" w:cs="Arial"/>
+                <w:szCs w:val="20"/>
+              </w:rPr>
+            </w:pPr>
+            <w:r>
+              <w:rPr>
+                <w:rFonts w:ascii="Arial" w:hAnsi="Arial" w:cs="Arial"/>
+                <w:szCs w:val="20"/>
+              </w:rPr>
+              <w:t>Tuned EfficientNetB0</w:t>
+            </w:r>
+          </w:p>
+        </w:tc>
+        <w:tc>
+          <w:tcPr>
+            <w:tcW w:w="1461" w:type="dxa"/>
+          </w:tcPr>
+          <w:p>
+            <w:pPr>
+              <w:cnfStyle w:val="000000000000" w:firstRow="0" w:lastRow="0" w:firstColumn="0" w:lastColumn="0" w:oddVBand="0" w:evenVBand="0" w:oddHBand="0" w:evenHBand="0" w:firstRowFirstColumn="0" w:firstRowLastColumn="0" w:lastRowFirstColumn="0" w:lastRowLastColumn="0"/>
+              <w:rPr>
+                <w:rFonts w:ascii="Arial" w:hAnsi="Arial" w:cs="Arial"/>
+                <w:szCs w:val="20"/>
+              </w:rPr>
+            </w:pPr>
+            <w:r>
+              <w:rPr>
+                <w:rFonts w:ascii="Arial" w:hAnsi="Arial" w:cs="Arial"/>
+                <w:szCs w:val="20"/>
+              </w:rPr>
+              <w:t>21</w:t>
+            </w:r>
+          </w:p>
+        </w:tc>
+        <w:tc>
+          <w:tcPr>
+            <w:tcW w:w="1461" w:type="dxa"/>
+          </w:tcPr>
+          <w:p>
+            <w:pPr>
+              <w:cnfStyle w:val="000000000000" w:firstRow="0" w:lastRow="0" w:firstColumn="0" w:lastColumn="0" w:oddVBand="0" w:evenVBand="0" w:oddHBand="0" w:evenHBand="0" w:firstRowFirstColumn="0" w:firstRowLastColumn="0" w:lastRowFirstColumn="0" w:lastRowLastColumn="0"/>
+              <w:rPr>
+                <w:rFonts w:ascii="Arial" w:hAnsi="Arial" w:cs="Arial"/>
+                <w:szCs w:val="20"/>
+              </w:rPr>
+            </w:pPr>
+            <w:r>
+              <w:rPr>
+                <w:rFonts w:ascii="Arial" w:hAnsi="Arial" w:cs="Arial"/>
+                <w:szCs w:val="20"/>
+              </w:rPr>
+              <w:t>0.921623</w:t>
+            </w:r>
+          </w:p>
+        </w:tc>
+        <w:tc>
+          <w:tcPr>
+            <w:tcW w:w="1461" w:type="dxa"/>
+          </w:tcPr>
+          <w:p>
+            <w:pPr>
+              <w:cnfStyle w:val="000000000000" w:firstRow="0" w:lastRow="0" w:firstColumn="0" w:lastColumn="0" w:oddVBand="0" w:evenVBand="0" w:oddHBand="0" w:evenHBand="0" w:firstRowFirstColumn="0" w:firstRowLastColumn="0" w:lastRowFirstColumn="0" w:lastRowLastColumn="0"/>
+              <w:rPr>
+                <w:rFonts w:ascii="Arial" w:hAnsi="Arial" w:cs="Arial"/>
+                <w:szCs w:val="20"/>
+              </w:rPr>
+            </w:pPr>
+            <w:r>
+              <w:rPr>
+                <w:rFonts w:ascii="Arial" w:hAnsi="Arial" w:cs="Arial"/>
+                <w:szCs w:val="20"/>
+              </w:rPr>
+              <w:t>0.835851</w:t>
+            </w:r>
+          </w:p>
+        </w:tc>
+        <w:tc>
+          <w:tcPr>
+            <w:tcW w:w="1461" w:type="dxa"/>
+          </w:tcPr>
+          <w:p>
+            <w:pPr>
+              <w:cnfStyle w:val="000000000000" w:firstRow="0" w:lastRow="0" w:firstColumn="0" w:lastColumn="0" w:oddVBand="0" w:evenVBand="0" w:oddHBand="0" w:evenHBand="0" w:firstRowFirstColumn="0" w:firstRowLastColumn="0" w:lastRowFirstColumn="0" w:lastRowLastColumn="0"/>
+              <w:rPr>
+                <w:rFonts w:ascii="Arial" w:hAnsi="Arial" w:cs="Arial"/>
+                <w:szCs w:val="20"/>
+              </w:rPr>
+            </w:pPr>
+            <w:r>
+              <w:rPr>
+                <w:rFonts w:ascii="Arial" w:hAnsi="Arial" w:cs="Arial"/>
+                <w:szCs w:val="20"/>
+              </w:rPr>
+              <w:t>0.237917</w:t>
+            </w:r>
+          </w:p>
+        </w:tc>
+        <w:tc>
+          <w:tcPr>
+            <w:tcW w:w="1461" w:type="dxa"/>
+          </w:tcPr>
+          <w:p>
+            <w:pPr>
+              <w:cnfStyle w:val="000000000000" w:firstRow="0" w:lastRow="0" w:firstColumn="0" w:lastColumn="0" w:oddVBand="0" w:evenVBand="0" w:oddHBand="0" w:evenHBand="0" w:firstRowFirstColumn="0" w:firstRowLastColumn="0" w:lastRowFirstColumn="0" w:lastRowLastColumn="0"/>
+              <w:rPr>
+                <w:rFonts w:ascii="Arial" w:hAnsi="Arial" w:cs="Arial"/>
+                <w:szCs w:val="20"/>
+              </w:rPr>
+            </w:pPr>
+            <w:r>
+              <w:rPr>
+                <w:rFonts w:ascii="Arial" w:hAnsi="Arial" w:cs="Arial"/>
+                <w:szCs w:val="20"/>
+              </w:rPr>
+              <w:t>0.501357</w:t>
+            </w:r>
+          </w:p>
+        </w:tc>
+        <w:tc>
+          <w:tcPr>
+            <w:tcW w:w="1461" w:type="dxa"/>
+          </w:tcPr>
+          <w:p>
+            <w:pPr>
+              <w:cnfStyle w:val="000000000000" w:firstRow="0" w:lastRow="0" w:firstColumn="0" w:lastColumn="0" w:oddVBand="0" w:evenVBand="0" w:oddHBand="0" w:evenHBand="0" w:firstRowFirstColumn="0" w:firstRowLastColumn="0" w:lastRowFirstColumn="0" w:lastRowLastColumn="0"/>
+              <w:rPr>
+                <w:rFonts w:ascii="Arial" w:hAnsi="Arial" w:cs="Arial"/>
+                <w:szCs w:val="20"/>
+              </w:rPr>
+            </w:pPr>
+            <w:r>
+              <w:rPr>
+                <w:rFonts w:ascii="Arial" w:hAnsi="Arial" w:cs="Arial"/>
+                <w:szCs w:val="20"/>
+              </w:rPr>
+              <w:t>Strong</w:t>
             </w:r>
           </w:p>
         </w:tc>
       </w:tr>
       <w:tr>
         <w:trPr>
-          <w:jc w:val="center"/>
+          <w:cnfStyle w:val="000000100000" w:firstRow="0" w:lastRow="0" w:firstColumn="0" w:lastColumn="0" w:oddVBand="0" w:evenVBand="0" w:oddHBand="1" w:evenHBand="0" w:firstRowFirstColumn="0" w:firstRowLastColumn="0" w:lastRowFirstColumn="0" w:lastRowLastColumn="0"/>
         </w:trPr>
         <w:tc>
           <w:tcPr>
+            <w:cnfStyle w:val="001000000000" w:firstRow="0" w:lastRow="0" w:firstColumn="1" w:lastColumn="0" w:oddVBand="0" w:evenVBand="0" w:oddHBand="0" w:evenHBand="0" w:firstRowFirstColumn="0" w:firstRowLastColumn="0" w:lastRowFirstColumn="0" w:lastRowLastColumn="0"/>
             <w:tcW w:w="1461" w:type="dxa"/>
           </w:tcPr>
           <w:p>
-            <w:r>
-              <w:t>Tuned CNN</w:t>
+            <w:pPr>
+              <w:rPr>
+                <w:rFonts w:ascii="Arial" w:hAnsi="Arial" w:cs="Arial"/>
+                <w:szCs w:val="20"/>
+              </w:rPr>
+            </w:pPr>
+            <w:r>
+              <w:rPr>
+                <w:rFonts w:ascii="Arial" w:hAnsi="Arial" w:cs="Arial"/>
+                <w:szCs w:val="20"/>
+              </w:rPr>
+              <w:t>VGG16</w:t>
             </w:r>
           </w:p>
         </w:tc>
@@ -2424,8 +3056,19 @@
             <w:tcW w:w="1461" w:type="dxa"/>
           </w:tcPr>
           <w:p>
-            <w:r>
-              <w:t>1</w:t>
+            <w:pPr>
+              <w:cnfStyle w:val="000000100000" w:firstRow="0" w:lastRow="0" w:firstColumn="0" w:lastColumn="0" w:oddVBand="0" w:evenVBand="0" w:oddHBand="1" w:evenHBand="0" w:firstRowFirstColumn="0" w:firstRowLastColumn="0" w:lastRowFirstColumn="0" w:lastRowLastColumn="0"/>
+              <w:rPr>
+                <w:rFonts w:ascii="Arial" w:hAnsi="Arial" w:cs="Arial"/>
+                <w:szCs w:val="20"/>
+              </w:rPr>
+            </w:pPr>
+            <w:r>
+              <w:rPr>
+                <w:rFonts w:ascii="Arial" w:hAnsi="Arial" w:cs="Arial"/>
+                <w:szCs w:val="20"/>
+              </w:rPr>
+              <w:t>23</w:t>
             </w:r>
           </w:p>
         </w:tc>
@@ -2434,8 +3077,19 @@
             <w:tcW w:w="1461" w:type="dxa"/>
           </w:tcPr>
           <w:p>
-            <w:r>
-              <w:t>0.767801</w:t>
+            <w:pPr>
+              <w:cnfStyle w:val="000000100000" w:firstRow="0" w:lastRow="0" w:firstColumn="0" w:lastColumn="0" w:oddVBand="0" w:evenVBand="0" w:oddHBand="1" w:evenHBand="0" w:firstRowFirstColumn="0" w:firstRowLastColumn="0" w:lastRowFirstColumn="0" w:lastRowLastColumn="0"/>
+              <w:rPr>
+                <w:rFonts w:ascii="Arial" w:hAnsi="Arial" w:cs="Arial"/>
+                <w:szCs w:val="20"/>
+              </w:rPr>
+            </w:pPr>
+            <w:r>
+              <w:rPr>
+                <w:rFonts w:ascii="Arial" w:hAnsi="Arial" w:cs="Arial"/>
+                <w:szCs w:val="20"/>
+              </w:rPr>
+              <w:t>0.992440</w:t>
             </w:r>
           </w:p>
         </w:tc>
@@ -2444,8 +3098,19 @@
             <w:tcW w:w="1461" w:type="dxa"/>
           </w:tcPr>
           <w:p>
-            <w:r>
-              <w:t>0.842569</w:t>
+            <w:pPr>
+              <w:cnfStyle w:val="000000100000" w:firstRow="0" w:lastRow="0" w:firstColumn="0" w:lastColumn="0" w:oddVBand="0" w:evenVBand="0" w:oddHBand="1" w:evenHBand="0" w:firstRowFirstColumn="0" w:firstRowLastColumn="0" w:lastRowFirstColumn="0" w:lastRowLastColumn="0"/>
+              <w:rPr>
+                <w:rFonts w:ascii="Arial" w:hAnsi="Arial" w:cs="Arial"/>
+                <w:szCs w:val="20"/>
+              </w:rPr>
+            </w:pPr>
+            <w:r>
+              <w:rPr>
+                <w:rFonts w:ascii="Arial" w:hAnsi="Arial" w:cs="Arial"/>
+                <w:szCs w:val="20"/>
+              </w:rPr>
+              <w:t>0.833837</w:t>
             </w:r>
           </w:p>
         </w:tc>
@@ -2454,8 +3119,19 @@
             <w:tcW w:w="1461" w:type="dxa"/>
           </w:tcPr>
           <w:p>
-            <w:r>
-              <w:t>0.677284</w:t>
+            <w:pPr>
+              <w:cnfStyle w:val="000000100000" w:firstRow="0" w:lastRow="0" w:firstColumn="0" w:lastColumn="0" w:oddVBand="0" w:evenVBand="0" w:oddHBand="1" w:evenHBand="0" w:firstRowFirstColumn="0" w:firstRowLastColumn="0" w:lastRowFirstColumn="0" w:lastRowLastColumn="0"/>
+              <w:rPr>
+                <w:rFonts w:ascii="Arial" w:hAnsi="Arial" w:cs="Arial"/>
+                <w:szCs w:val="20"/>
+              </w:rPr>
+            </w:pPr>
+            <w:r>
+              <w:rPr>
+                <w:rFonts w:ascii="Arial" w:hAnsi="Arial" w:cs="Arial"/>
+                <w:szCs w:val="20"/>
+              </w:rPr>
+              <w:t>0.028172</w:t>
             </w:r>
           </w:p>
         </w:tc>
@@ -2464,8 +3140,19 @@
             <w:tcW w:w="1461" w:type="dxa"/>
           </w:tcPr>
           <w:p>
-            <w:r>
-              <w:t>0.463133</w:t>
+            <w:pPr>
+              <w:cnfStyle w:val="000000100000" w:firstRow="0" w:lastRow="0" w:firstColumn="0" w:lastColumn="0" w:oddVBand="0" w:evenVBand="0" w:oddHBand="1" w:evenHBand="0" w:firstRowFirstColumn="0" w:firstRowLastColumn="0" w:lastRowFirstColumn="0" w:lastRowLastColumn="0"/>
+              <w:rPr>
+                <w:rFonts w:ascii="Arial" w:hAnsi="Arial" w:cs="Arial"/>
+                <w:szCs w:val="20"/>
+              </w:rPr>
+            </w:pPr>
+            <w:r>
+              <w:rPr>
+                <w:rFonts w:ascii="Arial" w:hAnsi="Arial" w:cs="Arial"/>
+                <w:szCs w:val="20"/>
+              </w:rPr>
+              <w:t>0.968426</w:t>
             </w:r>
           </w:p>
         </w:tc>
@@ -2474,328 +3161,319 @@
             <w:tcW w:w="1461" w:type="dxa"/>
           </w:tcPr>
           <w:p>
-            <w:r>
-              <w:t>Strong loss</w:t>
+            <w:pPr>
+              <w:cnfStyle w:val="000000100000" w:firstRow="0" w:lastRow="0" w:firstColumn="0" w:lastColumn="0" w:oddVBand="0" w:evenVBand="0" w:oddHBand="1" w:evenHBand="0" w:firstRowFirstColumn="0" w:firstRowLastColumn="0" w:lastRowFirstColumn="0" w:lastRowLastColumn="0"/>
+              <w:rPr>
+                <w:rFonts w:ascii="Arial" w:hAnsi="Arial" w:cs="Arial"/>
+                <w:szCs w:val="20"/>
+              </w:rPr>
+            </w:pPr>
+            <w:r>
+              <w:rPr>
+                <w:rFonts w:ascii="Arial" w:hAnsi="Arial" w:cs="Arial"/>
+                <w:szCs w:val="20"/>
+              </w:rPr>
+              <w:t>Overfit gap</w:t>
+            </w:r>
+          </w:p>
+        </w:tc>
+      </w:tr>
+      <w:tr>
+        <w:tc>
+          <w:tcPr>
+            <w:cnfStyle w:val="001000000000" w:firstRow="0" w:lastRow="0" w:firstColumn="1" w:lastColumn="0" w:oddVBand="0" w:evenVBand="0" w:oddHBand="0" w:evenHBand="0" w:firstRowFirstColumn="0" w:firstRowLastColumn="0" w:lastRowFirstColumn="0" w:lastRowLastColumn="0"/>
+            <w:tcW w:w="1461" w:type="dxa"/>
+          </w:tcPr>
+          <w:p>
+            <w:pPr>
+              <w:rPr>
+                <w:rFonts w:ascii="Arial" w:hAnsi="Arial" w:cs="Arial"/>
+                <w:szCs w:val="20"/>
+              </w:rPr>
+            </w:pPr>
+            <w:r>
+              <w:rPr>
+                <w:rFonts w:ascii="Arial" w:hAnsi="Arial" w:cs="Arial"/>
+                <w:szCs w:val="20"/>
+              </w:rPr>
+              <w:t>Augmented CNN</w:t>
+            </w:r>
+          </w:p>
+        </w:tc>
+        <w:tc>
+          <w:tcPr>
+            <w:tcW w:w="1461" w:type="dxa"/>
+          </w:tcPr>
+          <w:p>
+            <w:pPr>
+              <w:cnfStyle w:val="000000000000" w:firstRow="0" w:lastRow="0" w:firstColumn="0" w:lastColumn="0" w:oddVBand="0" w:evenVBand="0" w:oddHBand="0" w:evenHBand="0" w:firstRowFirstColumn="0" w:firstRowLastColumn="0" w:lastRowFirstColumn="0" w:lastRowLastColumn="0"/>
+              <w:rPr>
+                <w:rFonts w:ascii="Arial" w:hAnsi="Arial" w:cs="Arial"/>
+                <w:szCs w:val="20"/>
+              </w:rPr>
+            </w:pPr>
+            <w:r>
+              <w:rPr>
+                <w:rFonts w:ascii="Arial" w:hAnsi="Arial" w:cs="Arial"/>
+                <w:szCs w:val="20"/>
+              </w:rPr>
+              <w:t>30</w:t>
+            </w:r>
+          </w:p>
+        </w:tc>
+        <w:tc>
+          <w:tcPr>
+            <w:tcW w:w="1461" w:type="dxa"/>
+          </w:tcPr>
+          <w:p>
+            <w:pPr>
+              <w:cnfStyle w:val="000000000000" w:firstRow="0" w:lastRow="0" w:firstColumn="0" w:lastColumn="0" w:oddVBand="0" w:evenVBand="0" w:oddHBand="0" w:evenHBand="0" w:firstRowFirstColumn="0" w:firstRowLastColumn="0" w:lastRowFirstColumn="0" w:lastRowLastColumn="0"/>
+              <w:rPr>
+                <w:rFonts w:ascii="Arial" w:hAnsi="Arial" w:cs="Arial"/>
+                <w:szCs w:val="20"/>
+              </w:rPr>
+            </w:pPr>
+            <w:r>
+              <w:rPr>
+                <w:rFonts w:ascii="Arial" w:hAnsi="Arial" w:cs="Arial"/>
+                <w:szCs w:val="20"/>
+              </w:rPr>
+              <w:t>0.700101</w:t>
+            </w:r>
+          </w:p>
+        </w:tc>
+        <w:tc>
+          <w:tcPr>
+            <w:tcW w:w="1461" w:type="dxa"/>
+          </w:tcPr>
+          <w:p>
+            <w:pPr>
+              <w:cnfStyle w:val="000000000000" w:firstRow="0" w:lastRow="0" w:firstColumn="0" w:lastColumn="0" w:oddVBand="0" w:evenVBand="0" w:oddHBand="0" w:evenHBand="0" w:firstRowFirstColumn="0" w:firstRowLastColumn="0" w:lastRowFirstColumn="0" w:lastRowLastColumn="0"/>
+              <w:rPr>
+                <w:rFonts w:ascii="Arial" w:hAnsi="Arial" w:cs="Arial"/>
+                <w:szCs w:val="20"/>
+              </w:rPr>
+            </w:pPr>
+            <w:r>
+              <w:rPr>
+                <w:rFonts w:ascii="Arial" w:hAnsi="Arial" w:cs="Arial"/>
+                <w:szCs w:val="20"/>
+              </w:rPr>
+              <w:t>0.696878</w:t>
+            </w:r>
+          </w:p>
+        </w:tc>
+        <w:tc>
+          <w:tcPr>
+            <w:tcW w:w="1461" w:type="dxa"/>
+          </w:tcPr>
+          <w:p>
+            <w:pPr>
+              <w:cnfStyle w:val="000000000000" w:firstRow="0" w:lastRow="0" w:firstColumn="0" w:lastColumn="0" w:oddVBand="0" w:evenVBand="0" w:oddHBand="0" w:evenHBand="0" w:firstRowFirstColumn="0" w:firstRowLastColumn="0" w:lastRowFirstColumn="0" w:lastRowLastColumn="0"/>
+              <w:rPr>
+                <w:rFonts w:ascii="Arial" w:hAnsi="Arial" w:cs="Arial"/>
+                <w:szCs w:val="20"/>
+              </w:rPr>
+            </w:pPr>
+            <w:r>
+              <w:rPr>
+                <w:rFonts w:ascii="Arial" w:hAnsi="Arial" w:cs="Arial"/>
+                <w:szCs w:val="20"/>
+              </w:rPr>
+              <w:t>0.887958</w:t>
+            </w:r>
+          </w:p>
+        </w:tc>
+        <w:tc>
+          <w:tcPr>
+            <w:tcW w:w="1461" w:type="dxa"/>
+          </w:tcPr>
+          <w:p>
+            <w:pPr>
+              <w:cnfStyle w:val="000000000000" w:firstRow="0" w:lastRow="0" w:firstColumn="0" w:lastColumn="0" w:oddVBand="0" w:evenVBand="0" w:oddHBand="0" w:evenHBand="0" w:firstRowFirstColumn="0" w:firstRowLastColumn="0" w:lastRowFirstColumn="0" w:lastRowLastColumn="0"/>
+              <w:rPr>
+                <w:rFonts w:ascii="Arial" w:hAnsi="Arial" w:cs="Arial"/>
+                <w:szCs w:val="20"/>
+              </w:rPr>
+            </w:pPr>
+            <w:r>
+              <w:rPr>
+                <w:rFonts w:ascii="Arial" w:hAnsi="Arial" w:cs="Arial"/>
+                <w:szCs w:val="20"/>
+              </w:rPr>
+              <w:t>0.997996</w:t>
+            </w:r>
+          </w:p>
+        </w:tc>
+        <w:tc>
+          <w:tcPr>
+            <w:tcW w:w="1461" w:type="dxa"/>
+          </w:tcPr>
+          <w:p>
+            <w:pPr>
+              <w:cnfStyle w:val="000000000000" w:firstRow="0" w:lastRow="0" w:firstColumn="0" w:lastColumn="0" w:oddVBand="0" w:evenVBand="0" w:oddHBand="0" w:evenHBand="0" w:firstRowFirstColumn="0" w:firstRowLastColumn="0" w:lastRowFirstColumn="0" w:lastRowLastColumn="0"/>
+              <w:rPr>
+                <w:rFonts w:ascii="Arial" w:hAnsi="Arial" w:cs="Arial"/>
+                <w:szCs w:val="20"/>
+              </w:rPr>
+            </w:pPr>
+            <w:r>
+              <w:rPr>
+                <w:rFonts w:ascii="Arial" w:hAnsi="Arial" w:cs="Arial"/>
+                <w:szCs w:val="20"/>
+              </w:rPr>
+              <w:t>Improved baseline</w:t>
             </w:r>
           </w:p>
         </w:tc>
       </w:tr>
       <w:tr>
         <w:trPr>
-          <w:jc w:val="center"/>
+          <w:cnfStyle w:val="000000100000" w:firstRow="0" w:lastRow="0" w:firstColumn="0" w:lastColumn="0" w:oddVBand="0" w:evenVBand="0" w:oddHBand="1" w:evenHBand="0" w:firstRowFirstColumn="0" w:firstRowLastColumn="0" w:lastRowFirstColumn="0" w:lastRowLastColumn="0"/>
         </w:trPr>
         <w:tc>
           <w:tcPr>
+            <w:cnfStyle w:val="001000000000" w:firstRow="0" w:lastRow="0" w:firstColumn="1" w:lastColumn="0" w:oddVBand="0" w:evenVBand="0" w:oddHBand="0" w:evenHBand="0" w:firstRowFirstColumn="0" w:firstRowLastColumn="0" w:lastRowFirstColumn="0" w:lastRowLastColumn="0"/>
             <w:tcW w:w="1461" w:type="dxa"/>
-            <w:shd w:val="clear" w:color="auto" w:fill="EAF2F8"/>
-          </w:tcPr>
-          <w:p>
-            <w:r>
-              <w:t>Tuned EfficientNetB0</w:t>
+          </w:tcPr>
+          <w:p>
+            <w:pPr>
+              <w:rPr>
+                <w:rFonts w:ascii="Arial" w:hAnsi="Arial" w:cs="Arial"/>
+                <w:szCs w:val="20"/>
+              </w:rPr>
+            </w:pPr>
+            <w:r>
+              <w:rPr>
+                <w:rFonts w:ascii="Arial" w:hAnsi="Arial" w:cs="Arial"/>
+                <w:szCs w:val="20"/>
+              </w:rPr>
+              <w:t>Basic CNN</w:t>
             </w:r>
           </w:p>
         </w:tc>
         <w:tc>
           <w:tcPr>
             <w:tcW w:w="1461" w:type="dxa"/>
-            <w:shd w:val="clear" w:color="auto" w:fill="EAF2F8"/>
-          </w:tcPr>
-          <w:p>
-            <w:r>
-              <w:t>21</w:t>
+          </w:tcPr>
+          <w:p>
+            <w:pPr>
+              <w:cnfStyle w:val="000000100000" w:firstRow="0" w:lastRow="0" w:firstColumn="0" w:lastColumn="0" w:oddVBand="0" w:evenVBand="0" w:oddHBand="1" w:evenHBand="0" w:firstRowFirstColumn="0" w:firstRowLastColumn="0" w:lastRowFirstColumn="0" w:lastRowLastColumn="0"/>
+              <w:rPr>
+                <w:rFonts w:ascii="Arial" w:hAnsi="Arial" w:cs="Arial"/>
+                <w:szCs w:val="20"/>
+              </w:rPr>
+            </w:pPr>
+            <w:r>
+              <w:rPr>
+                <w:rFonts w:ascii="Arial" w:hAnsi="Arial" w:cs="Arial"/>
+                <w:szCs w:val="20"/>
+              </w:rPr>
+              <w:t>29</w:t>
             </w:r>
           </w:p>
         </w:tc>
         <w:tc>
           <w:tcPr>
             <w:tcW w:w="1461" w:type="dxa"/>
-            <w:shd w:val="clear" w:color="auto" w:fill="EAF2F8"/>
-          </w:tcPr>
-          <w:p>
-            <w:r>
-              <w:t>0.921623</w:t>
+          </w:tcPr>
+          <w:p>
+            <w:pPr>
+              <w:cnfStyle w:val="000000100000" w:firstRow="0" w:lastRow="0" w:firstColumn="0" w:lastColumn="0" w:oddVBand="0" w:evenVBand="0" w:oddHBand="1" w:evenHBand="0" w:firstRowFirstColumn="0" w:firstRowLastColumn="0" w:lastRowFirstColumn="0" w:lastRowLastColumn="0"/>
+              <w:rPr>
+                <w:rFonts w:ascii="Arial" w:hAnsi="Arial" w:cs="Arial"/>
+                <w:szCs w:val="20"/>
+              </w:rPr>
+            </w:pPr>
+            <w:r>
+              <w:rPr>
+                <w:rFonts w:ascii="Arial" w:hAnsi="Arial" w:cs="Arial"/>
+                <w:szCs w:val="20"/>
+              </w:rPr>
+              <w:t>0.823251</w:t>
             </w:r>
           </w:p>
         </w:tc>
         <w:tc>
           <w:tcPr>
             <w:tcW w:w="1461" w:type="dxa"/>
-            <w:shd w:val="clear" w:color="auto" w:fill="EAF2F8"/>
-          </w:tcPr>
-          <w:p>
-            <w:r>
-              <w:t>0.835851</w:t>
+          </w:tcPr>
+          <w:p>
+            <w:pPr>
+              <w:cnfStyle w:val="000000100000" w:firstRow="0" w:lastRow="0" w:firstColumn="0" w:lastColumn="0" w:oddVBand="0" w:evenVBand="0" w:oddHBand="1" w:evenHBand="0" w:firstRowFirstColumn="0" w:firstRowLastColumn="0" w:lastRowFirstColumn="0" w:lastRowLastColumn="0"/>
+              <w:rPr>
+                <w:rFonts w:ascii="Arial" w:hAnsi="Arial" w:cs="Arial"/>
+                <w:szCs w:val="20"/>
+              </w:rPr>
+            </w:pPr>
+            <w:r>
+              <w:rPr>
+                <w:rFonts w:ascii="Arial" w:hAnsi="Arial" w:cs="Arial"/>
+                <w:szCs w:val="20"/>
+              </w:rPr>
+              <w:t>0.673804</w:t>
             </w:r>
           </w:p>
         </w:tc>
         <w:tc>
           <w:tcPr>
             <w:tcW w:w="1461" w:type="dxa"/>
-            <w:shd w:val="clear" w:color="auto" w:fill="EAF2F8"/>
-          </w:tcPr>
-          <w:p>
-            <w:r>
-              <w:t>0.237917</w:t>
+          </w:tcPr>
+          <w:p>
+            <w:pPr>
+              <w:cnfStyle w:val="000000100000" w:firstRow="0" w:lastRow="0" w:firstColumn="0" w:lastColumn="0" w:oddVBand="0" w:evenVBand="0" w:oddHBand="1" w:evenHBand="0" w:firstRowFirstColumn="0" w:firstRowLastColumn="0" w:lastRowFirstColumn="0" w:lastRowLastColumn="0"/>
+              <w:rPr>
+                <w:rFonts w:ascii="Arial" w:hAnsi="Arial" w:cs="Arial"/>
+                <w:szCs w:val="20"/>
+              </w:rPr>
+            </w:pPr>
+            <w:r>
+              <w:rPr>
+                <w:rFonts w:ascii="Arial" w:hAnsi="Arial" w:cs="Arial"/>
+                <w:szCs w:val="20"/>
+              </w:rPr>
+              <w:t>0.533811</w:t>
             </w:r>
           </w:p>
         </w:tc>
         <w:tc>
           <w:tcPr>
             <w:tcW w:w="1461" w:type="dxa"/>
-            <w:shd w:val="clear" w:color="auto" w:fill="EAF2F8"/>
-          </w:tcPr>
-          <w:p>
-            <w:r>
-              <w:t>0.501357</w:t>
+          </w:tcPr>
+          <w:p>
+            <w:pPr>
+              <w:cnfStyle w:val="000000100000" w:firstRow="0" w:lastRow="0" w:firstColumn="0" w:lastColumn="0" w:oddVBand="0" w:evenVBand="0" w:oddHBand="1" w:evenHBand="0" w:firstRowFirstColumn="0" w:firstRowLastColumn="0" w:lastRowFirstColumn="0" w:lastRowLastColumn="0"/>
+              <w:rPr>
+                <w:rFonts w:ascii="Arial" w:hAnsi="Arial" w:cs="Arial"/>
+                <w:szCs w:val="20"/>
+              </w:rPr>
+            </w:pPr>
+            <w:r>
+              <w:rPr>
+                <w:rFonts w:ascii="Arial" w:hAnsi="Arial" w:cs="Arial"/>
+                <w:szCs w:val="20"/>
+              </w:rPr>
+              <w:t>1.244577</w:t>
             </w:r>
           </w:p>
         </w:tc>
         <w:tc>
           <w:tcPr>
             <w:tcW w:w="1461" w:type="dxa"/>
-            <w:shd w:val="clear" w:color="auto" w:fill="EAF2F8"/>
-          </w:tcPr>
-          <w:p>
-            <w:r>
-              <w:t>Strong</w:t>
-            </w:r>
-          </w:p>
-        </w:tc>
-      </w:tr>
-      <w:tr>
-        <w:trPr>
-          <w:jc w:val="center"/>
-        </w:trPr>
-        <w:tc>
-          <w:tcPr>
-            <w:tcW w:w="1461" w:type="dxa"/>
-            <w:shd w:val="clear" w:color="auto" w:fill="EAF2F8"/>
-          </w:tcPr>
-          <w:p>
-            <w:r>
-              <w:t>VGG16</w:t>
-            </w:r>
-          </w:p>
-        </w:tc>
-        <w:tc>
-          <w:tcPr>
-            <w:tcW w:w="1461" w:type="dxa"/>
-            <w:shd w:val="clear" w:color="auto" w:fill="EAF2F8"/>
-          </w:tcPr>
-          <w:p>
-            <w:r>
-              <w:t>23</w:t>
-            </w:r>
-          </w:p>
-        </w:tc>
-        <w:tc>
-          <w:tcPr>
-            <w:tcW w:w="1461" w:type="dxa"/>
-            <w:shd w:val="clear" w:color="auto" w:fill="EAF2F8"/>
-          </w:tcPr>
-          <w:p>
-            <w:r>
-              <w:t>0.992440</w:t>
-            </w:r>
-          </w:p>
-        </w:tc>
-        <w:tc>
-          <w:tcPr>
-            <w:tcW w:w="1461" w:type="dxa"/>
-            <w:shd w:val="clear" w:color="auto" w:fill="EAF2F8"/>
-          </w:tcPr>
-          <w:p>
-            <w:r>
-              <w:t>0.833837</w:t>
-            </w:r>
-          </w:p>
-        </w:tc>
-        <w:tc>
-          <w:tcPr>
-            <w:tcW w:w="1461" w:type="dxa"/>
-            <w:shd w:val="clear" w:color="auto" w:fill="EAF2F8"/>
-          </w:tcPr>
-          <w:p>
-            <w:r>
-              <w:t>0.028172</w:t>
-            </w:r>
-          </w:p>
-        </w:tc>
-        <w:tc>
-          <w:tcPr>
-            <w:tcW w:w="1461" w:type="dxa"/>
-            <w:shd w:val="clear" w:color="auto" w:fill="EAF2F8"/>
-          </w:tcPr>
-          <w:p>
-            <w:r>
-              <w:t>0.968426</w:t>
-            </w:r>
-          </w:p>
-        </w:tc>
-        <w:tc>
-          <w:tcPr>
-            <w:tcW w:w="1461" w:type="dxa"/>
-            <w:shd w:val="clear" w:color="auto" w:fill="EAF2F8"/>
-          </w:tcPr>
-          <w:p>
-            <w:r>
-              <w:t>Overfit gap</w:t>
-            </w:r>
-          </w:p>
-        </w:tc>
-      </w:tr>
-      <w:tr>
-        <w:trPr>
-          <w:jc w:val="center"/>
-        </w:trPr>
-        <w:tc>
-          <w:tcPr>
-            <w:tcW w:w="1461" w:type="dxa"/>
-          </w:tcPr>
-          <w:p>
-            <w:r>
-              <w:t>Augmented CNN</w:t>
-            </w:r>
-          </w:p>
-        </w:tc>
-        <w:tc>
-          <w:tcPr>
-            <w:tcW w:w="1461" w:type="dxa"/>
-          </w:tcPr>
-          <w:p>
-            <w:r>
-              <w:t>30</w:t>
-            </w:r>
-          </w:p>
-        </w:tc>
-        <w:tc>
-          <w:tcPr>
-            <w:tcW w:w="1461" w:type="dxa"/>
-          </w:tcPr>
-          <w:p>
-            <w:r>
-              <w:t>0.700101</w:t>
-            </w:r>
-          </w:p>
-        </w:tc>
-        <w:tc>
-          <w:tcPr>
-            <w:tcW w:w="1461" w:type="dxa"/>
-          </w:tcPr>
-          <w:p>
-            <w:r>
-              <w:t>0.696878</w:t>
-            </w:r>
-          </w:p>
-        </w:tc>
-        <w:tc>
-          <w:tcPr>
-            <w:tcW w:w="1461" w:type="dxa"/>
-          </w:tcPr>
-          <w:p>
-            <w:r>
-              <w:t>0.887958</w:t>
-            </w:r>
-          </w:p>
-        </w:tc>
-        <w:tc>
-          <w:tcPr>
-            <w:tcW w:w="1461" w:type="dxa"/>
-          </w:tcPr>
-          <w:p>
-            <w:r>
-              <w:t>0.997996</w:t>
-            </w:r>
-          </w:p>
-        </w:tc>
-        <w:tc>
-          <w:tcPr>
-            <w:tcW w:w="1461" w:type="dxa"/>
-          </w:tcPr>
-          <w:p>
-            <w:r>
-              <w:t>Improved baseline</w:t>
-            </w:r>
-          </w:p>
-        </w:tc>
-      </w:tr>
-      <w:tr>
-        <w:trPr>
-          <w:jc w:val="center"/>
-        </w:trPr>
-        <w:tc>
-          <w:tcPr>
-            <w:tcW w:w="1461" w:type="dxa"/>
-            <w:shd w:val="clear" w:color="auto" w:fill="EAF2F8"/>
-          </w:tcPr>
-          <w:p>
-            <w:r>
-              <w:t>Basic CNN</w:t>
-            </w:r>
-          </w:p>
-        </w:tc>
-        <w:tc>
-          <w:tcPr>
-            <w:tcW w:w="1461" w:type="dxa"/>
-            <w:shd w:val="clear" w:color="auto" w:fill="EAF2F8"/>
-          </w:tcPr>
-          <w:p>
-            <w:r>
-              <w:t>29</w:t>
-            </w:r>
-          </w:p>
-        </w:tc>
-        <w:tc>
-          <w:tcPr>
-            <w:tcW w:w="1461" w:type="dxa"/>
-            <w:shd w:val="clear" w:color="auto" w:fill="EAF2F8"/>
-          </w:tcPr>
-          <w:p>
-            <w:r>
-              <w:t>0.823251</w:t>
-            </w:r>
-          </w:p>
-        </w:tc>
-        <w:tc>
-          <w:tcPr>
-            <w:tcW w:w="1461" w:type="dxa"/>
-            <w:shd w:val="clear" w:color="auto" w:fill="EAF2F8"/>
-          </w:tcPr>
-          <w:p>
-            <w:r>
-              <w:t>0.673804</w:t>
-            </w:r>
-          </w:p>
-        </w:tc>
-        <w:tc>
-          <w:tcPr>
-            <w:tcW w:w="1461" w:type="dxa"/>
-            <w:shd w:val="clear" w:color="auto" w:fill="EAF2F8"/>
-          </w:tcPr>
-          <w:p>
-            <w:r>
-              <w:t>0.533811</w:t>
-            </w:r>
-          </w:p>
-        </w:tc>
-        <w:tc>
-          <w:tcPr>
-            <w:tcW w:w="1461" w:type="dxa"/>
-            <w:shd w:val="clear" w:color="auto" w:fill="EAF2F8"/>
-          </w:tcPr>
-          <w:p>
-            <w:r>
-              <w:t>1.244577</w:t>
-            </w:r>
-          </w:p>
-        </w:tc>
-        <w:tc>
-          <w:tcPr>
-            <w:tcW w:w="1461" w:type="dxa"/>
-            <w:shd w:val="clear" w:color="auto" w:fill="EAF2F8"/>
-          </w:tcPr>
-          <w:p>
-            <w:r>
+          </w:tcPr>
+          <w:p>
+            <w:pPr>
+              <w:cnfStyle w:val="000000100000" w:firstRow="0" w:lastRow="0" w:firstColumn="0" w:lastColumn="0" w:oddVBand="0" w:evenVBand="0" w:oddHBand="1" w:evenHBand="0" w:firstRowFirstColumn="0" w:firstRowLastColumn="0" w:lastRowFirstColumn="0" w:lastRowLastColumn="0"/>
+              <w:rPr>
+                <w:rFonts w:ascii="Arial" w:hAnsi="Arial" w:cs="Arial"/>
+                <w:szCs w:val="20"/>
+              </w:rPr>
+            </w:pPr>
+            <w:r>
+              <w:rPr>
+                <w:rFonts w:ascii="Arial" w:hAnsi="Arial" w:cs="Arial"/>
+                <w:szCs w:val="20"/>
+              </w:rPr>
               <w:t>Baseline</w:t>
             </w:r>
           </w:p>
@@ -2819,9 +3497,8 @@
     </w:p>
     <w:tbl>
       <w:tblPr>
-        <w:tblStyle w:val="TableGrid"/>
+        <w:tblStyle w:val="GridTable5Dark-Accent1"/>
         <w:tblW w:w="0" w:type="auto"/>
-        <w:jc w:val="center"/>
         <w:tblLook w:val="04A0" w:firstRow="1" w:lastRow="0" w:firstColumn="1" w:lastColumn="0" w:noHBand="0" w:noVBand="1"/>
       </w:tblPr>
       <w:tblGrid>
@@ -2830,19 +3507,23 @@
       </w:tblGrid>
       <w:tr>
         <w:trPr>
-          <w:jc w:val="center"/>
+          <w:cnfStyle w:val="100000000000" w:firstRow="1" w:lastRow="0" w:firstColumn="0" w:lastColumn="0" w:oddVBand="0" w:evenVBand="0" w:oddHBand="0" w:evenHBand="0" w:firstRowFirstColumn="0" w:firstRowLastColumn="0" w:lastRowFirstColumn="0" w:lastRowLastColumn="0"/>
         </w:trPr>
         <w:tc>
           <w:tcPr>
+            <w:cnfStyle w:val="001000000000" w:firstRow="0" w:lastRow="0" w:firstColumn="1" w:lastColumn="0" w:oddVBand="0" w:evenVBand="0" w:oddHBand="0" w:evenHBand="0" w:firstRowFirstColumn="0" w:firstRowLastColumn="0" w:lastRowFirstColumn="0" w:lastRowLastColumn="0"/>
             <w:tcW w:w="5112" w:type="dxa"/>
-            <w:shd w:val="clear" w:color="auto" w:fill="1F4E78"/>
-          </w:tcPr>
-          <w:p>
-            <w:r>
-              <w:rPr>
-                <w:b/>
+          </w:tcPr>
+          <w:p>
+            <w:pPr>
+              <w:rPr>
+                <w:szCs w:val="20"/>
+              </w:rPr>
+            </w:pPr>
+            <w:r>
+              <w:rPr>
                 <w:color w:val="FFFFFF"/>
-                <w:sz w:val="16"/>
+                <w:szCs w:val="20"/>
               </w:rPr>
               <w:t>Criterion</w:t>
             </w:r>
@@ -2851,14 +3532,18 @@
         <w:tc>
           <w:tcPr>
             <w:tcW w:w="5112" w:type="dxa"/>
-            <w:shd w:val="clear" w:color="auto" w:fill="1F4E78"/>
-          </w:tcPr>
-          <w:p>
-            <w:r>
-              <w:rPr>
-                <w:b/>
+          </w:tcPr>
+          <w:p>
+            <w:pPr>
+              <w:cnfStyle w:val="100000000000" w:firstRow="1" w:lastRow="0" w:firstColumn="0" w:lastColumn="0" w:oddVBand="0" w:evenVBand="0" w:oddHBand="0" w:evenHBand="0" w:firstRowFirstColumn="0" w:firstRowLastColumn="0" w:lastRowFirstColumn="0" w:lastRowLastColumn="0"/>
+              <w:rPr>
+                <w:szCs w:val="20"/>
+              </w:rPr>
+            </w:pPr>
+            <w:r>
+              <w:rPr>
                 <w:color w:val="FFFFFF"/>
-                <w:sz w:val="16"/>
+                <w:szCs w:val="20"/>
               </w:rPr>
               <w:t>Selected result</w:t>
             </w:r>
@@ -2867,16 +3552,22 @@
       </w:tr>
       <w:tr>
         <w:trPr>
-          <w:jc w:val="center"/>
+          <w:cnfStyle w:val="000000100000" w:firstRow="0" w:lastRow="0" w:firstColumn="0" w:lastColumn="0" w:oddVBand="0" w:evenVBand="0" w:oddHBand="1" w:evenHBand="0" w:firstRowFirstColumn="0" w:firstRowLastColumn="0" w:lastRowFirstColumn="0" w:lastRowLastColumn="0"/>
         </w:trPr>
         <w:tc>
           <w:tcPr>
+            <w:cnfStyle w:val="001000000000" w:firstRow="0" w:lastRow="0" w:firstColumn="1" w:lastColumn="0" w:oddVBand="0" w:evenVBand="0" w:oddHBand="0" w:evenHBand="0" w:firstRowFirstColumn="0" w:firstRowLastColumn="0" w:lastRowFirstColumn="0" w:lastRowLastColumn="0"/>
             <w:tcW w:w="5112" w:type="dxa"/>
           </w:tcPr>
           <w:p>
-            <w:r>
-              <w:rPr>
-                <w:sz w:val="16"/>
+            <w:pPr>
+              <w:rPr>
+                <w:szCs w:val="20"/>
+              </w:rPr>
+            </w:pPr>
+            <w:r>
+              <w:rPr>
+                <w:szCs w:val="20"/>
               </w:rPr>
               <w:t>Artifact</w:t>
             </w:r>
@@ -2887,56 +3578,164 @@
             <w:tcW w:w="5112" w:type="dxa"/>
           </w:tcPr>
           <w:p>
-            <w:r>
+            <w:pPr>
+              <w:cnfStyle w:val="000000100000" w:firstRow="0" w:lastRow="0" w:firstColumn="0" w:lastColumn="0" w:oddVBand="0" w:evenVBand="0" w:oddHBand="1" w:evenHBand="0" w:firstRowFirstColumn="0" w:firstRowLastColumn="0" w:lastRowFirstColumn="0" w:lastRowLastColumn="0"/>
+              <w:rPr>
+                <w:szCs w:val="20"/>
+              </w:rPr>
+            </w:pPr>
+            <w:r>
+              <w:rPr>
+                <w:szCs w:val="20"/>
+              </w:rPr>
               <w:t>best_tuned_vgg16.keras</w:t>
+            </w:r>
+          </w:p>
+        </w:tc>
+      </w:tr>
+      <w:tr>
+        <w:tc>
+          <w:tcPr>
+            <w:cnfStyle w:val="001000000000" w:firstRow="0" w:lastRow="0" w:firstColumn="1" w:lastColumn="0" w:oddVBand="0" w:evenVBand="0" w:oddHBand="0" w:evenHBand="0" w:firstRowFirstColumn="0" w:firstRowLastColumn="0" w:lastRowFirstColumn="0" w:lastRowLastColumn="0"/>
+            <w:tcW w:w="5112" w:type="dxa"/>
+          </w:tcPr>
+          <w:p>
+            <w:pPr>
+              <w:rPr>
+                <w:szCs w:val="20"/>
+              </w:rPr>
+            </w:pPr>
+            <w:r>
+              <w:rPr>
+                <w:szCs w:val="20"/>
+              </w:rPr>
+              <w:t>Best epoch</w:t>
+            </w:r>
+          </w:p>
+        </w:tc>
+        <w:tc>
+          <w:tcPr>
+            <w:tcW w:w="5112" w:type="dxa"/>
+          </w:tcPr>
+          <w:p>
+            <w:pPr>
+              <w:cnfStyle w:val="000000000000" w:firstRow="0" w:lastRow="0" w:firstColumn="0" w:lastColumn="0" w:oddVBand="0" w:evenVBand="0" w:oddHBand="0" w:evenHBand="0" w:firstRowFirstColumn="0" w:firstRowLastColumn="0" w:lastRowFirstColumn="0" w:lastRowLastColumn="0"/>
+              <w:rPr>
+                <w:szCs w:val="20"/>
+              </w:rPr>
+            </w:pPr>
+            <w:r>
+              <w:rPr>
+                <w:szCs w:val="20"/>
+              </w:rPr>
+              <w:t>20</w:t>
             </w:r>
           </w:p>
         </w:tc>
       </w:tr>
       <w:tr>
         <w:trPr>
-          <w:jc w:val="center"/>
+          <w:cnfStyle w:val="000000100000" w:firstRow="0" w:lastRow="0" w:firstColumn="0" w:lastColumn="0" w:oddVBand="0" w:evenVBand="0" w:oddHBand="1" w:evenHBand="0" w:firstRowFirstColumn="0" w:firstRowLastColumn="0" w:lastRowFirstColumn="0" w:lastRowLastColumn="0"/>
         </w:trPr>
         <w:tc>
           <w:tcPr>
+            <w:cnfStyle w:val="001000000000" w:firstRow="0" w:lastRow="0" w:firstColumn="1" w:lastColumn="0" w:oddVBand="0" w:evenVBand="0" w:oddHBand="0" w:evenHBand="0" w:firstRowFirstColumn="0" w:firstRowLastColumn="0" w:lastRowFirstColumn="0" w:lastRowLastColumn="0"/>
             <w:tcW w:w="5112" w:type="dxa"/>
-            <w:shd w:val="clear" w:color="auto" w:fill="EAF2F8"/>
-          </w:tcPr>
-          <w:p>
-            <w:r>
-              <w:rPr>
-                <w:sz w:val="16"/>
-              </w:rPr>
-              <w:t>Best epoch</w:t>
+          </w:tcPr>
+          <w:p>
+            <w:pPr>
+              <w:rPr>
+                <w:szCs w:val="20"/>
+              </w:rPr>
+            </w:pPr>
+            <w:r>
+              <w:rPr>
+                <w:szCs w:val="20"/>
+              </w:rPr>
+              <w:t>Training accuracy</w:t>
             </w:r>
           </w:p>
         </w:tc>
         <w:tc>
           <w:tcPr>
             <w:tcW w:w="5112" w:type="dxa"/>
-            <w:shd w:val="clear" w:color="auto" w:fill="EAF2F8"/>
-          </w:tcPr>
-          <w:p>
-            <w:r>
-              <w:t>20</w:t>
+          </w:tcPr>
+          <w:p>
+            <w:pPr>
+              <w:cnfStyle w:val="000000100000" w:firstRow="0" w:lastRow="0" w:firstColumn="0" w:lastColumn="0" w:oddVBand="0" w:evenVBand="0" w:oddHBand="1" w:evenHBand="0" w:firstRowFirstColumn="0" w:firstRowLastColumn="0" w:lastRowFirstColumn="0" w:lastRowLastColumn="0"/>
+              <w:rPr>
+                <w:szCs w:val="20"/>
+              </w:rPr>
+            </w:pPr>
+            <w:r>
+              <w:rPr>
+                <w:szCs w:val="20"/>
+              </w:rPr>
+              <w:t>95.59%</w:t>
+            </w:r>
+          </w:p>
+        </w:tc>
+      </w:tr>
+      <w:tr>
+        <w:tc>
+          <w:tcPr>
+            <w:cnfStyle w:val="001000000000" w:firstRow="0" w:lastRow="0" w:firstColumn="1" w:lastColumn="0" w:oddVBand="0" w:evenVBand="0" w:oddHBand="0" w:evenHBand="0" w:firstRowFirstColumn="0" w:firstRowLastColumn="0" w:lastRowFirstColumn="0" w:lastRowLastColumn="0"/>
+            <w:tcW w:w="5112" w:type="dxa"/>
+          </w:tcPr>
+          <w:p>
+            <w:pPr>
+              <w:rPr>
+                <w:szCs w:val="20"/>
+              </w:rPr>
+            </w:pPr>
+            <w:r>
+              <w:rPr>
+                <w:szCs w:val="20"/>
+              </w:rPr>
+              <w:t>Validation accuracy</w:t>
+            </w:r>
+          </w:p>
+        </w:tc>
+        <w:tc>
+          <w:tcPr>
+            <w:tcW w:w="5112" w:type="dxa"/>
+          </w:tcPr>
+          <w:p>
+            <w:pPr>
+              <w:cnfStyle w:val="000000000000" w:firstRow="0" w:lastRow="0" w:firstColumn="0" w:lastColumn="0" w:oddVBand="0" w:evenVBand="0" w:oddHBand="0" w:evenHBand="0" w:firstRowFirstColumn="0" w:firstRowLastColumn="0" w:lastRowFirstColumn="0" w:lastRowLastColumn="0"/>
+              <w:rPr>
+                <w:szCs w:val="20"/>
+              </w:rPr>
+            </w:pPr>
+            <w:r>
+              <w:rPr>
+                <w:szCs w:val="20"/>
+              </w:rPr>
+              <w:t>86.20%</w:t>
             </w:r>
           </w:p>
         </w:tc>
       </w:tr>
       <w:tr>
         <w:trPr>
-          <w:jc w:val="center"/>
+          <w:cnfStyle w:val="000000100000" w:firstRow="0" w:lastRow="0" w:firstColumn="0" w:lastColumn="0" w:oddVBand="0" w:evenVBand="0" w:oddHBand="1" w:evenHBand="0" w:firstRowFirstColumn="0" w:firstRowLastColumn="0" w:lastRowFirstColumn="0" w:lastRowLastColumn="0"/>
         </w:trPr>
         <w:tc>
           <w:tcPr>
+            <w:cnfStyle w:val="001000000000" w:firstRow="0" w:lastRow="0" w:firstColumn="1" w:lastColumn="0" w:oddVBand="0" w:evenVBand="0" w:oddHBand="0" w:evenHBand="0" w:firstRowFirstColumn="0" w:firstRowLastColumn="0" w:lastRowFirstColumn="0" w:lastRowLastColumn="0"/>
             <w:tcW w:w="5112" w:type="dxa"/>
           </w:tcPr>
           <w:p>
-            <w:r>
-              <w:rPr>
-                <w:sz w:val="16"/>
-              </w:rPr>
-              <w:t>Training accuracy</w:t>
+            <w:pPr>
+              <w:rPr>
+                <w:szCs w:val="20"/>
+              </w:rPr>
+            </w:pPr>
+            <w:r>
+              <w:rPr>
+                <w:szCs w:val="20"/>
+              </w:rPr>
+              <w:t>Training loss</w:t>
             </w:r>
           </w:p>
         </w:tc>
@@ -2945,148 +3744,100 @@
             <w:tcW w:w="5112" w:type="dxa"/>
           </w:tcPr>
           <w:p>
-            <w:r>
-              <w:t>95.59%</w:t>
+            <w:pPr>
+              <w:cnfStyle w:val="000000100000" w:firstRow="0" w:lastRow="0" w:firstColumn="0" w:lastColumn="0" w:oddVBand="0" w:evenVBand="0" w:oddHBand="1" w:evenHBand="0" w:firstRowFirstColumn="0" w:firstRowLastColumn="0" w:lastRowFirstColumn="0" w:lastRowLastColumn="0"/>
+              <w:rPr>
+                <w:szCs w:val="20"/>
+              </w:rPr>
+            </w:pPr>
+            <w:r>
+              <w:rPr>
+                <w:szCs w:val="20"/>
+              </w:rPr>
+              <w:t>0.163316</w:t>
+            </w:r>
+          </w:p>
+        </w:tc>
+      </w:tr>
+      <w:tr>
+        <w:tc>
+          <w:tcPr>
+            <w:cnfStyle w:val="001000000000" w:firstRow="0" w:lastRow="0" w:firstColumn="1" w:lastColumn="0" w:oddVBand="0" w:evenVBand="0" w:oddHBand="0" w:evenHBand="0" w:firstRowFirstColumn="0" w:firstRowLastColumn="0" w:lastRowFirstColumn="0" w:lastRowLastColumn="0"/>
+            <w:tcW w:w="5112" w:type="dxa"/>
+          </w:tcPr>
+          <w:p>
+            <w:pPr>
+              <w:rPr>
+                <w:szCs w:val="20"/>
+              </w:rPr>
+            </w:pPr>
+            <w:r>
+              <w:rPr>
+                <w:szCs w:val="20"/>
+              </w:rPr>
+              <w:t>Validation loss</w:t>
+            </w:r>
+          </w:p>
+        </w:tc>
+        <w:tc>
+          <w:tcPr>
+            <w:tcW w:w="5112" w:type="dxa"/>
+          </w:tcPr>
+          <w:p>
+            <w:pPr>
+              <w:cnfStyle w:val="000000000000" w:firstRow="0" w:lastRow="0" w:firstColumn="0" w:lastColumn="0" w:oddVBand="0" w:evenVBand="0" w:oddHBand="0" w:evenHBand="0" w:firstRowFirstColumn="0" w:firstRowLastColumn="0" w:lastRowFirstColumn="0" w:lastRowLastColumn="0"/>
+              <w:rPr>
+                <w:szCs w:val="20"/>
+              </w:rPr>
+            </w:pPr>
+            <w:r>
+              <w:rPr>
+                <w:szCs w:val="20"/>
+              </w:rPr>
+              <w:t>0.512420</w:t>
             </w:r>
           </w:p>
         </w:tc>
       </w:tr>
       <w:tr>
         <w:trPr>
-          <w:jc w:val="center"/>
+          <w:cnfStyle w:val="000000100000" w:firstRow="0" w:lastRow="0" w:firstColumn="0" w:lastColumn="0" w:oddVBand="0" w:evenVBand="0" w:oddHBand="1" w:evenHBand="0" w:firstRowFirstColumn="0" w:firstRowLastColumn="0" w:lastRowFirstColumn="0" w:lastRowLastColumn="0"/>
         </w:trPr>
         <w:tc>
           <w:tcPr>
+            <w:cnfStyle w:val="001000000000" w:firstRow="0" w:lastRow="0" w:firstColumn="1" w:lastColumn="0" w:oddVBand="0" w:evenVBand="0" w:oddHBand="0" w:evenHBand="0" w:firstRowFirstColumn="0" w:firstRowLastColumn="0" w:lastRowFirstColumn="0" w:lastRowLastColumn="0"/>
             <w:tcW w:w="5112" w:type="dxa"/>
-            <w:shd w:val="clear" w:color="auto" w:fill="EAF2F8"/>
-          </w:tcPr>
-          <w:p>
-            <w:r>
-              <w:rPr>
-                <w:sz w:val="16"/>
-              </w:rPr>
-              <w:t>Validation accuracy</w:t>
+          </w:tcPr>
+          <w:p>
+            <w:pPr>
+              <w:rPr>
+                <w:szCs w:val="20"/>
+              </w:rPr>
+            </w:pPr>
+            <w:r>
+              <w:rPr>
+                <w:szCs w:val="20"/>
+              </w:rPr>
+              <w:t>Model head</w:t>
             </w:r>
           </w:p>
         </w:tc>
         <w:tc>
           <w:tcPr>
             <w:tcW w:w="5112" w:type="dxa"/>
-            <w:shd w:val="clear" w:color="auto" w:fill="EAF2F8"/>
-          </w:tcPr>
-          <w:p>
-            <w:r>
-              <w:t>86.20%</w:t>
-            </w:r>
-          </w:p>
-        </w:tc>
-      </w:tr>
-      <w:tr>
-        <w:trPr>
-          <w:jc w:val="center"/>
-        </w:trPr>
-        <w:tc>
-          <w:tcPr>
-            <w:tcW w:w="5112" w:type="dxa"/>
-          </w:tcPr>
-          <w:p>
-            <w:r>
-              <w:rPr>
-                <w:sz w:val="16"/>
-              </w:rPr>
-              <w:t>Training loss</w:t>
-            </w:r>
-          </w:p>
-        </w:tc>
-        <w:tc>
-          <w:tcPr>
-            <w:tcW w:w="5112" w:type="dxa"/>
-          </w:tcPr>
-          <w:p>
-            <w:r>
-              <w:t>0.163316</w:t>
-            </w:r>
-          </w:p>
-        </w:tc>
-      </w:tr>
-      <w:tr>
-        <w:trPr>
-          <w:jc w:val="center"/>
-        </w:trPr>
-        <w:tc>
-          <w:tcPr>
-            <w:tcW w:w="5112" w:type="dxa"/>
-            <w:shd w:val="clear" w:color="auto" w:fill="EAF2F8"/>
-          </w:tcPr>
-          <w:p>
-            <w:r>
-              <w:rPr>
-                <w:sz w:val="16"/>
-              </w:rPr>
-              <w:t>Validation loss</w:t>
-            </w:r>
-          </w:p>
-        </w:tc>
-        <w:tc>
-          <w:tcPr>
-            <w:tcW w:w="5112" w:type="dxa"/>
-            <w:shd w:val="clear" w:color="auto" w:fill="EAF2F8"/>
-          </w:tcPr>
-          <w:p>
-            <w:r>
-              <w:t>0.512420</w:t>
-            </w:r>
-          </w:p>
-        </w:tc>
-      </w:tr>
-      <w:tr>
-        <w:trPr>
-          <w:jc w:val="center"/>
-        </w:trPr>
-        <w:tc>
-          <w:tcPr>
-            <w:tcW w:w="5112" w:type="dxa"/>
-          </w:tcPr>
-          <w:p>
-            <w:r>
-              <w:rPr>
-                <w:sz w:val="16"/>
-              </w:rPr>
-              <w:t>Model head</w:t>
-            </w:r>
-          </w:p>
-        </w:tc>
-        <w:tc>
-          <w:tcPr>
-            <w:tcW w:w="5112" w:type="dxa"/>
-          </w:tcPr>
-          <w:p>
-            <w:r>
-              <w:t xml:space="preserve">Global average pooling, batch normalization, </w:t>
-            </w:r>
-            <w:proofErr w:type="gramStart"/>
-            <w:r>
-              <w:t>Dense(</w:t>
-            </w:r>
-            <w:proofErr w:type="gramEnd"/>
-            <w:r>
-              <w:t xml:space="preserve">128), </w:t>
-            </w:r>
-            <w:proofErr w:type="gramStart"/>
-            <w:r>
-              <w:t>Dropout(</w:t>
-            </w:r>
-            <w:proofErr w:type="gramEnd"/>
-            <w:r>
-              <w:t xml:space="preserve">.6), </w:t>
-            </w:r>
-            <w:proofErr w:type="spellStart"/>
-            <w:r>
-              <w:t>softmax</w:t>
-            </w:r>
-            <w:proofErr w:type="spellEnd"/>
-            <w:r>
-              <w:t xml:space="preserve"> over 14 classes</w:t>
+          </w:tcPr>
+          <w:p>
+            <w:pPr>
+              <w:cnfStyle w:val="000000100000" w:firstRow="0" w:lastRow="0" w:firstColumn="0" w:lastColumn="0" w:oddVBand="0" w:evenVBand="0" w:oddHBand="1" w:evenHBand="0" w:firstRowFirstColumn="0" w:firstRowLastColumn="0" w:lastRowFirstColumn="0" w:lastRowLastColumn="0"/>
+              <w:rPr>
+                <w:szCs w:val="20"/>
+              </w:rPr>
+            </w:pPr>
+            <w:r>
+              <w:rPr>
+                <w:szCs w:val="20"/>
+              </w:rPr>
+              <w:t>Global average pooling, batch normalization, Dense(128), Dropout(.6), softmax over 14 classes</w:t>
             </w:r>
           </w:p>
         </w:tc>
@@ -3122,15 +3873,7 @@
         <w:pStyle w:val="ListBullet"/>
       </w:pPr>
       <w:r>
-        <w:t xml:space="preserve">The class distribution is imbalanced; T-Shirt (1,011), </w:t>
-      </w:r>
-      <w:proofErr w:type="spellStart"/>
-      <w:r>
-        <w:t>Longsleeve</w:t>
-      </w:r>
-      <w:proofErr w:type="spellEnd"/>
-      <w:r>
-        <w:t xml:space="preserve"> (699), and Pants (692) dominate, while Hoodie (100) and Blazer (109) have the least retained examples.</w:t>
+        <w:t>The class distribution is imbalanced; T-Shirt (1,011), Longsleeve (699), and Pants (692) dominate, while Hoodie (100) and Blazer (109) have the least retained examples.</w:t>
       </w:r>
     </w:p>
     <w:p>
@@ -3146,15 +3889,7 @@
         <w:pStyle w:val="ListBullet"/>
       </w:pPr>
       <w:r>
-        <w:t xml:space="preserve">The selected checkpoint evaluation is now recorded: macro precision 0.8106, macro recall 0.8132, macro F1 0.8092, and </w:t>
-      </w:r>
-      <w:proofErr w:type="gramStart"/>
-      <w:r>
-        <w:t>weighted</w:t>
-      </w:r>
-      <w:proofErr w:type="gramEnd"/>
-      <w:r>
-        <w:t xml:space="preserve"> F1 0.8616. Hat has the strongest class F1 (0.9855); Hoodie (0.4444) and Blazer (0.5366) are weakest, so per-class review remains important.</w:t>
+        <w:t>The selected checkpoint evaluation is now recorded: macro precision 0.8106, macro recall 0.8132, macro F1 0.8092, and weighted F1 0.8616. Hat has the strongest class F1 (0.9855); Hoodie (0.4444) and Blazer (0.5366) are weakest, so per-class review remains important.</w:t>
       </w:r>
     </w:p>
     <w:p>
@@ -3242,17 +3977,7 @@
         <w:pStyle w:val="ListBullet"/>
       </w:pPr>
       <w:r>
-        <w:t xml:space="preserve">Return </w:t>
-      </w:r>
-      <w:proofErr w:type="spellStart"/>
-      <w:proofErr w:type="gramStart"/>
-      <w:r>
-        <w:t>top</w:t>
-      </w:r>
-      <w:proofErr w:type="spellEnd"/>
-      <w:proofErr w:type="gramEnd"/>
-      <w:r>
-        <w:t xml:space="preserve"> class and confidence; route low-confidence images for human review.</w:t>
+        <w:t>Return top class and confidence; route low-confidence images for human review.</w:t>
       </w:r>
     </w:p>
     <w:p>
@@ -3268,15 +3993,7 @@
         <w:pStyle w:val="ListBullet"/>
       </w:pPr>
       <w:r>
-        <w:t xml:space="preserve">Keep the </w:t>
-      </w:r>
-      <w:proofErr w:type="spellStart"/>
-      <w:r>
-        <w:t>LabelEncoder</w:t>
-      </w:r>
-      <w:proofErr w:type="spellEnd"/>
-      <w:r>
-        <w:t xml:space="preserve"> class order with the model artifact.</w:t>
+        <w:t>Keep the LabelEncoder class order with the model artifact.</w:t>
       </w:r>
     </w:p>
     <w:p>
@@ -3290,9 +4007,8 @@
     </w:p>
     <w:tbl>
       <w:tblPr>
-        <w:tblStyle w:val="TableGrid"/>
+        <w:tblStyle w:val="GridTable5Dark-Accent1"/>
         <w:tblW w:w="0" w:type="auto"/>
-        <w:jc w:val="center"/>
         <w:tblLook w:val="04A0" w:firstRow="1" w:lastRow="0" w:firstColumn="1" w:lastColumn="0" w:noHBand="0" w:noVBand="1"/>
       </w:tblPr>
       <w:tblGrid>
@@ -3301,19 +4017,23 @@
       </w:tblGrid>
       <w:tr>
         <w:trPr>
-          <w:jc w:val="center"/>
+          <w:cnfStyle w:val="100000000000" w:firstRow="1" w:lastRow="0" w:firstColumn="0" w:lastColumn="0" w:oddVBand="0" w:evenVBand="0" w:oddHBand="0" w:evenHBand="0" w:firstRowFirstColumn="0" w:firstRowLastColumn="0" w:lastRowFirstColumn="0" w:lastRowLastColumn="0"/>
         </w:trPr>
         <w:tc>
           <w:tcPr>
+            <w:cnfStyle w:val="001000000000" w:firstRow="0" w:lastRow="0" w:firstColumn="1" w:lastColumn="0" w:oddVBand="0" w:evenVBand="0" w:oddHBand="0" w:evenHBand="0" w:firstRowFirstColumn="0" w:firstRowLastColumn="0" w:lastRowFirstColumn="0" w:lastRowLastColumn="0"/>
             <w:tcW w:w="5112" w:type="dxa"/>
-            <w:shd w:val="clear" w:color="auto" w:fill="1F4E78"/>
-          </w:tcPr>
-          <w:p>
-            <w:r>
-              <w:rPr>
-                <w:b/>
+          </w:tcPr>
+          <w:p>
+            <w:pPr>
+              <w:rPr>
+                <w:szCs w:val="20"/>
+              </w:rPr>
+            </w:pPr>
+            <w:r>
+              <w:rPr>
                 <w:color w:val="FFFFFF"/>
-                <w:sz w:val="16"/>
+                <w:szCs w:val="20"/>
               </w:rPr>
               <w:t>Area</w:t>
             </w:r>
@@ -3322,14 +4042,18 @@
         <w:tc>
           <w:tcPr>
             <w:tcW w:w="5112" w:type="dxa"/>
-            <w:shd w:val="clear" w:color="auto" w:fill="1F4E78"/>
-          </w:tcPr>
-          <w:p>
-            <w:r>
-              <w:rPr>
-                <w:b/>
+          </w:tcPr>
+          <w:p>
+            <w:pPr>
+              <w:cnfStyle w:val="100000000000" w:firstRow="1" w:lastRow="0" w:firstColumn="0" w:lastColumn="0" w:oddVBand="0" w:evenVBand="0" w:oddHBand="0" w:evenHBand="0" w:firstRowFirstColumn="0" w:firstRowLastColumn="0" w:lastRowFirstColumn="0" w:lastRowLastColumn="0"/>
+              <w:rPr>
+                <w:szCs w:val="20"/>
+              </w:rPr>
+            </w:pPr>
+            <w:r>
+              <w:rPr>
                 <w:color w:val="FFFFFF"/>
-                <w:sz w:val="16"/>
+                <w:szCs w:val="20"/>
               </w:rPr>
               <w:t>Tools / resources</w:t>
             </w:r>
@@ -3338,16 +4062,22 @@
       </w:tr>
       <w:tr>
         <w:trPr>
-          <w:jc w:val="center"/>
+          <w:cnfStyle w:val="000000100000" w:firstRow="0" w:lastRow="0" w:firstColumn="0" w:lastColumn="0" w:oddVBand="0" w:evenVBand="0" w:oddHBand="1" w:evenHBand="0" w:firstRowFirstColumn="0" w:firstRowLastColumn="0" w:lastRowFirstColumn="0" w:lastRowLastColumn="0"/>
         </w:trPr>
         <w:tc>
           <w:tcPr>
+            <w:cnfStyle w:val="001000000000" w:firstRow="0" w:lastRow="0" w:firstColumn="1" w:lastColumn="0" w:oddVBand="0" w:evenVBand="0" w:oddHBand="0" w:evenHBand="0" w:firstRowFirstColumn="0" w:firstRowLastColumn="0" w:lastRowFirstColumn="0" w:lastRowLastColumn="0"/>
             <w:tcW w:w="5112" w:type="dxa"/>
           </w:tcPr>
           <w:p>
-            <w:r>
-              <w:rPr>
-                <w:sz w:val="16"/>
+            <w:pPr>
+              <w:rPr>
+                <w:szCs w:val="20"/>
+              </w:rPr>
+            </w:pPr>
+            <w:r>
+              <w:rPr>
+                <w:szCs w:val="20"/>
               </w:rPr>
               <w:t>Language</w:t>
             </w:r>
@@ -3358,68 +4088,170 @@
             <w:tcW w:w="5112" w:type="dxa"/>
           </w:tcPr>
           <w:p>
-            <w:r>
-              <w:rPr>
-                <w:sz w:val="16"/>
+            <w:pPr>
+              <w:cnfStyle w:val="000000100000" w:firstRow="0" w:lastRow="0" w:firstColumn="0" w:lastColumn="0" w:oddVBand="0" w:evenVBand="0" w:oddHBand="1" w:evenHBand="0" w:firstRowFirstColumn="0" w:firstRowLastColumn="0" w:lastRowFirstColumn="0" w:lastRowLastColumn="0"/>
+              <w:rPr>
+                <w:szCs w:val="20"/>
+              </w:rPr>
+            </w:pPr>
+            <w:r>
+              <w:rPr>
+                <w:szCs w:val="20"/>
               </w:rPr>
               <w:t>Python 3.</w:t>
             </w:r>
             <w:r>
               <w:rPr>
-                <w:sz w:val="16"/>
+                <w:szCs w:val="20"/>
               </w:rPr>
               <w:t>14</w:t>
+            </w:r>
+          </w:p>
+        </w:tc>
+      </w:tr>
+      <w:tr>
+        <w:tc>
+          <w:tcPr>
+            <w:cnfStyle w:val="001000000000" w:firstRow="0" w:lastRow="0" w:firstColumn="1" w:lastColumn="0" w:oddVBand="0" w:evenVBand="0" w:oddHBand="0" w:evenHBand="0" w:firstRowFirstColumn="0" w:firstRowLastColumn="0" w:lastRowFirstColumn="0" w:lastRowLastColumn="0"/>
+            <w:tcW w:w="5112" w:type="dxa"/>
+          </w:tcPr>
+          <w:p>
+            <w:pPr>
+              <w:rPr>
+                <w:szCs w:val="20"/>
+              </w:rPr>
+            </w:pPr>
+            <w:r>
+              <w:rPr>
+                <w:szCs w:val="20"/>
+              </w:rPr>
+              <w:t>Environment</w:t>
+            </w:r>
+          </w:p>
+        </w:tc>
+        <w:tc>
+          <w:tcPr>
+            <w:tcW w:w="5112" w:type="dxa"/>
+          </w:tcPr>
+          <w:p>
+            <w:pPr>
+              <w:cnfStyle w:val="000000000000" w:firstRow="0" w:lastRow="0" w:firstColumn="0" w:lastColumn="0" w:oddVBand="0" w:evenVBand="0" w:oddHBand="0" w:evenHBand="0" w:firstRowFirstColumn="0" w:firstRowLastColumn="0" w:lastRowFirstColumn="0" w:lastRowLastColumn="0"/>
+              <w:rPr>
+                <w:szCs w:val="20"/>
+              </w:rPr>
+            </w:pPr>
+            <w:r>
+              <w:rPr>
+                <w:szCs w:val="20"/>
+              </w:rPr>
+              <w:t>Jupyter Notebook / VS Code</w:t>
             </w:r>
           </w:p>
         </w:tc>
       </w:tr>
       <w:tr>
         <w:trPr>
-          <w:jc w:val="center"/>
+          <w:cnfStyle w:val="000000100000" w:firstRow="0" w:lastRow="0" w:firstColumn="0" w:lastColumn="0" w:oddVBand="0" w:evenVBand="0" w:oddHBand="1" w:evenHBand="0" w:firstRowFirstColumn="0" w:firstRowLastColumn="0" w:lastRowFirstColumn="0" w:lastRowLastColumn="0"/>
         </w:trPr>
         <w:tc>
           <w:tcPr>
+            <w:cnfStyle w:val="001000000000" w:firstRow="0" w:lastRow="0" w:firstColumn="1" w:lastColumn="0" w:oddVBand="0" w:evenVBand="0" w:oddHBand="0" w:evenHBand="0" w:firstRowFirstColumn="0" w:firstRowLastColumn="0" w:lastRowFirstColumn="0" w:lastRowLastColumn="0"/>
             <w:tcW w:w="5112" w:type="dxa"/>
-            <w:shd w:val="clear" w:color="auto" w:fill="EAF2F8"/>
-          </w:tcPr>
-          <w:p>
-            <w:r>
-              <w:rPr>
-                <w:sz w:val="16"/>
-              </w:rPr>
-              <w:t>Environment</w:t>
+          </w:tcPr>
+          <w:p>
+            <w:pPr>
+              <w:rPr>
+                <w:szCs w:val="20"/>
+              </w:rPr>
+            </w:pPr>
+            <w:r>
+              <w:rPr>
+                <w:szCs w:val="20"/>
+              </w:rPr>
+              <w:t>Data / plots</w:t>
             </w:r>
           </w:p>
         </w:tc>
         <w:tc>
           <w:tcPr>
             <w:tcW w:w="5112" w:type="dxa"/>
-            <w:shd w:val="clear" w:color="auto" w:fill="EAF2F8"/>
-          </w:tcPr>
-          <w:p>
-            <w:r>
-              <w:rPr>
-                <w:sz w:val="16"/>
-              </w:rPr>
-              <w:t>Jupyter Notebook / VS Code</w:t>
+          </w:tcPr>
+          <w:p>
+            <w:pPr>
+              <w:cnfStyle w:val="000000100000" w:firstRow="0" w:lastRow="0" w:firstColumn="0" w:lastColumn="0" w:oddVBand="0" w:evenVBand="0" w:oddHBand="1" w:evenHBand="0" w:firstRowFirstColumn="0" w:firstRowLastColumn="0" w:lastRowFirstColumn="0" w:lastRowLastColumn="0"/>
+              <w:rPr>
+                <w:szCs w:val="20"/>
+              </w:rPr>
+            </w:pPr>
+            <w:r>
+              <w:rPr>
+                <w:szCs w:val="20"/>
+              </w:rPr>
+              <w:t>Pandas, NumPy, Matplotlib, Seaborn</w:t>
+            </w:r>
+          </w:p>
+        </w:tc>
+      </w:tr>
+      <w:tr>
+        <w:tc>
+          <w:tcPr>
+            <w:cnfStyle w:val="001000000000" w:firstRow="0" w:lastRow="0" w:firstColumn="1" w:lastColumn="0" w:oddVBand="0" w:evenVBand="0" w:oddHBand="0" w:evenHBand="0" w:firstRowFirstColumn="0" w:firstRowLastColumn="0" w:lastRowFirstColumn="0" w:lastRowLastColumn="0"/>
+            <w:tcW w:w="5112" w:type="dxa"/>
+          </w:tcPr>
+          <w:p>
+            <w:pPr>
+              <w:rPr>
+                <w:szCs w:val="20"/>
+              </w:rPr>
+            </w:pPr>
+            <w:r>
+              <w:rPr>
+                <w:szCs w:val="20"/>
+              </w:rPr>
+              <w:t>Computer vision</w:t>
+            </w:r>
+          </w:p>
+        </w:tc>
+        <w:tc>
+          <w:tcPr>
+            <w:tcW w:w="5112" w:type="dxa"/>
+          </w:tcPr>
+          <w:p>
+            <w:pPr>
+              <w:cnfStyle w:val="000000000000" w:firstRow="0" w:lastRow="0" w:firstColumn="0" w:lastColumn="0" w:oddVBand="0" w:evenVBand="0" w:oddHBand="0" w:evenHBand="0" w:firstRowFirstColumn="0" w:firstRowLastColumn="0" w:lastRowFirstColumn="0" w:lastRowLastColumn="0"/>
+              <w:rPr>
+                <w:szCs w:val="20"/>
+              </w:rPr>
+            </w:pPr>
+            <w:r>
+              <w:rPr>
+                <w:szCs w:val="20"/>
+              </w:rPr>
+              <w:t>OpenCV</w:t>
             </w:r>
           </w:p>
         </w:tc>
       </w:tr>
       <w:tr>
         <w:trPr>
-          <w:jc w:val="center"/>
+          <w:cnfStyle w:val="000000100000" w:firstRow="0" w:lastRow="0" w:firstColumn="0" w:lastColumn="0" w:oddVBand="0" w:evenVBand="0" w:oddHBand="1" w:evenHBand="0" w:firstRowFirstColumn="0" w:firstRowLastColumn="0" w:lastRowFirstColumn="0" w:lastRowLastColumn="0"/>
         </w:trPr>
         <w:tc>
           <w:tcPr>
+            <w:cnfStyle w:val="001000000000" w:firstRow="0" w:lastRow="0" w:firstColumn="1" w:lastColumn="0" w:oddVBand="0" w:evenVBand="0" w:oddHBand="0" w:evenHBand="0" w:firstRowFirstColumn="0" w:firstRowLastColumn="0" w:lastRowFirstColumn="0" w:lastRowLastColumn="0"/>
             <w:tcW w:w="5112" w:type="dxa"/>
           </w:tcPr>
           <w:p>
-            <w:r>
-              <w:rPr>
-                <w:sz w:val="16"/>
-              </w:rPr>
-              <w:t>Data / plots</w:t>
+            <w:pPr>
+              <w:rPr>
+                <w:szCs w:val="20"/>
+              </w:rPr>
+            </w:pPr>
+            <w:r>
+              <w:rPr>
+                <w:szCs w:val="20"/>
+              </w:rPr>
+              <w:t>Deep learning</w:t>
             </w:r>
           </w:p>
         </w:tc>
@@ -3428,62 +4260,121 @@
             <w:tcW w:w="5112" w:type="dxa"/>
           </w:tcPr>
           <w:p>
-            <w:r>
-              <w:rPr>
-                <w:sz w:val="16"/>
-              </w:rPr>
-              <w:t>Pandas, NumPy, Matplotlib, Seaborn</w:t>
+            <w:pPr>
+              <w:cnfStyle w:val="000000100000" w:firstRow="0" w:lastRow="0" w:firstColumn="0" w:lastColumn="0" w:oddVBand="0" w:evenVBand="0" w:oddHBand="1" w:evenHBand="0" w:firstRowFirstColumn="0" w:firstRowLastColumn="0" w:lastRowFirstColumn="0" w:lastRowLastColumn="0"/>
+              <w:rPr>
+                <w:szCs w:val="20"/>
+              </w:rPr>
+            </w:pPr>
+            <w:r>
+              <w:rPr>
+                <w:szCs w:val="20"/>
+              </w:rPr>
+              <w:t>TensorFlow / Keras</w:t>
+            </w:r>
+          </w:p>
+        </w:tc>
+      </w:tr>
+      <w:tr>
+        <w:tc>
+          <w:tcPr>
+            <w:cnfStyle w:val="001000000000" w:firstRow="0" w:lastRow="0" w:firstColumn="1" w:lastColumn="0" w:oddVBand="0" w:evenVBand="0" w:oddHBand="0" w:evenHBand="0" w:firstRowFirstColumn="0" w:firstRowLastColumn="0" w:lastRowFirstColumn="0" w:lastRowLastColumn="0"/>
+            <w:tcW w:w="5112" w:type="dxa"/>
+          </w:tcPr>
+          <w:p>
+            <w:pPr>
+              <w:rPr>
+                <w:szCs w:val="20"/>
+              </w:rPr>
+            </w:pPr>
+            <w:r>
+              <w:rPr>
+                <w:szCs w:val="20"/>
+              </w:rPr>
+              <w:t>Metrics</w:t>
+            </w:r>
+          </w:p>
+        </w:tc>
+        <w:tc>
+          <w:tcPr>
+            <w:tcW w:w="5112" w:type="dxa"/>
+          </w:tcPr>
+          <w:p>
+            <w:pPr>
+              <w:cnfStyle w:val="000000000000" w:firstRow="0" w:lastRow="0" w:firstColumn="0" w:lastColumn="0" w:oddVBand="0" w:evenVBand="0" w:oddHBand="0" w:evenHBand="0" w:firstRowFirstColumn="0" w:firstRowLastColumn="0" w:lastRowFirstColumn="0" w:lastRowLastColumn="0"/>
+              <w:rPr>
+                <w:szCs w:val="20"/>
+              </w:rPr>
+            </w:pPr>
+            <w:r>
+              <w:rPr>
+                <w:szCs w:val="20"/>
+              </w:rPr>
+              <w:t>Scikit-learn</w:t>
             </w:r>
           </w:p>
         </w:tc>
       </w:tr>
       <w:tr>
         <w:trPr>
-          <w:jc w:val="center"/>
+          <w:cnfStyle w:val="000000100000" w:firstRow="0" w:lastRow="0" w:firstColumn="0" w:lastColumn="0" w:oddVBand="0" w:evenVBand="0" w:oddHBand="1" w:evenHBand="0" w:firstRowFirstColumn="0" w:firstRowLastColumn="0" w:lastRowFirstColumn="0" w:lastRowLastColumn="0"/>
         </w:trPr>
         <w:tc>
           <w:tcPr>
+            <w:cnfStyle w:val="001000000000" w:firstRow="0" w:lastRow="0" w:firstColumn="1" w:lastColumn="0" w:oddVBand="0" w:evenVBand="0" w:oddHBand="0" w:evenHBand="0" w:firstRowFirstColumn="0" w:firstRowLastColumn="0" w:lastRowFirstColumn="0" w:lastRowLastColumn="0"/>
             <w:tcW w:w="5112" w:type="dxa"/>
-            <w:shd w:val="clear" w:color="auto" w:fill="EAF2F8"/>
-          </w:tcPr>
-          <w:p>
-            <w:r>
-              <w:rPr>
-                <w:sz w:val="16"/>
-              </w:rPr>
-              <w:t>Computer vision</w:t>
+          </w:tcPr>
+          <w:p>
+            <w:pPr>
+              <w:rPr>
+                <w:szCs w:val="20"/>
+              </w:rPr>
+            </w:pPr>
+            <w:r>
+              <w:rPr>
+                <w:szCs w:val="20"/>
+              </w:rPr>
+              <w:t>Dataset</w:t>
             </w:r>
           </w:p>
         </w:tc>
         <w:tc>
           <w:tcPr>
             <w:tcW w:w="5112" w:type="dxa"/>
-            <w:shd w:val="clear" w:color="auto" w:fill="EAF2F8"/>
-          </w:tcPr>
-          <w:p>
-            <w:r>
-              <w:rPr>
-                <w:sz w:val="16"/>
-              </w:rPr>
-              <w:t>OpenCV</w:t>
+          </w:tcPr>
+          <w:p>
+            <w:pPr>
+              <w:cnfStyle w:val="000000100000" w:firstRow="0" w:lastRow="0" w:firstColumn="0" w:lastColumn="0" w:oddVBand="0" w:evenVBand="0" w:oddHBand="1" w:evenHBand="0" w:firstRowFirstColumn="0" w:firstRowLastColumn="0" w:lastRowFirstColumn="0" w:lastRowLastColumn="0"/>
+              <w:rPr>
+                <w:szCs w:val="20"/>
+              </w:rPr>
+            </w:pPr>
+            <w:r>
+              <w:rPr>
+                <w:szCs w:val="20"/>
+              </w:rPr>
+              <w:t>Clothing Dataset Full (Kaggle)</w:t>
             </w:r>
           </w:p>
         </w:tc>
       </w:tr>
       <w:tr>
-        <w:trPr>
-          <w:jc w:val="center"/>
-        </w:trPr>
-        <w:tc>
-          <w:tcPr>
+        <w:tc>
+          <w:tcPr>
+            <w:cnfStyle w:val="001000000000" w:firstRow="0" w:lastRow="0" w:firstColumn="1" w:lastColumn="0" w:oddVBand="0" w:evenVBand="0" w:oddHBand="0" w:evenHBand="0" w:firstRowFirstColumn="0" w:firstRowLastColumn="0" w:lastRowFirstColumn="0" w:lastRowLastColumn="0"/>
             <w:tcW w:w="5112" w:type="dxa"/>
           </w:tcPr>
           <w:p>
-            <w:r>
-              <w:rPr>
-                <w:sz w:val="16"/>
-              </w:rPr>
-              <w:t>Deep learning</w:t>
+            <w:pPr>
+              <w:rPr>
+                <w:szCs w:val="20"/>
+              </w:rPr>
+            </w:pPr>
+            <w:r>
+              <w:rPr>
+                <w:szCs w:val="20"/>
+              </w:rPr>
+              <w:t>Artifacts</w:t>
             </w:r>
           </w:p>
         </w:tc>
@@ -3492,140 +4383,17 @@
             <w:tcW w:w="5112" w:type="dxa"/>
           </w:tcPr>
           <w:p>
-            <w:r>
-              <w:rPr>
-                <w:sz w:val="16"/>
-              </w:rPr>
-              <w:t xml:space="preserve">TensorFlow / </w:t>
-            </w:r>
-            <w:proofErr w:type="spellStart"/>
-            <w:r>
-              <w:rPr>
-                <w:sz w:val="16"/>
-              </w:rPr>
-              <w:t>Keras</w:t>
-            </w:r>
-            <w:proofErr w:type="spellEnd"/>
-          </w:p>
-        </w:tc>
-      </w:tr>
-      <w:tr>
-        <w:trPr>
-          <w:jc w:val="center"/>
-        </w:trPr>
-        <w:tc>
-          <w:tcPr>
-            <w:tcW w:w="5112" w:type="dxa"/>
-            <w:shd w:val="clear" w:color="auto" w:fill="EAF2F8"/>
-          </w:tcPr>
-          <w:p>
-            <w:r>
-              <w:rPr>
-                <w:sz w:val="16"/>
-              </w:rPr>
-              <w:t>Metrics</w:t>
-            </w:r>
-          </w:p>
-        </w:tc>
-        <w:tc>
-          <w:tcPr>
-            <w:tcW w:w="5112" w:type="dxa"/>
-            <w:shd w:val="clear" w:color="auto" w:fill="EAF2F8"/>
-          </w:tcPr>
-          <w:p>
-            <w:r>
-              <w:rPr>
-                <w:sz w:val="16"/>
-              </w:rPr>
-              <w:t>Scikit-learn</w:t>
-            </w:r>
-          </w:p>
-        </w:tc>
-      </w:tr>
-      <w:tr>
-        <w:trPr>
-          <w:jc w:val="center"/>
-        </w:trPr>
-        <w:tc>
-          <w:tcPr>
-            <w:tcW w:w="5112" w:type="dxa"/>
-          </w:tcPr>
-          <w:p>
-            <w:r>
-              <w:rPr>
-                <w:sz w:val="16"/>
-              </w:rPr>
-              <w:t>Dataset</w:t>
-            </w:r>
-          </w:p>
-        </w:tc>
-        <w:tc>
-          <w:tcPr>
-            <w:tcW w:w="5112" w:type="dxa"/>
-          </w:tcPr>
-          <w:p>
-            <w:r>
-              <w:rPr>
-                <w:sz w:val="16"/>
-              </w:rPr>
-              <w:t>Clothing Dataset Full (Kaggle)</w:t>
-            </w:r>
-          </w:p>
-        </w:tc>
-      </w:tr>
-      <w:tr>
-        <w:trPr>
-          <w:jc w:val="center"/>
-        </w:trPr>
-        <w:tc>
-          <w:tcPr>
-            <w:tcW w:w="5112" w:type="dxa"/>
-            <w:shd w:val="clear" w:color="auto" w:fill="EAF2F8"/>
-          </w:tcPr>
-          <w:p>
-            <w:r>
-              <w:rPr>
-                <w:sz w:val="16"/>
-              </w:rPr>
-              <w:t>Artifacts</w:t>
-            </w:r>
-          </w:p>
-        </w:tc>
-        <w:tc>
-          <w:tcPr>
-            <w:tcW w:w="5112" w:type="dxa"/>
-            <w:shd w:val="clear" w:color="auto" w:fill="EAF2F8"/>
-          </w:tcPr>
-          <w:p>
-            <w:proofErr w:type="spellStart"/>
-            <w:proofErr w:type="gramStart"/>
-            <w:r>
-              <w:rPr>
-                <w:sz w:val="16"/>
-              </w:rPr>
-              <w:t>Keras</w:t>
-            </w:r>
-            <w:proofErr w:type="spellEnd"/>
-            <w:r>
-              <w:rPr>
-                <w:sz w:val="16"/>
-              </w:rPr>
-              <w:t xml:space="preserve"> .</w:t>
-            </w:r>
-            <w:proofErr w:type="spellStart"/>
-            <w:r>
-              <w:rPr>
-                <w:sz w:val="16"/>
-              </w:rPr>
-              <w:t>keras</w:t>
-            </w:r>
-            <w:proofErr w:type="spellEnd"/>
-            <w:proofErr w:type="gramEnd"/>
-            <w:r>
-              <w:rPr>
-                <w:sz w:val="16"/>
-              </w:rPr>
-              <w:t xml:space="preserve"> checkpoints</w:t>
+            <w:pPr>
+              <w:cnfStyle w:val="000000000000" w:firstRow="0" w:lastRow="0" w:firstColumn="0" w:lastColumn="0" w:oddVBand="0" w:evenVBand="0" w:oddHBand="0" w:evenHBand="0" w:firstRowFirstColumn="0" w:firstRowLastColumn="0" w:lastRowFirstColumn="0" w:lastRowLastColumn="0"/>
+              <w:rPr>
+                <w:szCs w:val="20"/>
+              </w:rPr>
+            </w:pPr>
+            <w:r>
+              <w:rPr>
+                <w:szCs w:val="20"/>
+              </w:rPr>
+              <w:t>Keras .keras checkpoints</w:t>
             </w:r>
           </w:p>
         </w:tc>
@@ -3642,10 +4410,7 @@
     </w:p>
     <w:p>
       <w:r>
-        <w:t xml:space="preserve">The project implements a complete clothing-image classification workflow from loading and cleaning through preprocessing, baseline CNN development, augmentation, transfer learning, checkpointing, and comparison. Performance improved from 67.38% with the Basic CNN to 86.20% with Tuned VGG16. The selected checkpoint records 86.16% weighted F1; class-level results are strongest for Hat and weakest for Hoodie and Blazer. Tuned VGG16 is the recommended current model, subject to independent test-set verification </w:t>
-      </w:r>
-      <w:r>
-        <w:t>before production deployment.</w:t>
+        <w:t>The project implements a complete clothing-image classification workflow from loading and cleaning through preprocessing, baseline CNN development, augmentation, transfer learning, checkpointing, and comparison. Performance improved from 67.38% with the Basic CNN to 86.20% with Tuned VGG16. The selected checkpoint records 86.16% weighted F1; class-level results are strongest for Hat and weakest for Hoodie and Blazer. Tuned VGG16 is the recommended current model, subject to independent test-set verification before production deployment.</w:t>
       </w:r>
     </w:p>
     <w:p>
@@ -3658,21 +4423,13 @@
     </w:p>
     <w:p>
       <w:r>
-        <w:t xml:space="preserve">Blazer, Dress, Hat, Hoodie, </w:t>
-      </w:r>
-      <w:proofErr w:type="spellStart"/>
-      <w:r>
-        <w:t>Longsleeve</w:t>
-      </w:r>
-      <w:proofErr w:type="spellEnd"/>
-      <w:r>
-        <w:t>, Outwear, Pants, Polo, Shirt, Shoes, Shorts, Skirt, T-Shirt, Undershirt.</w:t>
+        <w:t>Blazer, Dress, Hat, Hoodie, Longsleeve, Outwear, Pants, Polo, Shirt, Shoes, Shorts, Skirt, T-Shirt, Undershirt.</w:t>
       </w:r>
     </w:p>
     <w:p/>
     <w:p/>
     <w:sectPr>
-      <w:footerReference w:type="default" r:id="rId8"/>
+      <w:footerReference w:type="default" r:id="rId9"/>
       <w:pgSz w:w="12240" w:h="15840"/>
       <w:pgMar w:top="936" w:right="1008" w:bottom="936" w:left="1008" w:header="720" w:footer="720" w:gutter="0"/>
       <w:cols w:space="720"/>
@@ -15334,6 +16091,402 @@
       </w:tcPr>
     </w:tblStylePr>
   </w:style>
+  <w:style w:type="table" w:styleId="PlainTable1">
+    <w:name w:val="Plain Table 1"/>
+    <w:basedOn w:val="TableNormal"/>
+    <w:uiPriority w:val="99"/>
+    <w:rsid w:val="007D4393"/>
+    <w:pPr>
+      <w:spacing w:after="0" w:line="240" w:lineRule="auto"/>
+    </w:pPr>
+    <w:tblPr>
+      <w:tblStyleRowBandSize w:val="1"/>
+      <w:tblStyleColBandSize w:val="1"/>
+      <w:tblBorders>
+        <w:top w:val="single" w:sz="4" w:space="0" w:color="BFBFBF" w:themeColor="background1" w:themeShade="BF"/>
+        <w:left w:val="single" w:sz="4" w:space="0" w:color="BFBFBF" w:themeColor="background1" w:themeShade="BF"/>
+        <w:bottom w:val="single" w:sz="4" w:space="0" w:color="BFBFBF" w:themeColor="background1" w:themeShade="BF"/>
+        <w:right w:val="single" w:sz="4" w:space="0" w:color="BFBFBF" w:themeColor="background1" w:themeShade="BF"/>
+        <w:insideH w:val="single" w:sz="4" w:space="0" w:color="BFBFBF" w:themeColor="background1" w:themeShade="BF"/>
+        <w:insideV w:val="single" w:sz="4" w:space="0" w:color="BFBFBF" w:themeColor="background1" w:themeShade="BF"/>
+      </w:tblBorders>
+    </w:tblPr>
+    <w:tblStylePr w:type="firstRow">
+      <w:rPr>
+        <w:b/>
+        <w:bCs/>
+      </w:rPr>
+    </w:tblStylePr>
+    <w:tblStylePr w:type="lastRow">
+      <w:rPr>
+        <w:b/>
+        <w:bCs/>
+      </w:rPr>
+      <w:tblPr/>
+      <w:tcPr>
+        <w:tcBorders>
+          <w:top w:val="double" w:sz="4" w:space="0" w:color="BFBFBF" w:themeColor="background1" w:themeShade="BF"/>
+        </w:tcBorders>
+      </w:tcPr>
+    </w:tblStylePr>
+    <w:tblStylePr w:type="firstCol">
+      <w:rPr>
+        <w:b/>
+        <w:bCs/>
+      </w:rPr>
+    </w:tblStylePr>
+    <w:tblStylePr w:type="lastCol">
+      <w:rPr>
+        <w:b/>
+        <w:bCs/>
+      </w:rPr>
+    </w:tblStylePr>
+    <w:tblStylePr w:type="band1Vert">
+      <w:tblPr/>
+      <w:tcPr>
+        <w:shd w:val="clear" w:color="auto" w:fill="F2F2F2" w:themeFill="background1" w:themeFillShade="F2"/>
+      </w:tcPr>
+    </w:tblStylePr>
+    <w:tblStylePr w:type="band1Horz">
+      <w:tblPr/>
+      <w:tcPr>
+        <w:shd w:val="clear" w:color="auto" w:fill="F2F2F2" w:themeFill="background1" w:themeFillShade="F2"/>
+      </w:tcPr>
+    </w:tblStylePr>
+  </w:style>
+  <w:style w:type="table" w:styleId="GridTable1Light-Accent2">
+    <w:name w:val="Grid Table 1 Light Accent 2"/>
+    <w:basedOn w:val="TableNormal"/>
+    <w:uiPriority w:val="46"/>
+    <w:rsid w:val="007D4393"/>
+    <w:pPr>
+      <w:spacing w:after="0" w:line="240" w:lineRule="auto"/>
+    </w:pPr>
+    <w:tblPr>
+      <w:tblStyleRowBandSize w:val="1"/>
+      <w:tblStyleColBandSize w:val="1"/>
+      <w:tblBorders>
+        <w:top w:val="single" w:sz="4" w:space="0" w:color="E5B8B7" w:themeColor="accent2" w:themeTint="66"/>
+        <w:left w:val="single" w:sz="4" w:space="0" w:color="E5B8B7" w:themeColor="accent2" w:themeTint="66"/>
+        <w:bottom w:val="single" w:sz="4" w:space="0" w:color="E5B8B7" w:themeColor="accent2" w:themeTint="66"/>
+        <w:right w:val="single" w:sz="4" w:space="0" w:color="E5B8B7" w:themeColor="accent2" w:themeTint="66"/>
+        <w:insideH w:val="single" w:sz="4" w:space="0" w:color="E5B8B7" w:themeColor="accent2" w:themeTint="66"/>
+        <w:insideV w:val="single" w:sz="4" w:space="0" w:color="E5B8B7" w:themeColor="accent2" w:themeTint="66"/>
+      </w:tblBorders>
+    </w:tblPr>
+    <w:tblStylePr w:type="firstRow">
+      <w:rPr>
+        <w:b/>
+        <w:bCs/>
+      </w:rPr>
+      <w:tblPr/>
+      <w:tcPr>
+        <w:tcBorders>
+          <w:bottom w:val="single" w:sz="12" w:space="0" w:color="D99594" w:themeColor="accent2" w:themeTint="99"/>
+        </w:tcBorders>
+      </w:tcPr>
+    </w:tblStylePr>
+    <w:tblStylePr w:type="lastRow">
+      <w:rPr>
+        <w:b/>
+        <w:bCs/>
+      </w:rPr>
+      <w:tblPr/>
+      <w:tcPr>
+        <w:tcBorders>
+          <w:top w:val="double" w:sz="2" w:space="0" w:color="D99594" w:themeColor="accent2" w:themeTint="99"/>
+        </w:tcBorders>
+      </w:tcPr>
+    </w:tblStylePr>
+    <w:tblStylePr w:type="firstCol">
+      <w:rPr>
+        <w:b/>
+        <w:bCs/>
+      </w:rPr>
+    </w:tblStylePr>
+    <w:tblStylePr w:type="lastCol">
+      <w:rPr>
+        <w:b/>
+        <w:bCs/>
+      </w:rPr>
+    </w:tblStylePr>
+  </w:style>
+  <w:style w:type="table" w:styleId="GridTable2-Accent1">
+    <w:name w:val="Grid Table 2 Accent 1"/>
+    <w:basedOn w:val="TableNormal"/>
+    <w:uiPriority w:val="47"/>
+    <w:rsid w:val="007D4393"/>
+    <w:pPr>
+      <w:spacing w:after="0" w:line="240" w:lineRule="auto"/>
+    </w:pPr>
+    <w:tblPr>
+      <w:tblStyleRowBandSize w:val="1"/>
+      <w:tblStyleColBandSize w:val="1"/>
+      <w:tblBorders>
+        <w:top w:val="single" w:sz="2" w:space="0" w:color="95B3D7" w:themeColor="accent1" w:themeTint="99"/>
+        <w:bottom w:val="single" w:sz="2" w:space="0" w:color="95B3D7" w:themeColor="accent1" w:themeTint="99"/>
+        <w:insideH w:val="single" w:sz="2" w:space="0" w:color="95B3D7" w:themeColor="accent1" w:themeTint="99"/>
+        <w:insideV w:val="single" w:sz="2" w:space="0" w:color="95B3D7" w:themeColor="accent1" w:themeTint="99"/>
+      </w:tblBorders>
+    </w:tblPr>
+    <w:tblStylePr w:type="firstRow">
+      <w:rPr>
+        <w:b/>
+        <w:bCs/>
+      </w:rPr>
+      <w:tblPr/>
+      <w:tcPr>
+        <w:tcBorders>
+          <w:top w:val="nil"/>
+          <w:bottom w:val="single" w:sz="12" w:space="0" w:color="95B3D7" w:themeColor="accent1" w:themeTint="99"/>
+          <w:insideH w:val="nil"/>
+          <w:insideV w:val="nil"/>
+        </w:tcBorders>
+        <w:shd w:val="clear" w:color="auto" w:fill="FFFFFF" w:themeFill="background1"/>
+      </w:tcPr>
+    </w:tblStylePr>
+    <w:tblStylePr w:type="lastRow">
+      <w:rPr>
+        <w:b/>
+        <w:bCs/>
+      </w:rPr>
+      <w:tblPr/>
+      <w:tcPr>
+        <w:tcBorders>
+          <w:top w:val="double" w:sz="2" w:space="0" w:color="95B3D7" w:themeColor="accent1" w:themeTint="99"/>
+          <w:bottom w:val="nil"/>
+          <w:insideH w:val="nil"/>
+          <w:insideV w:val="nil"/>
+        </w:tcBorders>
+        <w:shd w:val="clear" w:color="auto" w:fill="FFFFFF" w:themeFill="background1"/>
+      </w:tcPr>
+    </w:tblStylePr>
+    <w:tblStylePr w:type="firstCol">
+      <w:rPr>
+        <w:b/>
+        <w:bCs/>
+      </w:rPr>
+    </w:tblStylePr>
+    <w:tblStylePr w:type="lastCol">
+      <w:rPr>
+        <w:b/>
+        <w:bCs/>
+      </w:rPr>
+    </w:tblStylePr>
+    <w:tblStylePr w:type="band1Vert">
+      <w:tblPr/>
+      <w:tcPr>
+        <w:shd w:val="clear" w:color="auto" w:fill="DBE5F1" w:themeFill="accent1" w:themeFillTint="33"/>
+      </w:tcPr>
+    </w:tblStylePr>
+    <w:tblStylePr w:type="band1Horz">
+      <w:tblPr/>
+      <w:tcPr>
+        <w:shd w:val="clear" w:color="auto" w:fill="DBE5F1" w:themeFill="accent1" w:themeFillTint="33"/>
+      </w:tcPr>
+    </w:tblStylePr>
+  </w:style>
+  <w:style w:type="table" w:styleId="GridTable5Dark-Accent1">
+    <w:name w:val="Grid Table 5 Dark Accent 1"/>
+    <w:basedOn w:val="TableNormal"/>
+    <w:uiPriority w:val="50"/>
+    <w:rsid w:val="007D4393"/>
+    <w:pPr>
+      <w:spacing w:after="0" w:line="240" w:lineRule="auto"/>
+    </w:pPr>
+    <w:tblPr>
+      <w:tblStyleRowBandSize w:val="1"/>
+      <w:tblStyleColBandSize w:val="1"/>
+      <w:tblBorders>
+        <w:top w:val="single" w:sz="4" w:space="0" w:color="FFFFFF" w:themeColor="background1"/>
+        <w:left w:val="single" w:sz="4" w:space="0" w:color="FFFFFF" w:themeColor="background1"/>
+        <w:bottom w:val="single" w:sz="4" w:space="0" w:color="FFFFFF" w:themeColor="background1"/>
+        <w:right w:val="single" w:sz="4" w:space="0" w:color="FFFFFF" w:themeColor="background1"/>
+        <w:insideH w:val="single" w:sz="4" w:space="0" w:color="FFFFFF" w:themeColor="background1"/>
+        <w:insideV w:val="single" w:sz="4" w:space="0" w:color="FFFFFF" w:themeColor="background1"/>
+      </w:tblBorders>
+    </w:tblPr>
+    <w:tcPr>
+      <w:shd w:val="clear" w:color="auto" w:fill="DBE5F1" w:themeFill="accent1" w:themeFillTint="33"/>
+    </w:tcPr>
+    <w:tblStylePr w:type="firstRow">
+      <w:rPr>
+        <w:b/>
+        <w:bCs/>
+        <w:color w:val="FFFFFF" w:themeColor="background1"/>
+      </w:rPr>
+      <w:tblPr/>
+      <w:tcPr>
+        <w:tcBorders>
+          <w:top w:val="single" w:sz="4" w:space="0" w:color="FFFFFF" w:themeColor="background1"/>
+          <w:left w:val="single" w:sz="4" w:space="0" w:color="FFFFFF" w:themeColor="background1"/>
+          <w:right w:val="single" w:sz="4" w:space="0" w:color="FFFFFF" w:themeColor="background1"/>
+          <w:insideH w:val="nil"/>
+          <w:insideV w:val="nil"/>
+        </w:tcBorders>
+        <w:shd w:val="clear" w:color="auto" w:fill="4F81BD" w:themeFill="accent1"/>
+      </w:tcPr>
+    </w:tblStylePr>
+    <w:tblStylePr w:type="lastRow">
+      <w:rPr>
+        <w:b/>
+        <w:bCs/>
+        <w:color w:val="FFFFFF" w:themeColor="background1"/>
+      </w:rPr>
+      <w:tblPr/>
+      <w:tcPr>
+        <w:tcBorders>
+          <w:left w:val="single" w:sz="4" w:space="0" w:color="FFFFFF" w:themeColor="background1"/>
+          <w:bottom w:val="single" w:sz="4" w:space="0" w:color="FFFFFF" w:themeColor="background1"/>
+          <w:right w:val="single" w:sz="4" w:space="0" w:color="FFFFFF" w:themeColor="background1"/>
+          <w:insideH w:val="nil"/>
+          <w:insideV w:val="nil"/>
+        </w:tcBorders>
+        <w:shd w:val="clear" w:color="auto" w:fill="4F81BD" w:themeFill="accent1"/>
+      </w:tcPr>
+    </w:tblStylePr>
+    <w:tblStylePr w:type="firstCol">
+      <w:rPr>
+        <w:b/>
+        <w:bCs/>
+        <w:color w:val="FFFFFF" w:themeColor="background1"/>
+      </w:rPr>
+      <w:tblPr/>
+      <w:tcPr>
+        <w:tcBorders>
+          <w:top w:val="single" w:sz="4" w:space="0" w:color="FFFFFF" w:themeColor="background1"/>
+          <w:left w:val="single" w:sz="4" w:space="0" w:color="FFFFFF" w:themeColor="background1"/>
+          <w:bottom w:val="single" w:sz="4" w:space="0" w:color="FFFFFF" w:themeColor="background1"/>
+          <w:insideV w:val="nil"/>
+        </w:tcBorders>
+        <w:shd w:val="clear" w:color="auto" w:fill="4F81BD" w:themeFill="accent1"/>
+      </w:tcPr>
+    </w:tblStylePr>
+    <w:tblStylePr w:type="lastCol">
+      <w:rPr>
+        <w:b/>
+        <w:bCs/>
+        <w:color w:val="FFFFFF" w:themeColor="background1"/>
+      </w:rPr>
+      <w:tblPr/>
+      <w:tcPr>
+        <w:tcBorders>
+          <w:top w:val="single" w:sz="4" w:space="0" w:color="FFFFFF" w:themeColor="background1"/>
+          <w:bottom w:val="single" w:sz="4" w:space="0" w:color="FFFFFF" w:themeColor="background1"/>
+          <w:right w:val="single" w:sz="4" w:space="0" w:color="FFFFFF" w:themeColor="background1"/>
+          <w:insideV w:val="nil"/>
+        </w:tcBorders>
+        <w:shd w:val="clear" w:color="auto" w:fill="4F81BD" w:themeFill="accent1"/>
+      </w:tcPr>
+    </w:tblStylePr>
+    <w:tblStylePr w:type="band1Vert">
+      <w:tblPr/>
+      <w:tcPr>
+        <w:shd w:val="clear" w:color="auto" w:fill="B8CCE4" w:themeFill="accent1" w:themeFillTint="66"/>
+      </w:tcPr>
+    </w:tblStylePr>
+    <w:tblStylePr w:type="band1Horz">
+      <w:tblPr/>
+      <w:tcPr>
+        <w:shd w:val="clear" w:color="auto" w:fill="B8CCE4" w:themeFill="accent1" w:themeFillTint="66"/>
+      </w:tcPr>
+    </w:tblStylePr>
+  </w:style>
+  <w:style w:type="table" w:styleId="GridTable6Colorful-Accent1">
+    <w:name w:val="Grid Table 6 Colorful Accent 1"/>
+    <w:basedOn w:val="TableNormal"/>
+    <w:uiPriority w:val="51"/>
+    <w:rsid w:val="00131FAC"/>
+    <w:pPr>
+      <w:spacing w:after="0" w:line="240" w:lineRule="auto"/>
+    </w:pPr>
+    <w:rPr>
+      <w:color w:val="365F91" w:themeColor="accent1" w:themeShade="BF"/>
+    </w:rPr>
+    <w:tblPr>
+      <w:tblStyleRowBandSize w:val="1"/>
+      <w:tblStyleColBandSize w:val="1"/>
+      <w:tblBorders>
+        <w:top w:val="single" w:sz="4" w:space="0" w:color="95B3D7" w:themeColor="accent1" w:themeTint="99"/>
+        <w:left w:val="single" w:sz="4" w:space="0" w:color="95B3D7" w:themeColor="accent1" w:themeTint="99"/>
+        <w:bottom w:val="single" w:sz="4" w:space="0" w:color="95B3D7" w:themeColor="accent1" w:themeTint="99"/>
+        <w:right w:val="single" w:sz="4" w:space="0" w:color="95B3D7" w:themeColor="accent1" w:themeTint="99"/>
+        <w:insideH w:val="single" w:sz="4" w:space="0" w:color="95B3D7" w:themeColor="accent1" w:themeTint="99"/>
+        <w:insideV w:val="single" w:sz="4" w:space="0" w:color="95B3D7" w:themeColor="accent1" w:themeTint="99"/>
+      </w:tblBorders>
+    </w:tblPr>
+    <w:tblStylePr w:type="firstRow">
+      <w:rPr>
+        <w:b/>
+        <w:bCs/>
+      </w:rPr>
+      <w:tblPr/>
+      <w:tcPr>
+        <w:tcBorders>
+          <w:bottom w:val="single" w:sz="12" w:space="0" w:color="95B3D7" w:themeColor="accent1" w:themeTint="99"/>
+        </w:tcBorders>
+      </w:tcPr>
+    </w:tblStylePr>
+    <w:tblStylePr w:type="lastRow">
+      <w:rPr>
+        <w:b/>
+        <w:bCs/>
+      </w:rPr>
+      <w:tblPr/>
+      <w:tcPr>
+        <w:tcBorders>
+          <w:top w:val="double" w:sz="4" w:space="0" w:color="95B3D7" w:themeColor="accent1" w:themeTint="99"/>
+        </w:tcBorders>
+      </w:tcPr>
+    </w:tblStylePr>
+    <w:tblStylePr w:type="firstCol">
+      <w:rPr>
+        <w:b/>
+        <w:bCs/>
+      </w:rPr>
+    </w:tblStylePr>
+    <w:tblStylePr w:type="lastCol">
+      <w:rPr>
+        <w:b/>
+        <w:bCs/>
+      </w:rPr>
+    </w:tblStylePr>
+    <w:tblStylePr w:type="band1Vert">
+      <w:tblPr/>
+      <w:tcPr>
+        <w:shd w:val="clear" w:color="auto" w:fill="DBE5F1" w:themeFill="accent1" w:themeFillTint="33"/>
+      </w:tcPr>
+    </w:tblStylePr>
+    <w:tblStylePr w:type="band1Horz">
+      <w:tblPr/>
+      <w:tcPr>
+        <w:shd w:val="clear" w:color="auto" w:fill="DBE5F1" w:themeFill="accent1" w:themeFillTint="33"/>
+      </w:tcPr>
+    </w:tblStylePr>
+  </w:style>
+  <w:style w:type="character" w:styleId="Hyperlink">
+    <w:name w:val="Hyperlink"/>
+    <w:basedOn w:val="DefaultParagraphFont"/>
+    <w:uiPriority w:val="99"/>
+    <w:unhideWhenUsed/>
+    <w:rsid w:val="00AE361C"/>
+    <w:rPr>
+      <w:color w:val="0000FF" w:themeColor="hyperlink"/>
+      <w:u w:val="single"/>
+    </w:rPr>
+  </w:style>
+  <w:style w:type="character" w:styleId="UnresolvedMention">
+    <w:name w:val="Unresolved Mention"/>
+    <w:basedOn w:val="DefaultParagraphFont"/>
+    <w:uiPriority w:val="99"/>
+    <w:semiHidden/>
+    <w:unhideWhenUsed/>
+    <w:rsid w:val="00AE361C"/>
+    <w:rPr>
+      <w:color w:val="605E5C"/>
+      <w:shd w:val="clear" w:color="auto" w:fill="E1DFDD"/>
+    </w:rPr>
+  </w:style>
 </w:styles>
 </file>
 

--- a/ClothingClassifier_Model_Development_Report.docx
+++ b/ClothingClassifier_Model_Development_Report.docx
@@ -38,11 +38,19 @@
           <w:sz w:val="22"/>
         </w:rPr>
       </w:pPr>
+      <w:proofErr w:type="spellStart"/>
       <w:r>
         <w:rPr>
           <w:sz w:val="22"/>
         </w:rPr>
-        <w:t xml:space="preserve">Capston Project </w:t>
+        <w:t>Capston</w:t>
+      </w:r>
+      <w:proofErr w:type="spellEnd"/>
+      <w:r>
+        <w:rPr>
+          <w:sz w:val="22"/>
+        </w:rPr>
+        <w:t xml:space="preserve"> Project </w:t>
       </w:r>
       <w:r>
         <w:rPr>
@@ -219,12 +227,21 @@
                 <w:szCs w:val="18"/>
               </w:rPr>
             </w:pPr>
+            <w:proofErr w:type="spellStart"/>
             <w:r>
               <w:rPr>
                 <w:sz w:val="18"/>
                 <w:szCs w:val="18"/>
               </w:rPr>
-              <w:t xml:space="preserve">Github Repository Link: </w:t>
+              <w:t>Github</w:t>
+            </w:r>
+            <w:proofErr w:type="spellEnd"/>
+            <w:r>
+              <w:rPr>
+                <w:sz w:val="18"/>
+                <w:szCs w:val="18"/>
+              </w:rPr>
+              <w:t xml:space="preserve"> Repository Link: </w:t>
             </w:r>
           </w:p>
         </w:tc>
@@ -300,6 +317,7 @@
                 <w:szCs w:val="18"/>
               </w:rPr>
             </w:pPr>
+            <w:proofErr w:type="spellStart"/>
             <w:r>
               <w:rPr>
                 <w:sz w:val="18"/>
@@ -314,6 +332,7 @@
               </w:rPr>
               <w:t>Classifier.ipynb</w:t>
             </w:r>
+            <w:proofErr w:type="spellEnd"/>
             <w:r>
               <w:rPr>
                 <w:sz w:val="18"/>
@@ -387,6 +406,7 @@
                 <w:bCs w:val="0"/>
               </w:rPr>
             </w:pPr>
+            <w:proofErr w:type="spellStart"/>
             <w:r>
               <w:rPr>
                 <w:sz w:val="18"/>
@@ -395,7 +415,11 @@
               <w:t>S</w:t>
             </w:r>
             <w:r>
-              <w:t>treamlit Application</w:t>
+              <w:t>treamlit</w:t>
+            </w:r>
+            <w:proofErr w:type="spellEnd"/>
+            <w:r>
+              <w:t xml:space="preserve"> Application</w:t>
             </w:r>
           </w:p>
         </w:tc>
@@ -411,12 +435,22 @@
                 <w:szCs w:val="18"/>
               </w:rPr>
             </w:pPr>
+            <w:hyperlink r:id="rId9" w:history="1">
+              <w:r>
+                <w:rPr>
+                  <w:rStyle w:val="Hyperlink"/>
+                  <w:sz w:val="18"/>
+                  <w:szCs w:val="18"/>
+                </w:rPr>
+                <w:t>https://outfitclassifier.streamlit.app/</w:t>
+              </w:r>
+            </w:hyperlink>
             <w:r>
               <w:rPr>
                 <w:sz w:val="18"/>
                 <w:szCs w:val="18"/>
               </w:rPr>
-              <w:t>Model is too large to upload to GitHub</w:t>
+              <w:t xml:space="preserve"> </w:t>
             </w:r>
           </w:p>
         </w:tc>
@@ -522,7 +556,15 @@
         <w:pStyle w:val="ListBullet"/>
       </w:pPr>
       <w:r>
-        <w:t>Which VGG16, ResNet50, or EfficientNet configuration generalizes best?</w:t>
+        <w:t xml:space="preserve">Which VGG16, ResNet50, or </w:t>
+      </w:r>
+      <w:proofErr w:type="spellStart"/>
+      <w:r>
+        <w:t>EfficientNet</w:t>
+      </w:r>
+      <w:proofErr w:type="spellEnd"/>
+      <w:r>
+        <w:t xml:space="preserve"> configuration generalizes best?</w:t>
       </w:r>
     </w:p>
     <w:p>
@@ -601,7 +643,15 @@
     </w:p>
     <w:p>
       <w:r>
-        <w:t>The notebook reads images.csv with pandas. Columns are image, sender_id, label, and kids. The raw dataset has 5,403 records and 20 labels. Image paths are formed as .\images\&lt;image-id&gt;.jpg.</w:t>
+        <w:t xml:space="preserve">The notebook reads images.csv with pandas. Columns are image, </w:t>
+      </w:r>
+      <w:proofErr w:type="spellStart"/>
+      <w:r>
+        <w:t>sender_id</w:t>
+      </w:r>
+      <w:proofErr w:type="spellEnd"/>
+      <w:r>
+        <w:t>, label, and kids. The raw dataset has 5,403 records and 20 labels. Image paths are formed as .\images\&lt;image-id&gt;.jpg.</w:t>
       </w:r>
     </w:p>
     <w:tbl>
@@ -992,7 +1042,15 @@
               <w:cnfStyle w:val="000000000000" w:firstRow="0" w:lastRow="0" w:firstColumn="0" w:lastColumn="0" w:oddVBand="0" w:evenVBand="0" w:oddHBand="0" w:evenHBand="0" w:firstRowFirstColumn="0" w:firstRowLastColumn="0" w:lastRowFirstColumn="0" w:lastRowLastColumn="0"/>
             </w:pPr>
             <w:r>
-              <w:t>3,968 / 993 (80% / 20%), stratified, random_state=42</w:t>
+              <w:t xml:space="preserve">3,968 / 993 (80% / 20%), stratified, </w:t>
+            </w:r>
+            <w:proofErr w:type="spellStart"/>
+            <w:r>
+              <w:t>random_state</w:t>
+            </w:r>
+            <w:proofErr w:type="spellEnd"/>
+            <w:r>
+              <w:t>=42</w:t>
             </w:r>
           </w:p>
         </w:tc>
@@ -1125,12 +1183,14 @@
             <w:pPr>
               <w:cnfStyle w:val="000000100000" w:firstRow="0" w:lastRow="0" w:firstColumn="0" w:lastColumn="0" w:oddVBand="0" w:evenVBand="0" w:oddHBand="1" w:evenHBand="0" w:firstRowFirstColumn="0" w:firstRowLastColumn="0" w:lastRowFirstColumn="0" w:lastRowLastColumn="0"/>
             </w:pPr>
+            <w:proofErr w:type="spellStart"/>
             <w:r>
               <w:rPr>
                 <w:sz w:val="16"/>
               </w:rPr>
               <w:t>Longsleeve</w:t>
             </w:r>
+            <w:proofErr w:type="spellEnd"/>
           </w:p>
         </w:tc>
         <w:tc>
@@ -1579,7 +1639,15 @@
         <w:pStyle w:val="ListBullet"/>
       </w:pPr>
       <w:r>
-        <w:t>Shuffle with random_state=42 before image loading.</w:t>
+        <w:t xml:space="preserve">Shuffle with </w:t>
+      </w:r>
+      <w:proofErr w:type="spellStart"/>
+      <w:r>
+        <w:t>random_state</w:t>
+      </w:r>
+      <w:proofErr w:type="spellEnd"/>
+      <w:r>
+        <w:t>=42 before image loading.</w:t>
       </w:r>
     </w:p>
     <w:p>
@@ -1603,7 +1671,15 @@
         <w:pStyle w:val="ListBullet"/>
       </w:pPr>
       <w:r>
-        <w:t>Encode labels with LabelEncoder and one-hot encode for categorical cross-entropy.</w:t>
+        <w:t xml:space="preserve">Encode labels with </w:t>
+      </w:r>
+      <w:proofErr w:type="spellStart"/>
+      <w:r>
+        <w:t>LabelEncoder</w:t>
+      </w:r>
+      <w:proofErr w:type="spellEnd"/>
+      <w:r>
+        <w:t xml:space="preserve"> and one-hot encode for categorical cross-entropy.</w:t>
       </w:r>
     </w:p>
     <w:p>
@@ -1611,7 +1687,15 @@
         <w:pStyle w:val="ListBullet"/>
       </w:pPr>
       <w:r>
-        <w:t>Split stratified 80:20 with random_state=42.</w:t>
+        <w:t xml:space="preserve">Split stratified 80:20 with </w:t>
+      </w:r>
+      <w:proofErr w:type="spellStart"/>
+      <w:r>
+        <w:t>random_state</w:t>
+      </w:r>
+      <w:proofErr w:type="spellEnd"/>
+      <w:r>
+        <w:t>=42.</w:t>
       </w:r>
     </w:p>
     <w:p>
@@ -1915,7 +1999,63 @@
               <w:rPr>
                 <w:szCs w:val="20"/>
               </w:rPr>
-              <w:t>Custom CNN; EarlyStopping on val_accuracy (patience 10), ReduceLROnPlateau, Adam 1e-3; up to 30 epochs. Its checkpoint uses mode="min" for val_accuracy and should be corrected to mode="max".</w:t>
+              <w:t xml:space="preserve">Custom CNN; </w:t>
+            </w:r>
+            <w:proofErr w:type="spellStart"/>
+            <w:r>
+              <w:rPr>
+                <w:szCs w:val="20"/>
+              </w:rPr>
+              <w:t>EarlyStopping</w:t>
+            </w:r>
+            <w:proofErr w:type="spellEnd"/>
+            <w:r>
+              <w:rPr>
+                <w:szCs w:val="20"/>
+              </w:rPr>
+              <w:t xml:space="preserve"> on </w:t>
+            </w:r>
+            <w:proofErr w:type="spellStart"/>
+            <w:r>
+              <w:rPr>
+                <w:szCs w:val="20"/>
+              </w:rPr>
+              <w:t>val_accuracy</w:t>
+            </w:r>
+            <w:proofErr w:type="spellEnd"/>
+            <w:r>
+              <w:rPr>
+                <w:szCs w:val="20"/>
+              </w:rPr>
+              <w:t xml:space="preserve"> (patience 10), </w:t>
+            </w:r>
+            <w:proofErr w:type="spellStart"/>
+            <w:r>
+              <w:rPr>
+                <w:szCs w:val="20"/>
+              </w:rPr>
+              <w:t>ReduceLROnPlateau</w:t>
+            </w:r>
+            <w:proofErr w:type="spellEnd"/>
+            <w:r>
+              <w:rPr>
+                <w:szCs w:val="20"/>
+              </w:rPr>
+              <w:t xml:space="preserve">, Adam 1e-3; up to 30 epochs. Its checkpoint uses mode="min" for </w:t>
+            </w:r>
+            <w:proofErr w:type="spellStart"/>
+            <w:r>
+              <w:rPr>
+                <w:szCs w:val="20"/>
+              </w:rPr>
+              <w:t>val_accuracy</w:t>
+            </w:r>
+            <w:proofErr w:type="spellEnd"/>
+            <w:r>
+              <w:rPr>
+                <w:szCs w:val="20"/>
+              </w:rPr>
+              <w:t xml:space="preserve"> and should be corrected to mode="max".</w:t>
             </w:r>
           </w:p>
         </w:tc>
@@ -2036,7 +2176,49 @@
               <w:rPr>
                 <w:szCs w:val="20"/>
               </w:rPr>
-              <w:t>Augmentation, GlobalAveragePooling2D, BatchNormalization, Dense(128), Dropout(.6), ImageNet VGG16, Adam 1e-4, EarlyStopping, ReduceLROnPlateau, checkpoint. The freeze loop precedes a new backbone instantiation and therefore is not applied to that new model.</w:t>
+              <w:t xml:space="preserve">Augmentation, GlobalAveragePooling2D, </w:t>
+            </w:r>
+            <w:proofErr w:type="spellStart"/>
+            <w:r>
+              <w:rPr>
+                <w:szCs w:val="20"/>
+              </w:rPr>
+              <w:t>BatchNormalization</w:t>
+            </w:r>
+            <w:proofErr w:type="spellEnd"/>
+            <w:r>
+              <w:rPr>
+                <w:szCs w:val="20"/>
+              </w:rPr>
+              <w:t xml:space="preserve">, Dense(128), Dropout(.6), ImageNet VGG16, Adam 1e-4, </w:t>
+            </w:r>
+            <w:proofErr w:type="spellStart"/>
+            <w:r>
+              <w:rPr>
+                <w:szCs w:val="20"/>
+              </w:rPr>
+              <w:t>EarlyStopping</w:t>
+            </w:r>
+            <w:proofErr w:type="spellEnd"/>
+            <w:r>
+              <w:rPr>
+                <w:szCs w:val="20"/>
+              </w:rPr>
+              <w:t xml:space="preserve">, </w:t>
+            </w:r>
+            <w:proofErr w:type="spellStart"/>
+            <w:r>
+              <w:rPr>
+                <w:szCs w:val="20"/>
+              </w:rPr>
+              <w:t>ReduceLROnPlateau</w:t>
+            </w:r>
+            <w:proofErr w:type="spellEnd"/>
+            <w:r>
+              <w:rPr>
+                <w:szCs w:val="20"/>
+              </w:rPr>
+              <w:t>, checkpoint. The freeze loop precedes a new backbone instantiation and therefore is not applied to that new model.</w:t>
             </w:r>
           </w:p>
         </w:tc>
@@ -2163,7 +2345,35 @@
               <w:rPr>
                 <w:szCs w:val="20"/>
               </w:rPr>
-              <w:t>ImageNet EfficientNetB0 with global pooling, Dense(512), Dropout(.5), augmentation, Adam 1e-4, EarlyStopping, ReduceLROnPlateau, checkpoint</w:t>
+              <w:t xml:space="preserve">ImageNet EfficientNetB0 with global pooling, Dense(512), Dropout(.5), augmentation, Adam 1e-4, </w:t>
+            </w:r>
+            <w:proofErr w:type="spellStart"/>
+            <w:r>
+              <w:rPr>
+                <w:szCs w:val="20"/>
+              </w:rPr>
+              <w:t>EarlyStopping</w:t>
+            </w:r>
+            <w:proofErr w:type="spellEnd"/>
+            <w:r>
+              <w:rPr>
+                <w:szCs w:val="20"/>
+              </w:rPr>
+              <w:t xml:space="preserve">, </w:t>
+            </w:r>
+            <w:proofErr w:type="spellStart"/>
+            <w:r>
+              <w:rPr>
+                <w:szCs w:val="20"/>
+              </w:rPr>
+              <w:t>ReduceLROnPlateau</w:t>
+            </w:r>
+            <w:proofErr w:type="spellEnd"/>
+            <w:r>
+              <w:rPr>
+                <w:szCs w:val="20"/>
+              </w:rPr>
+              <w:t>, checkpoint</w:t>
             </w:r>
           </w:p>
         </w:tc>
@@ -2178,11 +2388,19 @@
                 <w:szCs w:val="20"/>
               </w:rPr>
             </w:pPr>
-            <w:r>
-              <w:rPr>
-                <w:szCs w:val="20"/>
-              </w:rPr>
-              <w:t>EfficientNet comparison</w:t>
+            <w:proofErr w:type="spellStart"/>
+            <w:r>
+              <w:rPr>
+                <w:szCs w:val="20"/>
+              </w:rPr>
+              <w:t>EfficientNet</w:t>
+            </w:r>
+            <w:proofErr w:type="spellEnd"/>
+            <w:r>
+              <w:rPr>
+                <w:szCs w:val="20"/>
+              </w:rPr>
+              <w:t xml:space="preserve"> comparison</w:t>
             </w:r>
           </w:p>
         </w:tc>
@@ -2201,24 +2419,55 @@
       <w:pPr>
         <w:pStyle w:val="ListBullet"/>
       </w:pPr>
+      <w:proofErr w:type="spellStart"/>
       <w:r>
-        <w:t>ImageDataGenerator applies rotation, zoom, and horizontal flip.</w:t>
+        <w:t>ImageDataGenerator</w:t>
+      </w:r>
+      <w:proofErr w:type="spellEnd"/>
+      <w:r>
+        <w:t xml:space="preserve"> applies rotation, zoom, and horizontal flip.</w:t>
       </w:r>
     </w:p>
     <w:p>
       <w:pPr>
         <w:pStyle w:val="ListBullet"/>
       </w:pPr>
+      <w:proofErr w:type="spellStart"/>
       <w:r>
-        <w:t>EarlyStopping restores best weights; ReduceLROnPlateau lowers learning rate when validation stalls.</w:t>
+        <w:t>EarlyStopping</w:t>
+      </w:r>
+      <w:proofErr w:type="spellEnd"/>
+      <w:r>
+        <w:t xml:space="preserve"> restores best weights; </w:t>
+      </w:r>
+      <w:proofErr w:type="spellStart"/>
+      <w:r>
+        <w:t>ReduceLROnPlateau</w:t>
+      </w:r>
+      <w:proofErr w:type="spellEnd"/>
+      <w:r>
+        <w:t xml:space="preserve"> lowers learning rate when validation stalls.</w:t>
       </w:r>
     </w:p>
     <w:p>
       <w:pPr>
         <w:pStyle w:val="ListBullet"/>
       </w:pPr>
+      <w:proofErr w:type="spellStart"/>
       <w:r>
-        <w:t>ModelCheckpoint saves the best validation-accuracy artifact for transfer-learning runs; the Tuned CNN checkpoint currently uses mode="min" with val_accuracy and should use mode="max".</w:t>
+        <w:t>ModelCheckpoint</w:t>
+      </w:r>
+      <w:proofErr w:type="spellEnd"/>
+      <w:r>
+        <w:t xml:space="preserve"> saves the best validation-accuracy artifact for transfer-learning runs; the Tuned CNN checkpoint currently uses mode="min" with </w:t>
+      </w:r>
+      <w:proofErr w:type="spellStart"/>
+      <w:r>
+        <w:t>val_accuracy</w:t>
+      </w:r>
+      <w:proofErr w:type="spellEnd"/>
+      <w:r>
+        <w:t xml:space="preserve"> and should use mode="max".</w:t>
       </w:r>
     </w:p>
     <w:p>
@@ -2247,7 +2496,15 @@
     </w:p>
     <w:p>
       <w:r>
-        <w:t>This table reproduces the final ranking dataframe generated in the notebook. Accuracy and loss are the best observed values for each run and are rounded to four decimals.</w:t>
+        <w:t xml:space="preserve">This table reproduces the final ranking </w:t>
+      </w:r>
+      <w:proofErr w:type="spellStart"/>
+      <w:r>
+        <w:t>dataframe</w:t>
+      </w:r>
+      <w:proofErr w:type="spellEnd"/>
+      <w:r>
+        <w:t xml:space="preserve"> generated in the notebook. Accuracy and loss are the best observed values for each run and are rounded to four decimals.</w:t>
       </w:r>
     </w:p>
     <w:tbl>
@@ -3837,7 +4094,21 @@
               <w:rPr>
                 <w:szCs w:val="20"/>
               </w:rPr>
-              <w:t>Global average pooling, batch normalization, Dense(128), Dropout(.6), softmax over 14 classes</w:t>
+              <w:t xml:space="preserve">Global average pooling, batch normalization, Dense(128), Dropout(.6), </w:t>
+            </w:r>
+            <w:proofErr w:type="spellStart"/>
+            <w:r>
+              <w:rPr>
+                <w:szCs w:val="20"/>
+              </w:rPr>
+              <w:t>softmax</w:t>
+            </w:r>
+            <w:proofErr w:type="spellEnd"/>
+            <w:r>
+              <w:rPr>
+                <w:szCs w:val="20"/>
+              </w:rPr>
+              <w:t xml:space="preserve"> over 14 classes</w:t>
             </w:r>
           </w:p>
         </w:tc>
@@ -3873,7 +4144,15 @@
         <w:pStyle w:val="ListBullet"/>
       </w:pPr>
       <w:r>
-        <w:t>The class distribution is imbalanced; T-Shirt (1,011), Longsleeve (699), and Pants (692) dominate, while Hoodie (100) and Blazer (109) have the least retained examples.</w:t>
+        <w:t xml:space="preserve">The class distribution is imbalanced; T-Shirt (1,011), </w:t>
+      </w:r>
+      <w:proofErr w:type="spellStart"/>
+      <w:r>
+        <w:t>Longsleeve</w:t>
+      </w:r>
+      <w:proofErr w:type="spellEnd"/>
+      <w:r>
+        <w:t xml:space="preserve"> (699), and Pants (692) dominate, while Hoodie (100) and Blazer (109) have the least retained examples.</w:t>
       </w:r>
     </w:p>
     <w:p>
@@ -3977,7 +4256,15 @@
         <w:pStyle w:val="ListBullet"/>
       </w:pPr>
       <w:r>
-        <w:t>Return top class and confidence; route low-confidence images for human review.</w:t>
+        <w:t xml:space="preserve">Return </w:t>
+      </w:r>
+      <w:proofErr w:type="spellStart"/>
+      <w:r>
+        <w:t>top</w:t>
+      </w:r>
+      <w:proofErr w:type="spellEnd"/>
+      <w:r>
+        <w:t xml:space="preserve"> class and confidence; route low-confidence images for human review.</w:t>
       </w:r>
     </w:p>
     <w:p>
@@ -3993,7 +4280,15 @@
         <w:pStyle w:val="ListBullet"/>
       </w:pPr>
       <w:r>
-        <w:t>Keep the LabelEncoder class order with the model artifact.</w:t>
+        <w:t xml:space="preserve">Keep the </w:t>
+      </w:r>
+      <w:proofErr w:type="spellStart"/>
+      <w:r>
+        <w:t>LabelEncoder</w:t>
+      </w:r>
+      <w:proofErr w:type="spellEnd"/>
+      <w:r>
+        <w:t xml:space="preserve"> class order with the model artifact.</w:t>
       </w:r>
     </w:p>
     <w:p>
@@ -4270,8 +4565,16 @@
               <w:rPr>
                 <w:szCs w:val="20"/>
               </w:rPr>
-              <w:t>TensorFlow / Keras</w:t>
-            </w:r>
+              <w:t xml:space="preserve">TensorFlow / </w:t>
+            </w:r>
+            <w:proofErr w:type="spellStart"/>
+            <w:r>
+              <w:rPr>
+                <w:szCs w:val="20"/>
+              </w:rPr>
+              <w:t>Keras</w:t>
+            </w:r>
+            <w:proofErr w:type="spellEnd"/>
           </w:p>
         </w:tc>
       </w:tr>
@@ -4389,11 +4692,33 @@
                 <w:szCs w:val="20"/>
               </w:rPr>
             </w:pPr>
-            <w:r>
-              <w:rPr>
-                <w:szCs w:val="20"/>
-              </w:rPr>
-              <w:t>Keras .keras checkpoints</w:t>
+            <w:proofErr w:type="spellStart"/>
+            <w:r>
+              <w:rPr>
+                <w:szCs w:val="20"/>
+              </w:rPr>
+              <w:t>Keras</w:t>
+            </w:r>
+            <w:proofErr w:type="spellEnd"/>
+            <w:r>
+              <w:rPr>
+                <w:szCs w:val="20"/>
+              </w:rPr>
+              <w:t xml:space="preserve"> .</w:t>
+            </w:r>
+            <w:proofErr w:type="spellStart"/>
+            <w:r>
+              <w:rPr>
+                <w:szCs w:val="20"/>
+              </w:rPr>
+              <w:t>keras</w:t>
+            </w:r>
+            <w:proofErr w:type="spellEnd"/>
+            <w:r>
+              <w:rPr>
+                <w:szCs w:val="20"/>
+              </w:rPr>
+              <w:t xml:space="preserve"> checkpoints</w:t>
             </w:r>
           </w:p>
         </w:tc>
@@ -4423,13 +4748,21 @@
     </w:p>
     <w:p>
       <w:r>
-        <w:t>Blazer, Dress, Hat, Hoodie, Longsleeve, Outwear, Pants, Polo, Shirt, Shoes, Shorts, Skirt, T-Shirt, Undershirt.</w:t>
+        <w:t xml:space="preserve">Blazer, Dress, Hat, Hoodie, </w:t>
+      </w:r>
+      <w:proofErr w:type="spellStart"/>
+      <w:r>
+        <w:t>Longsleeve</w:t>
+      </w:r>
+      <w:proofErr w:type="spellEnd"/>
+      <w:r>
+        <w:t>, Outwear, Pants, Polo, Shirt, Shoes, Shorts, Skirt, T-Shirt, Undershirt.</w:t>
       </w:r>
     </w:p>
     <w:p/>
     <w:p/>
     <w:sectPr>
-      <w:footerReference w:type="default" r:id="rId9"/>
+      <w:footerReference w:type="default" r:id="rId10"/>
       <w:pgSz w:w="12240" w:h="15840"/>
       <w:pgMar w:top="936" w:right="1008" w:bottom="936" w:left="1008" w:header="720" w:footer="720" w:gutter="0"/>
       <w:cols w:space="720"/>
@@ -5314,7 +5647,6 @@
   <w:style w:type="character" w:default="1" w:styleId="DefaultParagraphFont">
     <w:name w:val="Default Paragraph Font"/>
     <w:uiPriority w:val="1"/>
-    <w:semiHidden/>
     <w:unhideWhenUsed/>
   </w:style>
   <w:style w:type="table" w:default="1" w:styleId="TableNormal">
